--- a/Araz B Karimi Portfolio.docx
+++ b/Araz B Karimi Portfolio.docx
@@ -5,6 +5,7 @@
     <w:p>
       <w:pPr>
         <w:pStyle w:val="Title"/>
+        <w:jc w:val="center"/>
       </w:pPr>
       <w:r>
         <w:t>Skills</w:t>
@@ -13,6 +14,7 @@
     <w:p>
       <w:pPr>
         <w:pStyle w:val="Heading1"/>
+        <w:jc w:val="center"/>
       </w:pPr>
       <w:r>
         <w:t>Power System Analysis</w:t>
@@ -21,7 +23,7 @@
     <w:tbl>
       <w:tblPr>
         <w:tblW w:w="0" w:type="auto"/>
-        <w:tblInd w:w="108" w:type="dxa"/>
+        <w:jc w:val="center"/>
         <w:tblBorders>
           <w:top w:val="single" w:sz="4" w:space="0" w:color="auto"/>
           <w:left w:val="single" w:sz="4" w:space="0" w:color="auto"/>
@@ -39,6 +41,7 @@
       <w:tr>
         <w:trPr>
           <w:trHeight w:val="840"/>
+          <w:jc w:val="center"/>
         </w:trPr>
         <w:tc>
           <w:tcPr>
@@ -109,6 +112,7 @@
       <w:tr>
         <w:trPr>
           <w:trHeight w:val="280"/>
+          <w:jc w:val="center"/>
         </w:trPr>
         <w:tc>
           <w:tcPr>
@@ -166,6 +170,7 @@
       <w:tr>
         <w:trPr>
           <w:trHeight w:val="280"/>
+          <w:jc w:val="center"/>
         </w:trPr>
         <w:tc>
           <w:tcPr>
@@ -223,6 +228,7 @@
       <w:tr>
         <w:trPr>
           <w:trHeight w:val="280"/>
+          <w:jc w:val="center"/>
         </w:trPr>
         <w:tc>
           <w:tcPr>
@@ -280,6 +286,7 @@
       <w:tr>
         <w:trPr>
           <w:trHeight w:val="280"/>
+          <w:jc w:val="center"/>
         </w:trPr>
         <w:tc>
           <w:tcPr>
@@ -337,6 +344,7 @@
       <w:tr>
         <w:trPr>
           <w:trHeight w:val="280"/>
+          <w:jc w:val="center"/>
         </w:trPr>
         <w:tc>
           <w:tcPr>
@@ -394,6 +402,7 @@
       <w:tr>
         <w:trPr>
           <w:trHeight w:val="280"/>
+          <w:jc w:val="center"/>
         </w:trPr>
         <w:tc>
           <w:tcPr>
@@ -451,6 +460,7 @@
       <w:tr>
         <w:trPr>
           <w:trHeight w:val="280"/>
+          <w:jc w:val="center"/>
         </w:trPr>
         <w:tc>
           <w:tcPr>
@@ -508,6 +518,7 @@
       <w:tr>
         <w:trPr>
           <w:trHeight w:val="280"/>
+          <w:jc w:val="center"/>
         </w:trPr>
         <w:tc>
           <w:tcPr>
@@ -565,6 +576,7 @@
       <w:tr>
         <w:trPr>
           <w:trHeight w:val="280"/>
+          <w:jc w:val="center"/>
         </w:trPr>
         <w:tc>
           <w:tcPr>
@@ -622,6 +634,7 @@
       <w:tr>
         <w:trPr>
           <w:trHeight w:val="280"/>
+          <w:jc w:val="center"/>
         </w:trPr>
         <w:tc>
           <w:tcPr>
@@ -679,6 +692,7 @@
       <w:tr>
         <w:trPr>
           <w:trHeight w:val="280"/>
+          <w:jc w:val="center"/>
         </w:trPr>
         <w:tc>
           <w:tcPr>
@@ -736,6 +750,7 @@
       <w:tr>
         <w:trPr>
           <w:trHeight w:val="280"/>
+          <w:jc w:val="center"/>
         </w:trPr>
         <w:tc>
           <w:tcPr>
@@ -793,6 +808,7 @@
       <w:tr>
         <w:trPr>
           <w:trHeight w:val="280"/>
+          <w:jc w:val="center"/>
         </w:trPr>
         <w:tc>
           <w:tcPr>
@@ -848,6 +864,7 @@
       <w:tr>
         <w:trPr>
           <w:trHeight w:val="280"/>
+          <w:jc w:val="center"/>
         </w:trPr>
         <w:tc>
           <w:tcPr>
@@ -903,6 +920,7 @@
       <w:tr>
         <w:trPr>
           <w:trHeight w:val="280"/>
+          <w:jc w:val="center"/>
         </w:trPr>
         <w:tc>
           <w:tcPr>
@@ -958,6 +976,7 @@
       <w:tr>
         <w:trPr>
           <w:trHeight w:val="280"/>
+          <w:jc w:val="center"/>
         </w:trPr>
         <w:tc>
           <w:tcPr>
@@ -1013,6 +1032,7 @@
       <w:tr>
         <w:trPr>
           <w:trHeight w:val="280"/>
+          <w:jc w:val="center"/>
         </w:trPr>
         <w:tc>
           <w:tcPr>
@@ -1068,6 +1088,7 @@
       <w:tr>
         <w:trPr>
           <w:trHeight w:val="280"/>
+          <w:jc w:val="center"/>
         </w:trPr>
         <w:tc>
           <w:tcPr>
@@ -1132,6 +1153,7 @@
       <w:tr>
         <w:trPr>
           <w:trHeight w:val="280"/>
+          <w:jc w:val="center"/>
         </w:trPr>
         <w:tc>
           <w:tcPr>
@@ -1196,6 +1218,7 @@
       <w:tr>
         <w:trPr>
           <w:trHeight w:val="280"/>
+          <w:jc w:val="center"/>
         </w:trPr>
         <w:tc>
           <w:tcPr>
@@ -1251,6 +1274,7 @@
       <w:tr>
         <w:trPr>
           <w:trHeight w:val="280"/>
+          <w:jc w:val="center"/>
         </w:trPr>
         <w:tc>
           <w:tcPr>
@@ -1306,6 +1330,7 @@
       <w:tr>
         <w:trPr>
           <w:trHeight w:val="280"/>
+          <w:jc w:val="center"/>
         </w:trPr>
         <w:tc>
           <w:tcPr>
@@ -1361,6 +1386,7 @@
       <w:tr>
         <w:trPr>
           <w:trHeight w:val="280"/>
+          <w:jc w:val="center"/>
         </w:trPr>
         <w:tc>
           <w:tcPr>
@@ -1425,6 +1451,7 @@
       <w:tr>
         <w:trPr>
           <w:trHeight w:val="280"/>
+          <w:jc w:val="center"/>
         </w:trPr>
         <w:tc>
           <w:tcPr>
@@ -1480,6 +1507,7 @@
       <w:tr>
         <w:trPr>
           <w:trHeight w:val="280"/>
+          <w:jc w:val="center"/>
         </w:trPr>
         <w:tc>
           <w:tcPr>
@@ -1537,6 +1565,7 @@
       <w:tr>
         <w:trPr>
           <w:trHeight w:val="280"/>
+          <w:jc w:val="center"/>
         </w:trPr>
         <w:tc>
           <w:tcPr>
@@ -1592,6 +1621,7 @@
       <w:tr>
         <w:trPr>
           <w:trHeight w:val="280"/>
+          <w:jc w:val="center"/>
         </w:trPr>
         <w:tc>
           <w:tcPr>
@@ -1647,13 +1677,13 @@
     </w:tbl>
     <w:p>
       <w:pPr>
-        <w:pStyle w:val="Heading1"/>
+        <w:jc w:val="center"/>
       </w:pPr>
     </w:p>
     <w:tbl>
       <w:tblPr>
         <w:tblW w:w="6106" w:type="dxa"/>
-        <w:tblInd w:w="108" w:type="dxa"/>
+        <w:jc w:val="center"/>
         <w:tblBorders>
           <w:top w:val="single" w:sz="4" w:space="0" w:color="auto"/>
           <w:left w:val="single" w:sz="4" w:space="0" w:color="auto"/>
@@ -1671,6 +1701,7 @@
       <w:tr>
         <w:trPr>
           <w:trHeight w:val="840"/>
+          <w:jc w:val="center"/>
         </w:trPr>
         <w:tc>
           <w:tcPr>
@@ -1748,6 +1779,7 @@
       <w:tr>
         <w:trPr>
           <w:trHeight w:val="280"/>
+          <w:jc w:val="center"/>
         </w:trPr>
         <w:tc>
           <w:tcPr>
@@ -1804,6 +1836,7 @@
       <w:tr>
         <w:trPr>
           <w:trHeight w:val="280"/>
+          <w:jc w:val="center"/>
         </w:trPr>
         <w:tc>
           <w:tcPr>
@@ -1860,6 +1893,7 @@
       <w:tr>
         <w:trPr>
           <w:trHeight w:val="280"/>
+          <w:jc w:val="center"/>
         </w:trPr>
         <w:tc>
           <w:tcPr>
@@ -1900,6 +1934,7 @@
       <w:tr>
         <w:trPr>
           <w:trHeight w:val="280"/>
+          <w:jc w:val="center"/>
         </w:trPr>
         <w:tc>
           <w:tcPr>
@@ -1922,7 +1957,6 @@
                 <w:rFonts w:ascii="Times New Roman" w:eastAsia="Times New Roman" w:hAnsi="Times New Roman" w:cs="Times New Roman"/>
                 <w:color w:val="000000"/>
               </w:rPr>
-              <w:lastRenderedPageBreak/>
               <w:t>ETAP</w:t>
             </w:r>
           </w:p>
@@ -1955,6 +1989,7 @@
       <w:tr>
         <w:trPr>
           <w:trHeight w:val="280"/>
+          <w:jc w:val="center"/>
         </w:trPr>
         <w:tc>
           <w:tcPr>
@@ -1977,6 +2012,7 @@
                 <w:rFonts w:ascii="Times New Roman" w:eastAsia="Times New Roman" w:hAnsi="Times New Roman" w:cs="Times New Roman"/>
                 <w:color w:val="000000"/>
               </w:rPr>
+              <w:lastRenderedPageBreak/>
               <w:t>SKM</w:t>
             </w:r>
           </w:p>
@@ -2009,6 +2045,7 @@
       <w:tr>
         <w:trPr>
           <w:trHeight w:val="280"/>
+          <w:jc w:val="center"/>
         </w:trPr>
         <w:tc>
           <w:tcPr>
@@ -2072,6 +2109,7 @@
       <w:tr>
         <w:trPr>
           <w:trHeight w:val="280"/>
+          <w:jc w:val="center"/>
         </w:trPr>
         <w:tc>
           <w:tcPr>
@@ -2126,6 +2164,7 @@
       <w:tr>
         <w:trPr>
           <w:trHeight w:val="280"/>
+          <w:jc w:val="center"/>
         </w:trPr>
         <w:tc>
           <w:tcPr>
@@ -2180,6 +2219,7 @@
       <w:tr>
         <w:trPr>
           <w:trHeight w:val="280"/>
+          <w:jc w:val="center"/>
         </w:trPr>
         <w:tc>
           <w:tcPr>
@@ -2234,6 +2274,7 @@
       <w:tr>
         <w:trPr>
           <w:trHeight w:val="280"/>
+          <w:jc w:val="center"/>
         </w:trPr>
         <w:tc>
           <w:tcPr>
@@ -2290,6 +2331,7 @@
       <w:tr>
         <w:trPr>
           <w:trHeight w:val="280"/>
+          <w:jc w:val="center"/>
         </w:trPr>
         <w:tc>
           <w:tcPr>
@@ -2346,6 +2388,7 @@
       <w:tr>
         <w:trPr>
           <w:trHeight w:val="280"/>
+          <w:jc w:val="center"/>
         </w:trPr>
         <w:tc>
           <w:tcPr>
@@ -2402,6 +2445,7 @@
       <w:tr>
         <w:trPr>
           <w:trHeight w:val="280"/>
+          <w:jc w:val="center"/>
         </w:trPr>
         <w:tc>
           <w:tcPr>
@@ -2456,6 +2500,7 @@
       <w:tr>
         <w:trPr>
           <w:trHeight w:val="280"/>
+          <w:jc w:val="center"/>
         </w:trPr>
         <w:tc>
           <w:tcPr>
@@ -2512,6 +2557,7 @@
       <w:tr>
         <w:trPr>
           <w:trHeight w:val="280"/>
+          <w:jc w:val="center"/>
         </w:trPr>
         <w:tc>
           <w:tcPr>
@@ -2568,10 +2614,15 @@
         </w:tc>
       </w:tr>
     </w:tbl>
-    <w:p/>
+    <w:p>
+      <w:pPr>
+        <w:jc w:val="center"/>
+      </w:pPr>
+    </w:p>
     <w:p>
       <w:pPr>
         <w:pStyle w:val="Heading1"/>
+        <w:jc w:val="center"/>
       </w:pPr>
       <w:r>
         <w:t>Power System Desing</w:t>
@@ -2580,7 +2631,7 @@
     <w:tbl>
       <w:tblPr>
         <w:tblW w:w="5089" w:type="dxa"/>
-        <w:tblInd w:w="113" w:type="dxa"/>
+        <w:jc w:val="center"/>
         <w:tblBorders>
           <w:top w:val="single" w:sz="4" w:space="0" w:color="auto"/>
           <w:left w:val="single" w:sz="4" w:space="0" w:color="auto"/>
@@ -2598,6 +2649,7 @@
       <w:tr>
         <w:trPr>
           <w:trHeight w:val="840"/>
+          <w:jc w:val="center"/>
         </w:trPr>
         <w:tc>
           <w:tcPr>
@@ -2610,6 +2662,7 @@
           <w:p>
             <w:pPr>
               <w:spacing w:after="0" w:line="240" w:lineRule="auto"/>
+              <w:jc w:val="center"/>
               <w:rPr>
                 <w:rFonts w:ascii="Times New Roman" w:eastAsia="Times New Roman" w:hAnsi="Times New Roman" w:cs="Times New Roman"/>
                 <w:color w:val="000000"/>
@@ -2661,6 +2714,7 @@
       <w:tr>
         <w:trPr>
           <w:trHeight w:val="280"/>
+          <w:jc w:val="center"/>
         </w:trPr>
         <w:tc>
           <w:tcPr>
@@ -2673,6 +2727,7 @@
           <w:p>
             <w:pPr>
               <w:spacing w:after="0" w:line="240" w:lineRule="auto"/>
+              <w:jc w:val="center"/>
               <w:rPr>
                 <w:rFonts w:ascii="Times New Roman" w:eastAsia="Times New Roman" w:hAnsi="Times New Roman" w:cs="Times New Roman"/>
                 <w:color w:val="000000"/>
@@ -2717,6 +2772,7 @@
       <w:tr>
         <w:trPr>
           <w:trHeight w:val="280"/>
+          <w:jc w:val="center"/>
         </w:trPr>
         <w:tc>
           <w:tcPr>
@@ -2729,6 +2785,7 @@
           <w:p>
             <w:pPr>
               <w:spacing w:after="0" w:line="240" w:lineRule="auto"/>
+              <w:jc w:val="center"/>
               <w:rPr>
                 <w:rFonts w:ascii="Times New Roman" w:eastAsia="Times New Roman" w:hAnsi="Times New Roman" w:cs="Times New Roman"/>
                 <w:color w:val="000000"/>
@@ -2789,6 +2846,7 @@
       <w:tr>
         <w:trPr>
           <w:trHeight w:val="280"/>
+          <w:jc w:val="center"/>
         </w:trPr>
         <w:tc>
           <w:tcPr>
@@ -2800,6 +2858,7 @@
           <w:p>
             <w:pPr>
               <w:spacing w:after="0" w:line="240" w:lineRule="auto"/>
+              <w:jc w:val="center"/>
               <w:rPr>
                 <w:rFonts w:ascii="Times New Roman" w:eastAsia="Times New Roman" w:hAnsi="Times New Roman" w:cs="Times New Roman"/>
                 <w:color w:val="000000"/>
@@ -2843,6 +2902,7 @@
       <w:tr>
         <w:trPr>
           <w:trHeight w:val="280"/>
+          <w:jc w:val="center"/>
         </w:trPr>
         <w:tc>
           <w:tcPr>
@@ -2854,6 +2914,7 @@
           <w:p>
             <w:pPr>
               <w:spacing w:after="0" w:line="240" w:lineRule="auto"/>
+              <w:jc w:val="center"/>
               <w:rPr>
                 <w:rFonts w:ascii="Times New Roman" w:eastAsia="Times New Roman" w:hAnsi="Times New Roman" w:cs="Times New Roman"/>
                 <w:color w:val="000000"/>
@@ -2897,6 +2958,7 @@
       <w:tr>
         <w:trPr>
           <w:trHeight w:val="280"/>
+          <w:jc w:val="center"/>
         </w:trPr>
         <w:tc>
           <w:tcPr>
@@ -2908,6 +2970,7 @@
           <w:p>
             <w:pPr>
               <w:spacing w:after="0" w:line="240" w:lineRule="auto"/>
+              <w:jc w:val="center"/>
               <w:rPr>
                 <w:rFonts w:ascii="Times New Roman" w:eastAsia="Times New Roman" w:hAnsi="Times New Roman" w:cs="Times New Roman"/>
                 <w:color w:val="000000"/>
@@ -2951,6 +3014,7 @@
       <w:tr>
         <w:trPr>
           <w:trHeight w:val="280"/>
+          <w:jc w:val="center"/>
         </w:trPr>
         <w:tc>
           <w:tcPr>
@@ -2962,6 +3026,7 @@
           <w:p>
             <w:pPr>
               <w:spacing w:after="0" w:line="240" w:lineRule="auto"/>
+              <w:jc w:val="center"/>
               <w:rPr>
                 <w:rFonts w:ascii="Times New Roman" w:eastAsia="Times New Roman" w:hAnsi="Times New Roman" w:cs="Times New Roman"/>
                 <w:color w:val="000000"/>
@@ -3005,6 +3070,7 @@
       <w:tr>
         <w:trPr>
           <w:trHeight w:val="280"/>
+          <w:jc w:val="center"/>
         </w:trPr>
         <w:tc>
           <w:tcPr>
@@ -3016,6 +3082,7 @@
           <w:p>
             <w:pPr>
               <w:spacing w:after="0" w:line="240" w:lineRule="auto"/>
+              <w:jc w:val="center"/>
               <w:rPr>
                 <w:rFonts w:ascii="Times New Roman" w:eastAsia="Times New Roman" w:hAnsi="Times New Roman" w:cs="Times New Roman"/>
                 <w:color w:val="000000"/>
@@ -3059,6 +3126,7 @@
       <w:tr>
         <w:trPr>
           <w:trHeight w:val="280"/>
+          <w:jc w:val="center"/>
         </w:trPr>
         <w:tc>
           <w:tcPr>
@@ -3070,6 +3138,7 @@
           <w:p>
             <w:pPr>
               <w:spacing w:after="0" w:line="240" w:lineRule="auto"/>
+              <w:jc w:val="center"/>
               <w:rPr>
                 <w:rFonts w:ascii="Times New Roman" w:eastAsia="Times New Roman" w:hAnsi="Times New Roman" w:cs="Times New Roman"/>
                 <w:color w:val="000000"/>
@@ -3113,6 +3182,7 @@
       <w:tr>
         <w:trPr>
           <w:trHeight w:val="280"/>
+          <w:jc w:val="center"/>
         </w:trPr>
         <w:tc>
           <w:tcPr>
@@ -3124,6 +3194,7 @@
           <w:p>
             <w:pPr>
               <w:spacing w:after="0" w:line="240" w:lineRule="auto"/>
+              <w:jc w:val="center"/>
               <w:rPr>
                 <w:rFonts w:ascii="Times New Roman" w:eastAsia="Times New Roman" w:hAnsi="Times New Roman" w:cs="Times New Roman"/>
                 <w:color w:val="000000"/>
@@ -3167,6 +3238,7 @@
       <w:tr>
         <w:trPr>
           <w:trHeight w:val="280"/>
+          <w:jc w:val="center"/>
         </w:trPr>
         <w:tc>
           <w:tcPr>
@@ -3178,6 +3250,7 @@
           <w:p>
             <w:pPr>
               <w:spacing w:after="0" w:line="240" w:lineRule="auto"/>
+              <w:jc w:val="center"/>
               <w:rPr>
                 <w:rFonts w:ascii="Times New Roman" w:eastAsia="Times New Roman" w:hAnsi="Times New Roman" w:cs="Times New Roman"/>
                 <w:color w:val="000000"/>
@@ -3221,6 +3294,7 @@
       <w:tr>
         <w:trPr>
           <w:trHeight w:val="280"/>
+          <w:jc w:val="center"/>
         </w:trPr>
         <w:tc>
           <w:tcPr>
@@ -3232,6 +3306,7 @@
           <w:p>
             <w:pPr>
               <w:spacing w:after="0" w:line="240" w:lineRule="auto"/>
+              <w:jc w:val="center"/>
               <w:rPr>
                 <w:rFonts w:ascii="Times New Roman" w:eastAsia="Times New Roman" w:hAnsi="Times New Roman" w:cs="Times New Roman"/>
                 <w:color w:val="000000"/>
@@ -3275,6 +3350,7 @@
       <w:tr>
         <w:trPr>
           <w:trHeight w:val="280"/>
+          <w:jc w:val="center"/>
         </w:trPr>
         <w:tc>
           <w:tcPr>
@@ -3286,6 +3362,7 @@
           <w:p>
             <w:pPr>
               <w:spacing w:after="0" w:line="240" w:lineRule="auto"/>
+              <w:jc w:val="center"/>
               <w:rPr>
                 <w:rFonts w:ascii="Times New Roman" w:eastAsia="Times New Roman" w:hAnsi="Times New Roman" w:cs="Times New Roman"/>
                 <w:color w:val="000000"/>
@@ -3329,6 +3406,7 @@
       <w:tr>
         <w:trPr>
           <w:trHeight w:val="280"/>
+          <w:jc w:val="center"/>
         </w:trPr>
         <w:tc>
           <w:tcPr>
@@ -3340,6 +3418,7 @@
           <w:p>
             <w:pPr>
               <w:spacing w:after="0" w:line="240" w:lineRule="auto"/>
+              <w:jc w:val="center"/>
               <w:rPr>
                 <w:rFonts w:ascii="Times New Roman" w:eastAsia="Times New Roman" w:hAnsi="Times New Roman" w:cs="Times New Roman"/>
                 <w:color w:val="000000"/>
@@ -3383,6 +3462,7 @@
       <w:tr>
         <w:trPr>
           <w:trHeight w:val="280"/>
+          <w:jc w:val="center"/>
         </w:trPr>
         <w:tc>
           <w:tcPr>
@@ -3394,6 +3474,7 @@
           <w:p>
             <w:pPr>
               <w:spacing w:after="0" w:line="240" w:lineRule="auto"/>
+              <w:jc w:val="center"/>
               <w:rPr>
                 <w:rFonts w:ascii="Times New Roman" w:eastAsia="Times New Roman" w:hAnsi="Times New Roman" w:cs="Times New Roman"/>
                 <w:color w:val="000000"/>
@@ -3437,6 +3518,7 @@
       <w:tr>
         <w:trPr>
           <w:trHeight w:val="280"/>
+          <w:jc w:val="center"/>
         </w:trPr>
         <w:tc>
           <w:tcPr>
@@ -3448,6 +3530,7 @@
           <w:p>
             <w:pPr>
               <w:spacing w:after="0" w:line="240" w:lineRule="auto"/>
+              <w:jc w:val="center"/>
               <w:rPr>
                 <w:rFonts w:ascii="Times New Roman" w:eastAsia="Times New Roman" w:hAnsi="Times New Roman" w:cs="Times New Roman"/>
                 <w:color w:val="000000"/>
@@ -3491,6 +3574,7 @@
       <w:tr>
         <w:trPr>
           <w:trHeight w:val="280"/>
+          <w:jc w:val="center"/>
         </w:trPr>
         <w:tc>
           <w:tcPr>
@@ -3502,6 +3586,7 @@
           <w:p>
             <w:pPr>
               <w:spacing w:after="0" w:line="240" w:lineRule="auto"/>
+              <w:jc w:val="center"/>
               <w:rPr>
                 <w:rFonts w:ascii="Times New Roman" w:eastAsia="Times New Roman" w:hAnsi="Times New Roman" w:cs="Times New Roman"/>
                 <w:color w:val="000000"/>
@@ -3545,6 +3630,7 @@
       <w:tr>
         <w:trPr>
           <w:trHeight w:val="280"/>
+          <w:jc w:val="center"/>
         </w:trPr>
         <w:tc>
           <w:tcPr>
@@ -3556,6 +3642,7 @@
           <w:p>
             <w:pPr>
               <w:spacing w:after="0" w:line="240" w:lineRule="auto"/>
+              <w:jc w:val="center"/>
               <w:rPr>
                 <w:rFonts w:ascii="Times New Roman" w:eastAsia="Times New Roman" w:hAnsi="Times New Roman" w:cs="Times New Roman"/>
                 <w:color w:val="000000"/>
@@ -3599,6 +3686,7 @@
       <w:tr>
         <w:trPr>
           <w:trHeight w:val="280"/>
+          <w:jc w:val="center"/>
         </w:trPr>
         <w:tc>
           <w:tcPr>
@@ -3610,6 +3698,7 @@
           <w:p>
             <w:pPr>
               <w:spacing w:after="0" w:line="240" w:lineRule="auto"/>
+              <w:jc w:val="center"/>
               <w:rPr>
                 <w:rFonts w:ascii="Times New Roman" w:eastAsia="Times New Roman" w:hAnsi="Times New Roman" w:cs="Times New Roman"/>
                 <w:color w:val="000000"/>
@@ -3653,6 +3742,7 @@
       <w:tr>
         <w:trPr>
           <w:trHeight w:val="280"/>
+          <w:jc w:val="center"/>
         </w:trPr>
         <w:tc>
           <w:tcPr>
@@ -3664,6 +3754,7 @@
           <w:p>
             <w:pPr>
               <w:spacing w:after="0" w:line="240" w:lineRule="auto"/>
+              <w:jc w:val="center"/>
               <w:rPr>
                 <w:rFonts w:ascii="Times New Roman" w:eastAsia="Times New Roman" w:hAnsi="Times New Roman" w:cs="Times New Roman"/>
                 <w:color w:val="000000"/>
@@ -3707,6 +3798,7 @@
       <w:tr>
         <w:trPr>
           <w:trHeight w:val="280"/>
+          <w:jc w:val="center"/>
         </w:trPr>
         <w:tc>
           <w:tcPr>
@@ -3718,6 +3810,7 @@
           <w:p>
             <w:pPr>
               <w:spacing w:after="0" w:line="240" w:lineRule="auto"/>
+              <w:jc w:val="center"/>
               <w:rPr>
                 <w:rFonts w:ascii="Times New Roman" w:eastAsia="Times New Roman" w:hAnsi="Times New Roman" w:cs="Times New Roman"/>
                 <w:color w:val="000000"/>
@@ -3770,6 +3863,7 @@
       <w:tr>
         <w:trPr>
           <w:trHeight w:val="280"/>
+          <w:jc w:val="center"/>
         </w:trPr>
         <w:tc>
           <w:tcPr>
@@ -3781,6 +3875,7 @@
           <w:p>
             <w:pPr>
               <w:spacing w:after="0" w:line="240" w:lineRule="auto"/>
+              <w:jc w:val="center"/>
               <w:rPr>
                 <w:rFonts w:ascii="Times New Roman" w:eastAsia="Times New Roman" w:hAnsi="Times New Roman" w:cs="Times New Roman"/>
                 <w:color w:val="000000"/>
@@ -3824,6 +3919,7 @@
       <w:tr>
         <w:trPr>
           <w:trHeight w:val="280"/>
+          <w:jc w:val="center"/>
         </w:trPr>
         <w:tc>
           <w:tcPr>
@@ -3835,6 +3931,7 @@
           <w:p>
             <w:pPr>
               <w:spacing w:after="0" w:line="240" w:lineRule="auto"/>
+              <w:jc w:val="center"/>
               <w:rPr>
                 <w:rFonts w:ascii="Times New Roman" w:eastAsia="Times New Roman" w:hAnsi="Times New Roman" w:cs="Times New Roman"/>
                 <w:color w:val="000000"/>
@@ -3878,6 +3975,7 @@
       <w:tr>
         <w:trPr>
           <w:trHeight w:val="280"/>
+          <w:jc w:val="center"/>
         </w:trPr>
         <w:tc>
           <w:tcPr>
@@ -3889,6 +3987,7 @@
           <w:p>
             <w:pPr>
               <w:spacing w:after="0" w:line="240" w:lineRule="auto"/>
+              <w:jc w:val="center"/>
               <w:rPr>
                 <w:rFonts w:ascii="Times New Roman" w:eastAsia="Times New Roman" w:hAnsi="Times New Roman" w:cs="Times New Roman"/>
                 <w:color w:val="000000"/>
@@ -3932,6 +4031,7 @@
       <w:tr>
         <w:trPr>
           <w:trHeight w:val="280"/>
+          <w:jc w:val="center"/>
         </w:trPr>
         <w:tc>
           <w:tcPr>
@@ -3943,6 +4043,7 @@
           <w:p>
             <w:pPr>
               <w:spacing w:after="0" w:line="240" w:lineRule="auto"/>
+              <w:jc w:val="center"/>
               <w:rPr>
                 <w:rFonts w:ascii="Times New Roman" w:eastAsia="Times New Roman" w:hAnsi="Times New Roman" w:cs="Times New Roman"/>
                 <w:color w:val="000000"/>
@@ -3986,6 +4087,7 @@
       <w:tr>
         <w:trPr>
           <w:trHeight w:val="280"/>
+          <w:jc w:val="center"/>
         </w:trPr>
         <w:tc>
           <w:tcPr>
@@ -3997,17 +4099,17 @@
           <w:p>
             <w:pPr>
               <w:spacing w:after="0" w:line="240" w:lineRule="auto"/>
-              <w:rPr>
-                <w:rFonts w:ascii="Times New Roman" w:eastAsia="Times New Roman" w:hAnsi="Times New Roman" w:cs="Times New Roman"/>
-                <w:color w:val="000000"/>
-              </w:rPr>
-            </w:pPr>
-            <w:r>
-              <w:rPr>
-                <w:rFonts w:ascii="Times New Roman" w:eastAsia="Times New Roman" w:hAnsi="Times New Roman" w:cs="Times New Roman"/>
-                <w:color w:val="000000"/>
-              </w:rPr>
-              <w:lastRenderedPageBreak/>
+              <w:jc w:val="center"/>
+              <w:rPr>
+                <w:rFonts w:ascii="Times New Roman" w:eastAsia="Times New Roman" w:hAnsi="Times New Roman" w:cs="Times New Roman"/>
+                <w:color w:val="000000"/>
+              </w:rPr>
+            </w:pPr>
+            <w:r>
+              <w:rPr>
+                <w:rFonts w:ascii="Times New Roman" w:eastAsia="Times New Roman" w:hAnsi="Times New Roman" w:cs="Times New Roman"/>
+                <w:color w:val="000000"/>
+              </w:rPr>
               <w:t>Controller Design</w:t>
             </w:r>
           </w:p>
@@ -4041,6 +4143,7 @@
       <w:tr>
         <w:trPr>
           <w:trHeight w:val="280"/>
+          <w:jc w:val="center"/>
         </w:trPr>
         <w:tc>
           <w:tcPr>
@@ -4052,16 +4155,18 @@
           <w:p>
             <w:pPr>
               <w:spacing w:after="0" w:line="240" w:lineRule="auto"/>
-              <w:rPr>
-                <w:rFonts w:ascii="Times New Roman" w:eastAsia="Times New Roman" w:hAnsi="Times New Roman" w:cs="Times New Roman"/>
-                <w:color w:val="000000"/>
-              </w:rPr>
-            </w:pPr>
-            <w:r>
-              <w:rPr>
-                <w:rFonts w:ascii="Times New Roman" w:eastAsia="Times New Roman" w:hAnsi="Times New Roman" w:cs="Times New Roman"/>
-                <w:color w:val="000000"/>
-              </w:rPr>
+              <w:jc w:val="center"/>
+              <w:rPr>
+                <w:rFonts w:ascii="Times New Roman" w:eastAsia="Times New Roman" w:hAnsi="Times New Roman" w:cs="Times New Roman"/>
+                <w:color w:val="000000"/>
+              </w:rPr>
+            </w:pPr>
+            <w:r>
+              <w:rPr>
+                <w:rFonts w:ascii="Times New Roman" w:eastAsia="Times New Roman" w:hAnsi="Times New Roman" w:cs="Times New Roman"/>
+                <w:color w:val="000000"/>
+              </w:rPr>
+              <w:lastRenderedPageBreak/>
               <w:t>Control House Design</w:t>
             </w:r>
           </w:p>
@@ -4095,6 +4200,7 @@
       <w:tr>
         <w:trPr>
           <w:trHeight w:val="280"/>
+          <w:jc w:val="center"/>
         </w:trPr>
         <w:tc>
           <w:tcPr>
@@ -4106,6 +4212,7 @@
           <w:p>
             <w:pPr>
               <w:spacing w:after="0" w:line="240" w:lineRule="auto"/>
+              <w:jc w:val="center"/>
               <w:rPr>
                 <w:rFonts w:ascii="Times New Roman" w:eastAsia="Times New Roman" w:hAnsi="Times New Roman" w:cs="Times New Roman"/>
                 <w:color w:val="000000"/>
@@ -4149,6 +4256,7 @@
       <w:tr>
         <w:trPr>
           <w:trHeight w:val="280"/>
+          <w:jc w:val="center"/>
         </w:trPr>
         <w:tc>
           <w:tcPr>
@@ -4160,6 +4268,7 @@
           <w:p>
             <w:pPr>
               <w:spacing w:after="0" w:line="240" w:lineRule="auto"/>
+              <w:jc w:val="center"/>
               <w:rPr>
                 <w:rFonts w:ascii="Times New Roman" w:eastAsia="Times New Roman" w:hAnsi="Times New Roman" w:cs="Times New Roman"/>
                 <w:color w:val="000000"/>
@@ -4203,6 +4312,7 @@
       <w:tr>
         <w:trPr>
           <w:trHeight w:val="280"/>
+          <w:jc w:val="center"/>
         </w:trPr>
         <w:tc>
           <w:tcPr>
@@ -4214,6 +4324,7 @@
           <w:p>
             <w:pPr>
               <w:spacing w:after="0" w:line="240" w:lineRule="auto"/>
+              <w:jc w:val="center"/>
               <w:rPr>
                 <w:rFonts w:ascii="Times New Roman" w:eastAsia="Times New Roman" w:hAnsi="Times New Roman" w:cs="Times New Roman"/>
                 <w:color w:val="000000"/>
@@ -4257,6 +4368,7 @@
       <w:tr>
         <w:trPr>
           <w:trHeight w:val="280"/>
+          <w:jc w:val="center"/>
         </w:trPr>
         <w:tc>
           <w:tcPr>
@@ -4268,6 +4380,7 @@
           <w:p>
             <w:pPr>
               <w:spacing w:after="0" w:line="240" w:lineRule="auto"/>
+              <w:jc w:val="center"/>
               <w:rPr>
                 <w:rFonts w:ascii="Times New Roman" w:eastAsia="Times New Roman" w:hAnsi="Times New Roman" w:cs="Times New Roman"/>
                 <w:color w:val="000000"/>
@@ -4311,6 +4424,7 @@
       <w:tr>
         <w:trPr>
           <w:trHeight w:val="280"/>
+          <w:jc w:val="center"/>
         </w:trPr>
         <w:tc>
           <w:tcPr>
@@ -4322,6 +4436,7 @@
           <w:p>
             <w:pPr>
               <w:spacing w:after="0" w:line="240" w:lineRule="auto"/>
+              <w:jc w:val="center"/>
               <w:rPr>
                 <w:rFonts w:ascii="Times New Roman" w:eastAsia="Times New Roman" w:hAnsi="Times New Roman" w:cs="Times New Roman"/>
                 <w:color w:val="000000"/>
@@ -4365,6 +4480,7 @@
       <w:tr>
         <w:trPr>
           <w:trHeight w:val="280"/>
+          <w:jc w:val="center"/>
         </w:trPr>
         <w:tc>
           <w:tcPr>
@@ -4376,6 +4492,7 @@
           <w:p>
             <w:pPr>
               <w:spacing w:after="0" w:line="240" w:lineRule="auto"/>
+              <w:jc w:val="center"/>
               <w:rPr>
                 <w:rFonts w:ascii="Times New Roman" w:eastAsia="Times New Roman" w:hAnsi="Times New Roman" w:cs="Times New Roman"/>
                 <w:color w:val="000000"/>
@@ -4419,6 +4536,7 @@
       <w:tr>
         <w:trPr>
           <w:trHeight w:val="280"/>
+          <w:jc w:val="center"/>
         </w:trPr>
         <w:tc>
           <w:tcPr>
@@ -4430,6 +4548,7 @@
           <w:p>
             <w:pPr>
               <w:spacing w:after="0" w:line="240" w:lineRule="auto"/>
+              <w:jc w:val="center"/>
               <w:rPr>
                 <w:rFonts w:ascii="Times New Roman" w:eastAsia="Times New Roman" w:hAnsi="Times New Roman" w:cs="Times New Roman"/>
                 <w:color w:val="000000"/>
@@ -4473,13 +4592,13 @@
     </w:tbl>
     <w:p>
       <w:pPr>
-        <w:pStyle w:val="Heading1"/>
+        <w:jc w:val="center"/>
       </w:pPr>
     </w:p>
     <w:tbl>
       <w:tblPr>
         <w:tblW w:w="7147" w:type="dxa"/>
-        <w:tblInd w:w="113" w:type="dxa"/>
+        <w:jc w:val="center"/>
         <w:tblLook w:val="04A0" w:firstRow="1" w:lastRow="0" w:firstColumn="1" w:lastColumn="0" w:noHBand="0" w:noVBand="1"/>
       </w:tblPr>
       <w:tblGrid>
@@ -4489,6 +4608,7 @@
       <w:tr>
         <w:trPr>
           <w:trHeight w:val="840"/>
+          <w:jc w:val="center"/>
         </w:trPr>
         <w:tc>
           <w:tcPr>
@@ -4507,6 +4627,7 @@
           <w:p>
             <w:pPr>
               <w:spacing w:after="0" w:line="240" w:lineRule="auto"/>
+              <w:jc w:val="center"/>
               <w:rPr>
                 <w:rFonts w:ascii="Times New Roman" w:eastAsia="Times New Roman" w:hAnsi="Times New Roman" w:cs="Times New Roman"/>
                 <w:color w:val="000000"/>
@@ -4564,6 +4685,7 @@
       <w:tr>
         <w:trPr>
           <w:trHeight w:val="280"/>
+          <w:jc w:val="center"/>
         </w:trPr>
         <w:tc>
           <w:tcPr>
@@ -4582,6 +4704,7 @@
           <w:p>
             <w:pPr>
               <w:spacing w:after="0" w:line="240" w:lineRule="auto"/>
+              <w:jc w:val="center"/>
               <w:rPr>
                 <w:rFonts w:ascii="Times New Roman" w:eastAsia="Times New Roman" w:hAnsi="Times New Roman" w:cs="Times New Roman"/>
                 <w:color w:val="000000"/>
@@ -4632,6 +4755,7 @@
       <w:tr>
         <w:trPr>
           <w:trHeight w:val="280"/>
+          <w:jc w:val="center"/>
         </w:trPr>
         <w:tc>
           <w:tcPr>
@@ -4650,6 +4774,7 @@
           <w:p>
             <w:pPr>
               <w:spacing w:after="0" w:line="240" w:lineRule="auto"/>
+              <w:jc w:val="center"/>
               <w:rPr>
                 <w:rFonts w:ascii="Times New Roman" w:eastAsia="Times New Roman" w:hAnsi="Times New Roman" w:cs="Times New Roman"/>
                 <w:color w:val="000000"/>
@@ -4700,6 +4825,7 @@
       <w:tr>
         <w:trPr>
           <w:trHeight w:val="280"/>
+          <w:jc w:val="center"/>
         </w:trPr>
         <w:tc>
           <w:tcPr>
@@ -4717,6 +4843,7 @@
           <w:p>
             <w:pPr>
               <w:spacing w:after="0" w:line="240" w:lineRule="auto"/>
+              <w:jc w:val="center"/>
               <w:rPr>
                 <w:rFonts w:ascii="Times New Roman" w:eastAsia="Times New Roman" w:hAnsi="Times New Roman" w:cs="Times New Roman"/>
                 <w:color w:val="000000"/>
@@ -4766,6 +4893,7 @@
       <w:tr>
         <w:trPr>
           <w:trHeight w:val="280"/>
+          <w:jc w:val="center"/>
         </w:trPr>
         <w:tc>
           <w:tcPr>
@@ -4783,6 +4911,7 @@
           <w:p>
             <w:pPr>
               <w:spacing w:after="0" w:line="240" w:lineRule="auto"/>
+              <w:jc w:val="center"/>
               <w:rPr>
                 <w:rFonts w:ascii="Times New Roman" w:eastAsia="Times New Roman" w:hAnsi="Times New Roman" w:cs="Times New Roman"/>
                 <w:color w:val="000000"/>
@@ -4832,6 +4961,7 @@
       <w:tr>
         <w:trPr>
           <w:trHeight w:val="280"/>
+          <w:jc w:val="center"/>
         </w:trPr>
         <w:tc>
           <w:tcPr>
@@ -4850,6 +4980,7 @@
           <w:p>
             <w:pPr>
               <w:spacing w:after="0" w:line="240" w:lineRule="auto"/>
+              <w:jc w:val="center"/>
               <w:rPr>
                 <w:rFonts w:ascii="Times New Roman" w:eastAsia="Times New Roman" w:hAnsi="Times New Roman" w:cs="Times New Roman"/>
                 <w:color w:val="000000"/>
@@ -4900,6 +5031,7 @@
       <w:tr>
         <w:trPr>
           <w:trHeight w:val="280"/>
+          <w:jc w:val="center"/>
         </w:trPr>
         <w:tc>
           <w:tcPr>
@@ -4918,6 +5050,7 @@
           <w:p>
             <w:pPr>
               <w:spacing w:after="0" w:line="240" w:lineRule="auto"/>
+              <w:jc w:val="center"/>
               <w:rPr>
                 <w:rFonts w:ascii="Times New Roman" w:eastAsia="Times New Roman" w:hAnsi="Times New Roman" w:cs="Times New Roman"/>
                 <w:color w:val="000000"/>
@@ -4968,6 +5101,7 @@
       <w:tr>
         <w:trPr>
           <w:trHeight w:val="280"/>
+          <w:jc w:val="center"/>
         </w:trPr>
         <w:tc>
           <w:tcPr>
@@ -4986,6 +5120,7 @@
           <w:p>
             <w:pPr>
               <w:spacing w:after="0" w:line="240" w:lineRule="auto"/>
+              <w:jc w:val="center"/>
               <w:rPr>
                 <w:rFonts w:ascii="Times New Roman" w:eastAsia="Times New Roman" w:hAnsi="Times New Roman" w:cs="Times New Roman"/>
                 <w:color w:val="000000"/>
@@ -5038,6 +5173,7 @@
       <w:tr>
         <w:trPr>
           <w:trHeight w:val="280"/>
+          <w:jc w:val="center"/>
         </w:trPr>
         <w:tc>
           <w:tcPr>
@@ -5056,6 +5192,7 @@
           <w:p>
             <w:pPr>
               <w:spacing w:after="0" w:line="240" w:lineRule="auto"/>
+              <w:jc w:val="center"/>
               <w:rPr>
                 <w:rFonts w:ascii="Times New Roman" w:eastAsia="Times New Roman" w:hAnsi="Times New Roman" w:cs="Times New Roman"/>
                 <w:color w:val="000000"/>
@@ -5108,6 +5245,7 @@
       <w:tr>
         <w:trPr>
           <w:trHeight w:val="280"/>
+          <w:jc w:val="center"/>
         </w:trPr>
         <w:tc>
           <w:tcPr>
@@ -5126,6 +5264,7 @@
           <w:p>
             <w:pPr>
               <w:spacing w:after="0" w:line="240" w:lineRule="auto"/>
+              <w:jc w:val="center"/>
               <w:rPr>
                 <w:rFonts w:ascii="Times New Roman" w:eastAsia="Times New Roman" w:hAnsi="Times New Roman" w:cs="Times New Roman"/>
                 <w:color w:val="000000"/>
@@ -5176,6 +5315,7 @@
       <w:tr>
         <w:trPr>
           <w:trHeight w:val="280"/>
+          <w:jc w:val="center"/>
         </w:trPr>
         <w:tc>
           <w:tcPr>
@@ -5194,6 +5334,7 @@
           <w:p>
             <w:pPr>
               <w:spacing w:after="0" w:line="240" w:lineRule="auto"/>
+              <w:jc w:val="center"/>
               <w:rPr>
                 <w:rFonts w:ascii="Times New Roman" w:eastAsia="Times New Roman" w:hAnsi="Times New Roman" w:cs="Times New Roman"/>
                 <w:color w:val="000000"/>
@@ -5246,6 +5387,7 @@
       <w:tr>
         <w:trPr>
           <w:trHeight w:val="280"/>
+          <w:jc w:val="center"/>
         </w:trPr>
         <w:tc>
           <w:tcPr>
@@ -5264,6 +5406,7 @@
           <w:p>
             <w:pPr>
               <w:spacing w:after="0" w:line="240" w:lineRule="auto"/>
+              <w:jc w:val="center"/>
               <w:rPr>
                 <w:rFonts w:ascii="Times New Roman" w:eastAsia="Times New Roman" w:hAnsi="Times New Roman" w:cs="Times New Roman"/>
                 <w:color w:val="000000"/>
@@ -5314,6 +5457,7 @@
       <w:tr>
         <w:trPr>
           <w:trHeight w:val="280"/>
+          <w:jc w:val="center"/>
         </w:trPr>
         <w:tc>
           <w:tcPr>
@@ -5331,6 +5475,7 @@
           <w:p>
             <w:pPr>
               <w:spacing w:after="0" w:line="240" w:lineRule="auto"/>
+              <w:jc w:val="center"/>
               <w:rPr>
                 <w:rFonts w:ascii="Times New Roman" w:eastAsia="Times New Roman" w:hAnsi="Times New Roman" w:cs="Times New Roman"/>
                 <w:color w:val="000000"/>
@@ -5380,6 +5525,7 @@
       <w:tr>
         <w:trPr>
           <w:trHeight w:val="280"/>
+          <w:jc w:val="center"/>
         </w:trPr>
         <w:tc>
           <w:tcPr>
@@ -5423,6 +5569,7 @@
           <w:p>
             <w:pPr>
               <w:spacing w:after="0" w:line="240" w:lineRule="auto"/>
+              <w:jc w:val="center"/>
               <w:rPr>
                 <w:rFonts w:ascii="Times New Roman" w:eastAsia="Times New Roman" w:hAnsi="Times New Roman" w:cs="Times New Roman"/>
                 <w:sz w:val="20"/>
@@ -5436,11 +5583,7 @@
     <w:p>
       <w:pPr>
         <w:pStyle w:val="Heading1"/>
-      </w:pPr>
-    </w:p>
-    <w:p>
-      <w:pPr>
-        <w:pStyle w:val="Heading1"/>
+        <w:jc w:val="center"/>
       </w:pPr>
       <w:r>
         <w:t>Software and Data</w:t>
@@ -5448,21 +5591,22 @@
     </w:p>
     <w:tbl>
       <w:tblPr>
-        <w:tblW w:w="2520" w:type="dxa"/>
-        <w:tblInd w:w="113" w:type="dxa"/>
+        <w:tblW w:w="6799" w:type="dxa"/>
+        <w:jc w:val="center"/>
         <w:tblLook w:val="04A0" w:firstRow="1" w:lastRow="0" w:firstColumn="1" w:lastColumn="0" w:noHBand="0" w:noVBand="1"/>
       </w:tblPr>
       <w:tblGrid>
-        <w:gridCol w:w="5472"/>
-        <w:gridCol w:w="717"/>
+        <w:gridCol w:w="6003"/>
+        <w:gridCol w:w="796"/>
       </w:tblGrid>
       <w:tr>
         <w:trPr>
-          <w:trHeight w:val="840"/>
+          <w:trHeight w:val="636"/>
+          <w:jc w:val="center"/>
         </w:trPr>
         <w:tc>
           <w:tcPr>
-            <w:tcW w:w="1803" w:type="dxa"/>
+            <w:tcW w:w="6003" w:type="dxa"/>
             <w:tcBorders>
               <w:top w:val="single" w:sz="4" w:space="0" w:color="auto"/>
               <w:left w:val="single" w:sz="4" w:space="0" w:color="auto"/>
@@ -5471,12 +5615,13 @@
             </w:tcBorders>
             <w:shd w:val="clear" w:color="000000" w:fill="FFFF00"/>
             <w:noWrap/>
-            <w:vAlign w:val="bottom"/>
+            <w:vAlign w:val="center"/>
             <w:hideMark/>
           </w:tcPr>
           <w:p>
             <w:pPr>
               <w:spacing w:after="0" w:line="240" w:lineRule="auto"/>
+              <w:jc w:val="center"/>
               <w:rPr>
                 <w:rFonts w:ascii="Times New Roman" w:eastAsia="Times New Roman" w:hAnsi="Times New Roman" w:cs="Times New Roman"/>
                 <w:color w:val="000000"/>
@@ -5493,7 +5638,7 @@
         </w:tc>
         <w:tc>
           <w:tcPr>
-            <w:tcW w:w="717" w:type="dxa"/>
+            <w:tcW w:w="796" w:type="dxa"/>
             <w:tcBorders>
               <w:top w:val="single" w:sz="4" w:space="0" w:color="auto"/>
               <w:left w:val="nil"/>
@@ -5533,11 +5678,12 @@
       </w:tr>
       <w:tr>
         <w:trPr>
-          <w:trHeight w:val="280"/>
+          <w:trHeight w:val="212"/>
+          <w:jc w:val="center"/>
         </w:trPr>
         <w:tc>
           <w:tcPr>
-            <w:tcW w:w="1803" w:type="dxa"/>
+            <w:tcW w:w="6003" w:type="dxa"/>
             <w:tcBorders>
               <w:top w:val="single" w:sz="4" w:space="0" w:color="auto"/>
               <w:left w:val="single" w:sz="4" w:space="0" w:color="auto"/>
@@ -5546,12 +5692,13 @@
             </w:tcBorders>
             <w:shd w:val="clear" w:color="auto" w:fill="auto"/>
             <w:noWrap/>
-            <w:vAlign w:val="bottom"/>
+            <w:vAlign w:val="center"/>
             <w:hideMark/>
           </w:tcPr>
           <w:p>
             <w:pPr>
               <w:spacing w:after="0" w:line="240" w:lineRule="auto"/>
+              <w:jc w:val="center"/>
               <w:rPr>
                 <w:rFonts w:ascii="Times New Roman" w:eastAsia="Times New Roman" w:hAnsi="Times New Roman" w:cs="Times New Roman"/>
                 <w:color w:val="000000"/>
@@ -5568,7 +5715,7 @@
         </w:tc>
         <w:tc>
           <w:tcPr>
-            <w:tcW w:w="717" w:type="dxa"/>
+            <w:tcW w:w="796" w:type="dxa"/>
             <w:tcBorders>
               <w:top w:val="single" w:sz="4" w:space="0" w:color="auto"/>
               <w:left w:val="single" w:sz="4" w:space="0" w:color="auto"/>
@@ -5577,13 +5724,13 @@
             </w:tcBorders>
             <w:shd w:val="clear" w:color="auto" w:fill="auto"/>
             <w:noWrap/>
-            <w:vAlign w:val="bottom"/>
+            <w:vAlign w:val="center"/>
             <w:hideMark/>
           </w:tcPr>
           <w:p>
             <w:pPr>
               <w:spacing w:after="0" w:line="240" w:lineRule="auto"/>
-              <w:jc w:val="right"/>
+              <w:jc w:val="center"/>
               <w:rPr>
                 <w:rFonts w:ascii="Times New Roman" w:eastAsia="Times New Roman" w:hAnsi="Times New Roman" w:cs="Times New Roman"/>
                 <w:color w:val="000000"/>
@@ -5601,11 +5748,12 @@
       </w:tr>
       <w:tr>
         <w:trPr>
-          <w:trHeight w:val="280"/>
+          <w:trHeight w:val="212"/>
+          <w:jc w:val="center"/>
         </w:trPr>
         <w:tc>
           <w:tcPr>
-            <w:tcW w:w="1803" w:type="dxa"/>
+            <w:tcW w:w="6003" w:type="dxa"/>
             <w:tcBorders>
               <w:top w:val="single" w:sz="4" w:space="0" w:color="auto"/>
               <w:left w:val="single" w:sz="4" w:space="0" w:color="auto"/>
@@ -5614,12 +5762,13 @@
             </w:tcBorders>
             <w:shd w:val="clear" w:color="auto" w:fill="auto"/>
             <w:noWrap/>
-            <w:vAlign w:val="bottom"/>
+            <w:vAlign w:val="center"/>
             <w:hideMark/>
           </w:tcPr>
           <w:p>
             <w:pPr>
               <w:spacing w:after="0" w:line="240" w:lineRule="auto"/>
+              <w:jc w:val="center"/>
               <w:rPr>
                 <w:rFonts w:ascii="Times New Roman" w:eastAsia="Times New Roman" w:hAnsi="Times New Roman" w:cs="Times New Roman"/>
                 <w:color w:val="000000"/>
@@ -5636,7 +5785,7 @@
         </w:tc>
         <w:tc>
           <w:tcPr>
-            <w:tcW w:w="717" w:type="dxa"/>
+            <w:tcW w:w="796" w:type="dxa"/>
             <w:tcBorders>
               <w:top w:val="single" w:sz="4" w:space="0" w:color="auto"/>
               <w:left w:val="single" w:sz="4" w:space="0" w:color="auto"/>
@@ -5645,13 +5794,13 @@
             </w:tcBorders>
             <w:shd w:val="clear" w:color="auto" w:fill="auto"/>
             <w:noWrap/>
-            <w:vAlign w:val="bottom"/>
+            <w:vAlign w:val="center"/>
             <w:hideMark/>
           </w:tcPr>
           <w:p>
             <w:pPr>
               <w:spacing w:after="0" w:line="240" w:lineRule="auto"/>
-              <w:jc w:val="right"/>
+              <w:jc w:val="center"/>
               <w:rPr>
                 <w:rFonts w:ascii="Times New Roman" w:eastAsia="Times New Roman" w:hAnsi="Times New Roman" w:cs="Times New Roman"/>
                 <w:color w:val="000000"/>
@@ -5669,11 +5818,12 @@
       </w:tr>
       <w:tr>
         <w:trPr>
-          <w:trHeight w:val="280"/>
+          <w:trHeight w:val="212"/>
+          <w:jc w:val="center"/>
         </w:trPr>
         <w:tc>
           <w:tcPr>
-            <w:tcW w:w="1803" w:type="dxa"/>
+            <w:tcW w:w="6003" w:type="dxa"/>
             <w:tcBorders>
               <w:top w:val="single" w:sz="4" w:space="0" w:color="auto"/>
               <w:left w:val="single" w:sz="4" w:space="0" w:color="auto"/>
@@ -5682,12 +5832,13 @@
             </w:tcBorders>
             <w:shd w:val="clear" w:color="auto" w:fill="auto"/>
             <w:noWrap/>
-            <w:vAlign w:val="bottom"/>
+            <w:vAlign w:val="center"/>
             <w:hideMark/>
           </w:tcPr>
           <w:p>
             <w:pPr>
               <w:spacing w:after="0" w:line="240" w:lineRule="auto"/>
+              <w:jc w:val="center"/>
               <w:rPr>
                 <w:rFonts w:ascii="Times New Roman" w:eastAsia="Times New Roman" w:hAnsi="Times New Roman" w:cs="Times New Roman"/>
                 <w:color w:val="000000"/>
@@ -5704,7 +5855,7 @@
         </w:tc>
         <w:tc>
           <w:tcPr>
-            <w:tcW w:w="717" w:type="dxa"/>
+            <w:tcW w:w="796" w:type="dxa"/>
             <w:tcBorders>
               <w:top w:val="single" w:sz="4" w:space="0" w:color="auto"/>
               <w:left w:val="single" w:sz="4" w:space="0" w:color="auto"/>
@@ -5713,13 +5864,13 @@
             </w:tcBorders>
             <w:shd w:val="clear" w:color="auto" w:fill="auto"/>
             <w:noWrap/>
-            <w:vAlign w:val="bottom"/>
+            <w:vAlign w:val="center"/>
             <w:hideMark/>
           </w:tcPr>
           <w:p>
             <w:pPr>
               <w:spacing w:after="0" w:line="240" w:lineRule="auto"/>
-              <w:jc w:val="right"/>
+              <w:jc w:val="center"/>
               <w:rPr>
                 <w:rFonts w:ascii="Times New Roman" w:eastAsia="Times New Roman" w:hAnsi="Times New Roman" w:cs="Times New Roman"/>
                 <w:color w:val="000000"/>
@@ -5737,11 +5888,12 @@
       </w:tr>
       <w:tr>
         <w:trPr>
-          <w:trHeight w:val="280"/>
+          <w:trHeight w:val="212"/>
+          <w:jc w:val="center"/>
         </w:trPr>
         <w:tc>
           <w:tcPr>
-            <w:tcW w:w="1803" w:type="dxa"/>
+            <w:tcW w:w="6003" w:type="dxa"/>
             <w:tcBorders>
               <w:top w:val="single" w:sz="4" w:space="0" w:color="auto"/>
               <w:left w:val="single" w:sz="4" w:space="0" w:color="auto"/>
@@ -5750,12 +5902,13 @@
             </w:tcBorders>
             <w:shd w:val="clear" w:color="auto" w:fill="auto"/>
             <w:noWrap/>
-            <w:vAlign w:val="bottom"/>
+            <w:vAlign w:val="center"/>
             <w:hideMark/>
           </w:tcPr>
           <w:p>
             <w:pPr>
               <w:spacing w:after="0" w:line="240" w:lineRule="auto"/>
+              <w:jc w:val="center"/>
               <w:rPr>
                 <w:rFonts w:ascii="Times New Roman" w:eastAsia="Times New Roman" w:hAnsi="Times New Roman" w:cs="Times New Roman"/>
                 <w:color w:val="000000"/>
@@ -5772,7 +5925,7 @@
         </w:tc>
         <w:tc>
           <w:tcPr>
-            <w:tcW w:w="717" w:type="dxa"/>
+            <w:tcW w:w="796" w:type="dxa"/>
             <w:tcBorders>
               <w:top w:val="single" w:sz="4" w:space="0" w:color="auto"/>
               <w:left w:val="single" w:sz="4" w:space="0" w:color="auto"/>
@@ -5781,13 +5934,13 @@
             </w:tcBorders>
             <w:shd w:val="clear" w:color="auto" w:fill="auto"/>
             <w:noWrap/>
-            <w:vAlign w:val="bottom"/>
+            <w:vAlign w:val="center"/>
             <w:hideMark/>
           </w:tcPr>
           <w:p>
             <w:pPr>
               <w:spacing w:after="0" w:line="240" w:lineRule="auto"/>
-              <w:jc w:val="right"/>
+              <w:jc w:val="center"/>
               <w:rPr>
                 <w:rFonts w:ascii="Times New Roman" w:eastAsia="Times New Roman" w:hAnsi="Times New Roman" w:cs="Times New Roman"/>
                 <w:color w:val="000000"/>
@@ -5805,11 +5958,12 @@
       </w:tr>
       <w:tr>
         <w:trPr>
-          <w:trHeight w:val="280"/>
+          <w:trHeight w:val="212"/>
+          <w:jc w:val="center"/>
         </w:trPr>
         <w:tc>
           <w:tcPr>
-            <w:tcW w:w="1803" w:type="dxa"/>
+            <w:tcW w:w="6003" w:type="dxa"/>
             <w:tcBorders>
               <w:top w:val="single" w:sz="4" w:space="0" w:color="auto"/>
               <w:left w:val="single" w:sz="4" w:space="0" w:color="auto"/>
@@ -5818,12 +5972,13 @@
             </w:tcBorders>
             <w:shd w:val="clear" w:color="auto" w:fill="auto"/>
             <w:noWrap/>
-            <w:vAlign w:val="bottom"/>
+            <w:vAlign w:val="center"/>
             <w:hideMark/>
           </w:tcPr>
           <w:p>
             <w:pPr>
               <w:spacing w:after="0" w:line="240" w:lineRule="auto"/>
+              <w:jc w:val="center"/>
               <w:rPr>
                 <w:rFonts w:ascii="Times New Roman" w:eastAsia="Times New Roman" w:hAnsi="Times New Roman" w:cs="Times New Roman"/>
                 <w:color w:val="000000"/>
@@ -5840,7 +5995,7 @@
         </w:tc>
         <w:tc>
           <w:tcPr>
-            <w:tcW w:w="717" w:type="dxa"/>
+            <w:tcW w:w="796" w:type="dxa"/>
             <w:tcBorders>
               <w:top w:val="single" w:sz="4" w:space="0" w:color="auto"/>
               <w:left w:val="single" w:sz="4" w:space="0" w:color="auto"/>
@@ -5849,13 +6004,13 @@
             </w:tcBorders>
             <w:shd w:val="clear" w:color="auto" w:fill="auto"/>
             <w:noWrap/>
-            <w:vAlign w:val="bottom"/>
+            <w:vAlign w:val="center"/>
             <w:hideMark/>
           </w:tcPr>
           <w:p>
             <w:pPr>
               <w:spacing w:after="0" w:line="240" w:lineRule="auto"/>
-              <w:jc w:val="right"/>
+              <w:jc w:val="center"/>
               <w:rPr>
                 <w:rFonts w:ascii="Times New Roman" w:eastAsia="Times New Roman" w:hAnsi="Times New Roman" w:cs="Times New Roman"/>
                 <w:color w:val="000000"/>
@@ -5873,11 +6028,12 @@
       </w:tr>
       <w:tr>
         <w:trPr>
-          <w:trHeight w:val="280"/>
+          <w:trHeight w:val="212"/>
+          <w:jc w:val="center"/>
         </w:trPr>
         <w:tc>
           <w:tcPr>
-            <w:tcW w:w="1803" w:type="dxa"/>
+            <w:tcW w:w="6003" w:type="dxa"/>
             <w:tcBorders>
               <w:top w:val="single" w:sz="4" w:space="0" w:color="auto"/>
               <w:left w:val="single" w:sz="4" w:space="0" w:color="auto"/>
@@ -5886,12 +6042,13 @@
             </w:tcBorders>
             <w:shd w:val="clear" w:color="auto" w:fill="auto"/>
             <w:noWrap/>
-            <w:vAlign w:val="bottom"/>
+            <w:vAlign w:val="center"/>
             <w:hideMark/>
           </w:tcPr>
           <w:p>
             <w:pPr>
               <w:spacing w:after="0" w:line="240" w:lineRule="auto"/>
+              <w:jc w:val="center"/>
               <w:rPr>
                 <w:rFonts w:ascii="Times New Roman" w:eastAsia="Times New Roman" w:hAnsi="Times New Roman" w:cs="Times New Roman"/>
                 <w:color w:val="000000"/>
@@ -5908,7 +6065,7 @@
         </w:tc>
         <w:tc>
           <w:tcPr>
-            <w:tcW w:w="717" w:type="dxa"/>
+            <w:tcW w:w="796" w:type="dxa"/>
             <w:tcBorders>
               <w:top w:val="single" w:sz="4" w:space="0" w:color="auto"/>
               <w:left w:val="single" w:sz="4" w:space="0" w:color="auto"/>
@@ -5917,13 +6074,13 @@
             </w:tcBorders>
             <w:shd w:val="clear" w:color="auto" w:fill="auto"/>
             <w:noWrap/>
-            <w:vAlign w:val="bottom"/>
+            <w:vAlign w:val="center"/>
             <w:hideMark/>
           </w:tcPr>
           <w:p>
             <w:pPr>
               <w:spacing w:after="0" w:line="240" w:lineRule="auto"/>
-              <w:jc w:val="right"/>
+              <w:jc w:val="center"/>
               <w:rPr>
                 <w:rFonts w:ascii="Times New Roman" w:eastAsia="Times New Roman" w:hAnsi="Times New Roman" w:cs="Times New Roman"/>
                 <w:color w:val="000000"/>
@@ -5941,11 +6098,12 @@
       </w:tr>
       <w:tr>
         <w:trPr>
-          <w:trHeight w:val="280"/>
+          <w:trHeight w:val="212"/>
+          <w:jc w:val="center"/>
         </w:trPr>
         <w:tc>
           <w:tcPr>
-            <w:tcW w:w="1803" w:type="dxa"/>
+            <w:tcW w:w="6003" w:type="dxa"/>
             <w:tcBorders>
               <w:top w:val="single" w:sz="4" w:space="0" w:color="auto"/>
               <w:left w:val="single" w:sz="4" w:space="0" w:color="auto"/>
@@ -5954,12 +6112,13 @@
             </w:tcBorders>
             <w:shd w:val="clear" w:color="auto" w:fill="auto"/>
             <w:noWrap/>
-            <w:vAlign w:val="bottom"/>
+            <w:vAlign w:val="center"/>
             <w:hideMark/>
           </w:tcPr>
           <w:p>
             <w:pPr>
               <w:spacing w:after="0" w:line="240" w:lineRule="auto"/>
+              <w:jc w:val="center"/>
               <w:rPr>
                 <w:rFonts w:ascii="Times New Roman" w:eastAsia="Times New Roman" w:hAnsi="Times New Roman" w:cs="Times New Roman"/>
                 <w:color w:val="000000"/>
@@ -5976,7 +6135,7 @@
         </w:tc>
         <w:tc>
           <w:tcPr>
-            <w:tcW w:w="717" w:type="dxa"/>
+            <w:tcW w:w="796" w:type="dxa"/>
             <w:tcBorders>
               <w:top w:val="single" w:sz="4" w:space="0" w:color="auto"/>
               <w:left w:val="single" w:sz="4" w:space="0" w:color="auto"/>
@@ -5985,13 +6144,13 @@
             </w:tcBorders>
             <w:shd w:val="clear" w:color="auto" w:fill="auto"/>
             <w:noWrap/>
-            <w:vAlign w:val="bottom"/>
+            <w:vAlign w:val="center"/>
             <w:hideMark/>
           </w:tcPr>
           <w:p>
             <w:pPr>
               <w:spacing w:after="0" w:line="240" w:lineRule="auto"/>
-              <w:jc w:val="right"/>
+              <w:jc w:val="center"/>
               <w:rPr>
                 <w:rFonts w:ascii="Times New Roman" w:eastAsia="Times New Roman" w:hAnsi="Times New Roman" w:cs="Times New Roman"/>
                 <w:color w:val="000000"/>
@@ -6009,11 +6168,12 @@
       </w:tr>
       <w:tr>
         <w:trPr>
-          <w:trHeight w:val="280"/>
+          <w:trHeight w:val="212"/>
+          <w:jc w:val="center"/>
         </w:trPr>
         <w:tc>
           <w:tcPr>
-            <w:tcW w:w="1803" w:type="dxa"/>
+            <w:tcW w:w="6003" w:type="dxa"/>
             <w:tcBorders>
               <w:top w:val="single" w:sz="4" w:space="0" w:color="auto"/>
               <w:left w:val="single" w:sz="4" w:space="0" w:color="auto"/>
@@ -6022,30 +6182,30 @@
             </w:tcBorders>
             <w:shd w:val="clear" w:color="auto" w:fill="auto"/>
             <w:noWrap/>
-            <w:vAlign w:val="bottom"/>
+            <w:vAlign w:val="center"/>
             <w:hideMark/>
           </w:tcPr>
           <w:p>
             <w:pPr>
               <w:spacing w:after="0" w:line="240" w:lineRule="auto"/>
-              <w:rPr>
-                <w:rFonts w:ascii="Times New Roman" w:eastAsia="Times New Roman" w:hAnsi="Times New Roman" w:cs="Times New Roman"/>
-                <w:color w:val="000000"/>
-              </w:rPr>
-            </w:pPr>
-            <w:r>
-              <w:rPr>
-                <w:rFonts w:ascii="Times New Roman" w:eastAsia="Times New Roman" w:hAnsi="Times New Roman" w:cs="Times New Roman"/>
-                <w:color w:val="000000"/>
-              </w:rPr>
-              <w:lastRenderedPageBreak/>
+              <w:jc w:val="center"/>
+              <w:rPr>
+                <w:rFonts w:ascii="Times New Roman" w:eastAsia="Times New Roman" w:hAnsi="Times New Roman" w:cs="Times New Roman"/>
+                <w:color w:val="000000"/>
+              </w:rPr>
+            </w:pPr>
+            <w:r>
+              <w:rPr>
+                <w:rFonts w:ascii="Times New Roman" w:eastAsia="Times New Roman" w:hAnsi="Times New Roman" w:cs="Times New Roman"/>
+                <w:color w:val="000000"/>
+              </w:rPr>
               <w:t>NoSQL</w:t>
             </w:r>
           </w:p>
         </w:tc>
         <w:tc>
           <w:tcPr>
-            <w:tcW w:w="717" w:type="dxa"/>
+            <w:tcW w:w="796" w:type="dxa"/>
             <w:tcBorders>
               <w:top w:val="single" w:sz="4" w:space="0" w:color="auto"/>
               <w:left w:val="single" w:sz="4" w:space="0" w:color="auto"/>
@@ -6054,13 +6214,13 @@
             </w:tcBorders>
             <w:shd w:val="clear" w:color="auto" w:fill="auto"/>
             <w:noWrap/>
-            <w:vAlign w:val="bottom"/>
+            <w:vAlign w:val="center"/>
             <w:hideMark/>
           </w:tcPr>
           <w:p>
             <w:pPr>
               <w:spacing w:after="0" w:line="240" w:lineRule="auto"/>
-              <w:jc w:val="right"/>
+              <w:jc w:val="center"/>
               <w:rPr>
                 <w:rFonts w:ascii="Times New Roman" w:eastAsia="Times New Roman" w:hAnsi="Times New Roman" w:cs="Times New Roman"/>
                 <w:color w:val="000000"/>
@@ -6078,11 +6238,12 @@
       </w:tr>
       <w:tr>
         <w:trPr>
-          <w:trHeight w:val="280"/>
+          <w:trHeight w:val="212"/>
+          <w:jc w:val="center"/>
         </w:trPr>
         <w:tc>
           <w:tcPr>
-            <w:tcW w:w="1803" w:type="dxa"/>
+            <w:tcW w:w="6003" w:type="dxa"/>
             <w:tcBorders>
               <w:top w:val="single" w:sz="4" w:space="0" w:color="auto"/>
               <w:left w:val="single" w:sz="4" w:space="0" w:color="auto"/>
@@ -6091,12 +6252,13 @@
             </w:tcBorders>
             <w:shd w:val="clear" w:color="auto" w:fill="auto"/>
             <w:noWrap/>
-            <w:vAlign w:val="bottom"/>
+            <w:vAlign w:val="center"/>
             <w:hideMark/>
           </w:tcPr>
           <w:p>
             <w:pPr>
               <w:spacing w:after="0" w:line="240" w:lineRule="auto"/>
+              <w:jc w:val="center"/>
               <w:rPr>
                 <w:rFonts w:ascii="Times New Roman" w:eastAsia="Times New Roman" w:hAnsi="Times New Roman" w:cs="Times New Roman"/>
                 <w:color w:val="000000"/>
@@ -6113,7 +6275,7 @@
         </w:tc>
         <w:tc>
           <w:tcPr>
-            <w:tcW w:w="717" w:type="dxa"/>
+            <w:tcW w:w="796" w:type="dxa"/>
             <w:tcBorders>
               <w:top w:val="single" w:sz="4" w:space="0" w:color="auto"/>
               <w:left w:val="single" w:sz="4" w:space="0" w:color="auto"/>
@@ -6122,13 +6284,13 @@
             </w:tcBorders>
             <w:shd w:val="clear" w:color="auto" w:fill="auto"/>
             <w:noWrap/>
-            <w:vAlign w:val="bottom"/>
+            <w:vAlign w:val="center"/>
             <w:hideMark/>
           </w:tcPr>
           <w:p>
             <w:pPr>
               <w:spacing w:after="0" w:line="240" w:lineRule="auto"/>
-              <w:jc w:val="right"/>
+              <w:jc w:val="center"/>
               <w:rPr>
                 <w:rFonts w:ascii="Times New Roman" w:eastAsia="Times New Roman" w:hAnsi="Times New Roman" w:cs="Times New Roman"/>
                 <w:color w:val="000000"/>
@@ -6146,11 +6308,12 @@
       </w:tr>
       <w:tr>
         <w:trPr>
-          <w:trHeight w:val="280"/>
+          <w:trHeight w:val="212"/>
+          <w:jc w:val="center"/>
         </w:trPr>
         <w:tc>
           <w:tcPr>
-            <w:tcW w:w="1803" w:type="dxa"/>
+            <w:tcW w:w="6003" w:type="dxa"/>
             <w:tcBorders>
               <w:top w:val="single" w:sz="4" w:space="0" w:color="auto"/>
               <w:left w:val="single" w:sz="4" w:space="0" w:color="auto"/>
@@ -6159,12 +6322,13 @@
             </w:tcBorders>
             <w:shd w:val="clear" w:color="auto" w:fill="auto"/>
             <w:noWrap/>
-            <w:vAlign w:val="bottom"/>
+            <w:vAlign w:val="center"/>
             <w:hideMark/>
           </w:tcPr>
           <w:p>
             <w:pPr>
               <w:spacing w:after="0" w:line="240" w:lineRule="auto"/>
+              <w:jc w:val="center"/>
               <w:rPr>
                 <w:rFonts w:ascii="Times New Roman" w:eastAsia="Times New Roman" w:hAnsi="Times New Roman" w:cs="Times New Roman"/>
                 <w:color w:val="000000"/>
@@ -6181,7 +6345,7 @@
         </w:tc>
         <w:tc>
           <w:tcPr>
-            <w:tcW w:w="717" w:type="dxa"/>
+            <w:tcW w:w="796" w:type="dxa"/>
             <w:tcBorders>
               <w:top w:val="single" w:sz="4" w:space="0" w:color="auto"/>
               <w:left w:val="single" w:sz="4" w:space="0" w:color="auto"/>
@@ -6190,13 +6354,13 @@
             </w:tcBorders>
             <w:shd w:val="clear" w:color="auto" w:fill="auto"/>
             <w:noWrap/>
-            <w:vAlign w:val="bottom"/>
+            <w:vAlign w:val="center"/>
             <w:hideMark/>
           </w:tcPr>
           <w:p>
             <w:pPr>
               <w:spacing w:after="0" w:line="240" w:lineRule="auto"/>
-              <w:jc w:val="right"/>
+              <w:jc w:val="center"/>
               <w:rPr>
                 <w:rFonts w:ascii="Times New Roman" w:eastAsia="Times New Roman" w:hAnsi="Times New Roman" w:cs="Times New Roman"/>
                 <w:color w:val="000000"/>
@@ -6214,11 +6378,12 @@
       </w:tr>
       <w:tr>
         <w:trPr>
-          <w:trHeight w:val="280"/>
+          <w:trHeight w:val="212"/>
+          <w:jc w:val="center"/>
         </w:trPr>
         <w:tc>
           <w:tcPr>
-            <w:tcW w:w="1803" w:type="dxa"/>
+            <w:tcW w:w="6003" w:type="dxa"/>
             <w:tcBorders>
               <w:top w:val="single" w:sz="4" w:space="0" w:color="auto"/>
               <w:left w:val="single" w:sz="4" w:space="0" w:color="auto"/>
@@ -6227,12 +6392,13 @@
             </w:tcBorders>
             <w:shd w:val="clear" w:color="auto" w:fill="auto"/>
             <w:noWrap/>
-            <w:vAlign w:val="bottom"/>
+            <w:vAlign w:val="center"/>
             <w:hideMark/>
           </w:tcPr>
           <w:p>
             <w:pPr>
               <w:spacing w:after="0" w:line="240" w:lineRule="auto"/>
+              <w:jc w:val="center"/>
               <w:rPr>
                 <w:rFonts w:ascii="Times New Roman" w:eastAsia="Times New Roman" w:hAnsi="Times New Roman" w:cs="Times New Roman"/>
                 <w:color w:val="000000"/>
@@ -6249,7 +6415,7 @@
         </w:tc>
         <w:tc>
           <w:tcPr>
-            <w:tcW w:w="717" w:type="dxa"/>
+            <w:tcW w:w="796" w:type="dxa"/>
             <w:tcBorders>
               <w:top w:val="single" w:sz="4" w:space="0" w:color="auto"/>
               <w:left w:val="single" w:sz="4" w:space="0" w:color="auto"/>
@@ -6258,13 +6424,13 @@
             </w:tcBorders>
             <w:shd w:val="clear" w:color="auto" w:fill="auto"/>
             <w:noWrap/>
-            <w:vAlign w:val="bottom"/>
+            <w:vAlign w:val="center"/>
             <w:hideMark/>
           </w:tcPr>
           <w:p>
             <w:pPr>
               <w:spacing w:after="0" w:line="240" w:lineRule="auto"/>
-              <w:jc w:val="right"/>
+              <w:jc w:val="center"/>
               <w:rPr>
                 <w:rFonts w:ascii="Times New Roman" w:eastAsia="Times New Roman" w:hAnsi="Times New Roman" w:cs="Times New Roman"/>
                 <w:color w:val="000000"/>
@@ -6282,11 +6448,12 @@
       </w:tr>
       <w:tr>
         <w:trPr>
-          <w:trHeight w:val="280"/>
+          <w:trHeight w:val="212"/>
+          <w:jc w:val="center"/>
         </w:trPr>
         <w:tc>
           <w:tcPr>
-            <w:tcW w:w="1803" w:type="dxa"/>
+            <w:tcW w:w="6003" w:type="dxa"/>
             <w:tcBorders>
               <w:top w:val="single" w:sz="4" w:space="0" w:color="auto"/>
               <w:left w:val="single" w:sz="4" w:space="0" w:color="auto"/>
@@ -6295,12 +6462,13 @@
             </w:tcBorders>
             <w:shd w:val="clear" w:color="auto" w:fill="auto"/>
             <w:noWrap/>
-            <w:vAlign w:val="bottom"/>
+            <w:vAlign w:val="center"/>
             <w:hideMark/>
           </w:tcPr>
           <w:p>
             <w:pPr>
               <w:spacing w:after="0" w:line="240" w:lineRule="auto"/>
+              <w:jc w:val="center"/>
               <w:rPr>
                 <w:rFonts w:ascii="Times New Roman" w:eastAsia="Times New Roman" w:hAnsi="Times New Roman" w:cs="Times New Roman"/>
                 <w:color w:val="000000"/>
@@ -6317,7 +6485,7 @@
         </w:tc>
         <w:tc>
           <w:tcPr>
-            <w:tcW w:w="717" w:type="dxa"/>
+            <w:tcW w:w="796" w:type="dxa"/>
             <w:tcBorders>
               <w:top w:val="single" w:sz="4" w:space="0" w:color="auto"/>
               <w:left w:val="single" w:sz="4" w:space="0" w:color="auto"/>
@@ -6326,13 +6494,13 @@
             </w:tcBorders>
             <w:shd w:val="clear" w:color="auto" w:fill="auto"/>
             <w:noWrap/>
-            <w:vAlign w:val="bottom"/>
+            <w:vAlign w:val="center"/>
             <w:hideMark/>
           </w:tcPr>
           <w:p>
             <w:pPr>
               <w:spacing w:after="0" w:line="240" w:lineRule="auto"/>
-              <w:jc w:val="right"/>
+              <w:jc w:val="center"/>
               <w:rPr>
                 <w:rFonts w:ascii="Times New Roman" w:eastAsia="Times New Roman" w:hAnsi="Times New Roman" w:cs="Times New Roman"/>
                 <w:color w:val="000000"/>
@@ -6350,11 +6518,12 @@
       </w:tr>
       <w:tr>
         <w:trPr>
-          <w:trHeight w:val="280"/>
+          <w:trHeight w:val="212"/>
+          <w:jc w:val="center"/>
         </w:trPr>
         <w:tc>
           <w:tcPr>
-            <w:tcW w:w="1803" w:type="dxa"/>
+            <w:tcW w:w="6003" w:type="dxa"/>
             <w:tcBorders>
               <w:top w:val="single" w:sz="4" w:space="0" w:color="auto"/>
               <w:left w:val="single" w:sz="4" w:space="0" w:color="auto"/>
@@ -6363,12 +6532,13 @@
             </w:tcBorders>
             <w:shd w:val="clear" w:color="auto" w:fill="auto"/>
             <w:noWrap/>
-            <w:vAlign w:val="bottom"/>
+            <w:vAlign w:val="center"/>
             <w:hideMark/>
           </w:tcPr>
           <w:p>
             <w:pPr>
               <w:spacing w:after="0" w:line="240" w:lineRule="auto"/>
+              <w:jc w:val="center"/>
               <w:rPr>
                 <w:rFonts w:ascii="Times New Roman" w:eastAsia="Times New Roman" w:hAnsi="Times New Roman" w:cs="Times New Roman"/>
                 <w:color w:val="000000"/>
@@ -6385,7 +6555,7 @@
         </w:tc>
         <w:tc>
           <w:tcPr>
-            <w:tcW w:w="717" w:type="dxa"/>
+            <w:tcW w:w="796" w:type="dxa"/>
             <w:tcBorders>
               <w:top w:val="single" w:sz="4" w:space="0" w:color="auto"/>
               <w:left w:val="single" w:sz="4" w:space="0" w:color="auto"/>
@@ -6394,13 +6564,13 @@
             </w:tcBorders>
             <w:shd w:val="clear" w:color="auto" w:fill="auto"/>
             <w:noWrap/>
-            <w:vAlign w:val="bottom"/>
+            <w:vAlign w:val="center"/>
             <w:hideMark/>
           </w:tcPr>
           <w:p>
             <w:pPr>
               <w:spacing w:after="0" w:line="240" w:lineRule="auto"/>
-              <w:jc w:val="right"/>
+              <w:jc w:val="center"/>
               <w:rPr>
                 <w:rFonts w:ascii="Times New Roman" w:eastAsia="Times New Roman" w:hAnsi="Times New Roman" w:cs="Times New Roman"/>
                 <w:color w:val="000000"/>
@@ -6418,11 +6588,12 @@
       </w:tr>
       <w:tr>
         <w:trPr>
-          <w:trHeight w:val="280"/>
+          <w:trHeight w:val="212"/>
+          <w:jc w:val="center"/>
         </w:trPr>
         <w:tc>
           <w:tcPr>
-            <w:tcW w:w="1803" w:type="dxa"/>
+            <w:tcW w:w="6003" w:type="dxa"/>
             <w:tcBorders>
               <w:top w:val="single" w:sz="4" w:space="0" w:color="auto"/>
               <w:left w:val="single" w:sz="4" w:space="0" w:color="auto"/>
@@ -6431,12 +6602,13 @@
             </w:tcBorders>
             <w:shd w:val="clear" w:color="auto" w:fill="auto"/>
             <w:noWrap/>
-            <w:vAlign w:val="bottom"/>
+            <w:vAlign w:val="center"/>
             <w:hideMark/>
           </w:tcPr>
           <w:p>
             <w:pPr>
               <w:spacing w:after="0" w:line="240" w:lineRule="auto"/>
+              <w:jc w:val="center"/>
               <w:rPr>
                 <w:rFonts w:ascii="Times New Roman" w:eastAsia="Times New Roman" w:hAnsi="Times New Roman" w:cs="Times New Roman"/>
                 <w:color w:val="000000"/>
@@ -6462,7 +6634,7 @@
         </w:tc>
         <w:tc>
           <w:tcPr>
-            <w:tcW w:w="717" w:type="dxa"/>
+            <w:tcW w:w="796" w:type="dxa"/>
             <w:tcBorders>
               <w:top w:val="single" w:sz="4" w:space="0" w:color="auto"/>
               <w:left w:val="single" w:sz="4" w:space="0" w:color="auto"/>
@@ -6471,13 +6643,13 @@
             </w:tcBorders>
             <w:shd w:val="clear" w:color="auto" w:fill="auto"/>
             <w:noWrap/>
-            <w:vAlign w:val="bottom"/>
+            <w:vAlign w:val="center"/>
             <w:hideMark/>
           </w:tcPr>
           <w:p>
             <w:pPr>
               <w:spacing w:after="0" w:line="240" w:lineRule="auto"/>
-              <w:jc w:val="right"/>
+              <w:jc w:val="center"/>
               <w:rPr>
                 <w:rFonts w:ascii="Times New Roman" w:eastAsia="Times New Roman" w:hAnsi="Times New Roman" w:cs="Times New Roman"/>
                 <w:color w:val="000000"/>
@@ -6495,11 +6667,12 @@
       </w:tr>
       <w:tr>
         <w:trPr>
-          <w:trHeight w:val="280"/>
+          <w:trHeight w:val="212"/>
+          <w:jc w:val="center"/>
         </w:trPr>
         <w:tc>
           <w:tcPr>
-            <w:tcW w:w="1803" w:type="dxa"/>
+            <w:tcW w:w="6003" w:type="dxa"/>
             <w:tcBorders>
               <w:top w:val="single" w:sz="4" w:space="0" w:color="auto"/>
               <w:left w:val="single" w:sz="4" w:space="0" w:color="auto"/>
@@ -6508,29 +6681,31 @@
             </w:tcBorders>
             <w:shd w:val="clear" w:color="auto" w:fill="auto"/>
             <w:noWrap/>
-            <w:vAlign w:val="bottom"/>
+            <w:vAlign w:val="center"/>
             <w:hideMark/>
           </w:tcPr>
           <w:p>
             <w:pPr>
               <w:spacing w:after="0" w:line="240" w:lineRule="auto"/>
-              <w:rPr>
-                <w:rFonts w:ascii="Times New Roman" w:eastAsia="Times New Roman" w:hAnsi="Times New Roman" w:cs="Times New Roman"/>
-                <w:color w:val="000000"/>
-              </w:rPr>
-            </w:pPr>
-            <w:r>
-              <w:rPr>
-                <w:rFonts w:ascii="Times New Roman" w:eastAsia="Times New Roman" w:hAnsi="Times New Roman" w:cs="Times New Roman"/>
-                <w:color w:val="000000"/>
-              </w:rPr>
+              <w:jc w:val="center"/>
+              <w:rPr>
+                <w:rFonts w:ascii="Times New Roman" w:eastAsia="Times New Roman" w:hAnsi="Times New Roman" w:cs="Times New Roman"/>
+                <w:color w:val="000000"/>
+              </w:rPr>
+            </w:pPr>
+            <w:r>
+              <w:rPr>
+                <w:rFonts w:ascii="Times New Roman" w:eastAsia="Times New Roman" w:hAnsi="Times New Roman" w:cs="Times New Roman"/>
+                <w:color w:val="000000"/>
+              </w:rPr>
+              <w:lastRenderedPageBreak/>
               <w:t>Test Code</w:t>
             </w:r>
           </w:p>
         </w:tc>
         <w:tc>
           <w:tcPr>
-            <w:tcW w:w="717" w:type="dxa"/>
+            <w:tcW w:w="796" w:type="dxa"/>
             <w:tcBorders>
               <w:top w:val="single" w:sz="4" w:space="0" w:color="auto"/>
               <w:left w:val="single" w:sz="4" w:space="0" w:color="auto"/>
@@ -6539,13 +6714,13 @@
             </w:tcBorders>
             <w:shd w:val="clear" w:color="auto" w:fill="auto"/>
             <w:noWrap/>
-            <w:vAlign w:val="bottom"/>
+            <w:vAlign w:val="center"/>
             <w:hideMark/>
           </w:tcPr>
           <w:p>
             <w:pPr>
               <w:spacing w:after="0" w:line="240" w:lineRule="auto"/>
-              <w:jc w:val="right"/>
+              <w:jc w:val="center"/>
               <w:rPr>
                 <w:rFonts w:ascii="Times New Roman" w:eastAsia="Times New Roman" w:hAnsi="Times New Roman" w:cs="Times New Roman"/>
                 <w:color w:val="000000"/>
@@ -6563,11 +6738,12 @@
       </w:tr>
       <w:tr>
         <w:trPr>
-          <w:trHeight w:val="280"/>
+          <w:trHeight w:val="212"/>
+          <w:jc w:val="center"/>
         </w:trPr>
         <w:tc>
           <w:tcPr>
-            <w:tcW w:w="1803" w:type="dxa"/>
+            <w:tcW w:w="6003" w:type="dxa"/>
             <w:tcBorders>
               <w:top w:val="single" w:sz="4" w:space="0" w:color="auto"/>
               <w:left w:val="single" w:sz="4" w:space="0" w:color="auto"/>
@@ -6576,12 +6752,13 @@
             </w:tcBorders>
             <w:shd w:val="clear" w:color="auto" w:fill="auto"/>
             <w:noWrap/>
-            <w:vAlign w:val="bottom"/>
+            <w:vAlign w:val="center"/>
             <w:hideMark/>
           </w:tcPr>
           <w:p>
             <w:pPr>
               <w:spacing w:after="0" w:line="240" w:lineRule="auto"/>
+              <w:jc w:val="center"/>
               <w:rPr>
                 <w:rFonts w:ascii="Times New Roman" w:eastAsia="Times New Roman" w:hAnsi="Times New Roman" w:cs="Times New Roman"/>
                 <w:color w:val="000000"/>
@@ -6598,7 +6775,7 @@
         </w:tc>
         <w:tc>
           <w:tcPr>
-            <w:tcW w:w="717" w:type="dxa"/>
+            <w:tcW w:w="796" w:type="dxa"/>
             <w:tcBorders>
               <w:top w:val="single" w:sz="4" w:space="0" w:color="auto"/>
               <w:left w:val="single" w:sz="4" w:space="0" w:color="auto"/>
@@ -6607,34 +6784,36 @@
             </w:tcBorders>
             <w:shd w:val="clear" w:color="auto" w:fill="auto"/>
             <w:noWrap/>
-            <w:vAlign w:val="bottom"/>
+            <w:vAlign w:val="center"/>
             <w:hideMark/>
           </w:tcPr>
           <w:p>
             <w:pPr>
               <w:spacing w:after="0" w:line="240" w:lineRule="auto"/>
-              <w:rPr>
-                <w:rFonts w:ascii="Times New Roman" w:eastAsia="Times New Roman" w:hAnsi="Times New Roman" w:cs="Times New Roman"/>
-                <w:color w:val="000000"/>
-              </w:rPr>
-            </w:pPr>
-            <w:r>
-              <w:rPr>
-                <w:rFonts w:ascii="Times New Roman" w:eastAsia="Times New Roman" w:hAnsi="Times New Roman" w:cs="Times New Roman"/>
-                <w:color w:val="000000"/>
-              </w:rPr>
-              <w:t> </w:t>
+              <w:jc w:val="center"/>
+              <w:rPr>
+                <w:rFonts w:ascii="Times New Roman" w:eastAsia="Times New Roman" w:hAnsi="Times New Roman" w:cs="Times New Roman"/>
+                <w:color w:val="000000"/>
+              </w:rPr>
+            </w:pPr>
+            <w:r>
+              <w:rPr>
+                <w:rFonts w:ascii="Times New Roman" w:eastAsia="Times New Roman" w:hAnsi="Times New Roman" w:cs="Times New Roman"/>
+                <w:color w:val="000000"/>
+              </w:rPr>
+              <w:t>5</w:t>
             </w:r>
           </w:p>
         </w:tc>
       </w:tr>
       <w:tr>
         <w:trPr>
-          <w:trHeight w:val="280"/>
+          <w:trHeight w:val="212"/>
+          <w:jc w:val="center"/>
         </w:trPr>
         <w:tc>
           <w:tcPr>
-            <w:tcW w:w="1803" w:type="dxa"/>
+            <w:tcW w:w="6003" w:type="dxa"/>
             <w:tcBorders>
               <w:top w:val="nil"/>
               <w:left w:val="nil"/>
@@ -6659,7 +6838,7 @@
         </w:tc>
         <w:tc>
           <w:tcPr>
-            <w:tcW w:w="717" w:type="dxa"/>
+            <w:tcW w:w="796" w:type="dxa"/>
             <w:tcBorders>
               <w:top w:val="nil"/>
               <w:left w:val="nil"/>
@@ -6674,1236 +6853,7 @@
           <w:p>
             <w:pPr>
               <w:spacing w:after="0" w:line="240" w:lineRule="auto"/>
-              <w:rPr>
-                <w:rFonts w:ascii="Times New Roman" w:eastAsia="Times New Roman" w:hAnsi="Times New Roman" w:cs="Times New Roman"/>
-                <w:sz w:val="20"/>
-                <w:szCs w:val="20"/>
-              </w:rPr>
-            </w:pPr>
-          </w:p>
-        </w:tc>
-      </w:tr>
-      <w:tr>
-        <w:trPr>
-          <w:trHeight w:val="280"/>
-        </w:trPr>
-        <w:tc>
-          <w:tcPr>
-            <w:tcW w:w="1803" w:type="dxa"/>
-            <w:tcBorders>
-              <w:top w:val="nil"/>
-              <w:left w:val="nil"/>
-              <w:bottom w:val="nil"/>
-              <w:right w:val="nil"/>
-            </w:tcBorders>
-            <w:shd w:val="clear" w:color="auto" w:fill="auto"/>
-            <w:noWrap/>
-            <w:vAlign w:val="bottom"/>
-          </w:tcPr>
-          <w:p>
-            <w:pPr>
-              <w:spacing w:after="0" w:line="240" w:lineRule="auto"/>
-              <w:jc w:val="center"/>
-              <w:rPr>
-                <w:rFonts w:ascii="Times New Roman" w:eastAsia="Times New Roman" w:hAnsi="Times New Roman" w:cs="Times New Roman"/>
-                <w:color w:val="000000"/>
-              </w:rPr>
-            </w:pPr>
-          </w:p>
-          <w:tbl>
-            <w:tblPr>
-              <w:tblW w:w="5133" w:type="dxa"/>
-              <w:tblInd w:w="113" w:type="dxa"/>
-              <w:tblBorders>
-                <w:top w:val="single" w:sz="4" w:space="0" w:color="auto"/>
-                <w:left w:val="single" w:sz="4" w:space="0" w:color="auto"/>
-                <w:bottom w:val="single" w:sz="4" w:space="0" w:color="auto"/>
-                <w:right w:val="single" w:sz="4" w:space="0" w:color="auto"/>
-                <w:insideH w:val="single" w:sz="4" w:space="0" w:color="auto"/>
-                <w:insideV w:val="single" w:sz="4" w:space="0" w:color="auto"/>
-              </w:tblBorders>
-              <w:tblLook w:val="04A0" w:firstRow="1" w:lastRow="0" w:firstColumn="1" w:lastColumn="0" w:noHBand="0" w:noVBand="1"/>
-            </w:tblPr>
-            <w:tblGrid>
-              <w:gridCol w:w="3725"/>
-              <w:gridCol w:w="1408"/>
-            </w:tblGrid>
-            <w:tr>
-              <w:trPr>
-                <w:trHeight w:val="840"/>
-              </w:trPr>
-              <w:tc>
-                <w:tcPr>
-                  <w:tcW w:w="1896" w:type="dxa"/>
-                  <w:shd w:val="clear" w:color="000000" w:fill="FFFF00"/>
-                  <w:noWrap/>
-                  <w:vAlign w:val="center"/>
-                  <w:hideMark/>
-                </w:tcPr>
-                <w:p>
-                  <w:pPr>
-                    <w:spacing w:after="0" w:line="240" w:lineRule="auto"/>
-                    <w:jc w:val="center"/>
-                    <w:rPr>
-                      <w:rFonts w:ascii="Times New Roman" w:eastAsia="Times New Roman" w:hAnsi="Times New Roman" w:cs="Times New Roman"/>
-                      <w:color w:val="000000"/>
-                    </w:rPr>
-                  </w:pPr>
-                  <w:r>
-                    <w:rPr>
-                      <w:rFonts w:ascii="Times New Roman" w:eastAsia="Times New Roman" w:hAnsi="Times New Roman" w:cs="Times New Roman"/>
-                      <w:color w:val="000000"/>
-                    </w:rPr>
-                    <w:t>Language</w:t>
-                  </w:r>
-                </w:p>
-              </w:tc>
-              <w:tc>
-                <w:tcPr>
-                  <w:tcW w:w="717" w:type="dxa"/>
-                  <w:shd w:val="clear" w:color="000000" w:fill="FFFF00"/>
-                  <w:vAlign w:val="center"/>
-                  <w:hideMark/>
-                </w:tcPr>
-                <w:p>
-                  <w:pPr>
-                    <w:spacing w:after="0" w:line="240" w:lineRule="auto"/>
-                    <w:jc w:val="center"/>
-                    <w:rPr>
-                      <w:rFonts w:ascii="Times New Roman" w:eastAsia="Times New Roman" w:hAnsi="Times New Roman" w:cs="Times New Roman"/>
-                      <w:color w:val="000000"/>
-                    </w:rPr>
-                  </w:pPr>
-                  <w:r>
-                    <w:rPr>
-                      <w:rFonts w:ascii="Times New Roman" w:eastAsia="Times New Roman" w:hAnsi="Times New Roman" w:cs="Times New Roman"/>
-                      <w:color w:val="000000"/>
-                    </w:rPr>
-                    <w:t>Leve</w:t>
-                  </w:r>
-                  <w:r>
-                    <w:rPr>
-                      <w:rFonts w:ascii="Times New Roman" w:eastAsia="Times New Roman" w:hAnsi="Times New Roman" w:cs="Times New Roman"/>
-                      <w:color w:val="000000"/>
-                    </w:rPr>
-                    <w:t xml:space="preserve"> </w:t>
-                  </w:r>
-                  <w:r>
-                    <w:rPr>
-                      <w:rFonts w:ascii="Times New Roman" w:eastAsia="Times New Roman" w:hAnsi="Times New Roman" w:cs="Times New Roman"/>
-                      <w:color w:val="000000"/>
-                    </w:rPr>
-                    <w:t>from 5</w:t>
-                  </w:r>
-                </w:p>
-              </w:tc>
-            </w:tr>
-            <w:tr>
-              <w:trPr>
-                <w:trHeight w:val="280"/>
-              </w:trPr>
-              <w:tc>
-                <w:tcPr>
-                  <w:tcW w:w="1896" w:type="dxa"/>
-                  <w:shd w:val="clear" w:color="auto" w:fill="auto"/>
-                  <w:noWrap/>
-                  <w:vAlign w:val="center"/>
-                  <w:hideMark/>
-                </w:tcPr>
-                <w:p>
-                  <w:pPr>
-                    <w:spacing w:after="0" w:line="240" w:lineRule="auto"/>
-                    <w:jc w:val="center"/>
-                    <w:rPr>
-                      <w:rFonts w:ascii="Times New Roman" w:eastAsia="Times New Roman" w:hAnsi="Times New Roman" w:cs="Times New Roman"/>
-                      <w:color w:val="000000"/>
-                    </w:rPr>
-                  </w:pPr>
-                  <w:r>
-                    <w:rPr>
-                      <w:rFonts w:ascii="Times New Roman" w:eastAsia="Times New Roman" w:hAnsi="Times New Roman" w:cs="Times New Roman"/>
-                      <w:color w:val="000000"/>
-                    </w:rPr>
-                    <w:t>Python</w:t>
-                  </w:r>
-                </w:p>
-              </w:tc>
-              <w:tc>
-                <w:tcPr>
-                  <w:tcW w:w="717" w:type="dxa"/>
-                  <w:shd w:val="clear" w:color="auto" w:fill="auto"/>
-                  <w:noWrap/>
-                  <w:vAlign w:val="center"/>
-                  <w:hideMark/>
-                </w:tcPr>
-                <w:p>
-                  <w:pPr>
-                    <w:spacing w:after="0" w:line="240" w:lineRule="auto"/>
-                    <w:jc w:val="center"/>
-                    <w:rPr>
-                      <w:rFonts w:ascii="Times New Roman" w:eastAsia="Times New Roman" w:hAnsi="Times New Roman" w:cs="Times New Roman"/>
-                      <w:color w:val="000000"/>
-                    </w:rPr>
-                  </w:pPr>
-                  <w:r>
-                    <w:rPr>
-                      <w:rFonts w:ascii="Times New Roman" w:eastAsia="Times New Roman" w:hAnsi="Times New Roman" w:cs="Times New Roman"/>
-                      <w:color w:val="000000"/>
-                    </w:rPr>
-                    <w:t>5</w:t>
-                  </w:r>
-                </w:p>
-              </w:tc>
-            </w:tr>
-            <w:tr>
-              <w:trPr>
-                <w:trHeight w:val="280"/>
-              </w:trPr>
-              <w:tc>
-                <w:tcPr>
-                  <w:tcW w:w="1896" w:type="dxa"/>
-                  <w:shd w:val="clear" w:color="auto" w:fill="auto"/>
-                  <w:noWrap/>
-                  <w:vAlign w:val="center"/>
-                  <w:hideMark/>
-                </w:tcPr>
-                <w:p>
-                  <w:pPr>
-                    <w:spacing w:after="0" w:line="240" w:lineRule="auto"/>
-                    <w:jc w:val="center"/>
-                    <w:rPr>
-                      <w:rFonts w:ascii="Times New Roman" w:eastAsia="Times New Roman" w:hAnsi="Times New Roman" w:cs="Times New Roman"/>
-                      <w:color w:val="000000"/>
-                    </w:rPr>
-                  </w:pPr>
-                  <w:r>
-                    <w:rPr>
-                      <w:rFonts w:ascii="Times New Roman" w:eastAsia="Times New Roman" w:hAnsi="Times New Roman" w:cs="Times New Roman"/>
-                      <w:color w:val="000000"/>
-                    </w:rPr>
-                    <w:t>Shell Scripting/CLI</w:t>
-                  </w:r>
-                </w:p>
-              </w:tc>
-              <w:tc>
-                <w:tcPr>
-                  <w:tcW w:w="717" w:type="dxa"/>
-                  <w:shd w:val="clear" w:color="auto" w:fill="auto"/>
-                  <w:noWrap/>
-                  <w:vAlign w:val="center"/>
-                  <w:hideMark/>
-                </w:tcPr>
-                <w:p>
-                  <w:pPr>
-                    <w:spacing w:after="0" w:line="240" w:lineRule="auto"/>
-                    <w:jc w:val="center"/>
-                    <w:rPr>
-                      <w:rFonts w:ascii="Times New Roman" w:eastAsia="Times New Roman" w:hAnsi="Times New Roman" w:cs="Times New Roman"/>
-                      <w:color w:val="000000"/>
-                    </w:rPr>
-                  </w:pPr>
-                  <w:r>
-                    <w:rPr>
-                      <w:rFonts w:ascii="Times New Roman" w:eastAsia="Times New Roman" w:hAnsi="Times New Roman" w:cs="Times New Roman"/>
-                      <w:color w:val="000000"/>
-                    </w:rPr>
-                    <w:t>5</w:t>
-                  </w:r>
-                </w:p>
-              </w:tc>
-            </w:tr>
-            <w:tr>
-              <w:trPr>
-                <w:trHeight w:val="280"/>
-              </w:trPr>
-              <w:tc>
-                <w:tcPr>
-                  <w:tcW w:w="1896" w:type="dxa"/>
-                  <w:shd w:val="clear" w:color="auto" w:fill="auto"/>
-                  <w:noWrap/>
-                  <w:vAlign w:val="center"/>
-                  <w:hideMark/>
-                </w:tcPr>
-                <w:p>
-                  <w:pPr>
-                    <w:spacing w:after="0" w:line="240" w:lineRule="auto"/>
-                    <w:jc w:val="center"/>
-                    <w:rPr>
-                      <w:rFonts w:ascii="Times New Roman" w:eastAsia="Times New Roman" w:hAnsi="Times New Roman" w:cs="Times New Roman"/>
-                      <w:color w:val="000000"/>
-                    </w:rPr>
-                  </w:pPr>
-                  <w:r>
-                    <w:rPr>
-                      <w:rFonts w:ascii="Times New Roman" w:eastAsia="Times New Roman" w:hAnsi="Times New Roman" w:cs="Times New Roman"/>
-                      <w:color w:val="000000"/>
-                    </w:rPr>
-                    <w:t>Git</w:t>
-                  </w:r>
-                </w:p>
-              </w:tc>
-              <w:tc>
-                <w:tcPr>
-                  <w:tcW w:w="717" w:type="dxa"/>
-                  <w:shd w:val="clear" w:color="auto" w:fill="auto"/>
-                  <w:noWrap/>
-                  <w:vAlign w:val="center"/>
-                  <w:hideMark/>
-                </w:tcPr>
-                <w:p>
-                  <w:pPr>
-                    <w:spacing w:after="0" w:line="240" w:lineRule="auto"/>
-                    <w:jc w:val="center"/>
-                    <w:rPr>
-                      <w:rFonts w:ascii="Times New Roman" w:eastAsia="Times New Roman" w:hAnsi="Times New Roman" w:cs="Times New Roman"/>
-                      <w:color w:val="000000"/>
-                    </w:rPr>
-                  </w:pPr>
-                  <w:r>
-                    <w:rPr>
-                      <w:rFonts w:ascii="Times New Roman" w:eastAsia="Times New Roman" w:hAnsi="Times New Roman" w:cs="Times New Roman"/>
-                      <w:color w:val="000000"/>
-                    </w:rPr>
-                    <w:t>5</w:t>
-                  </w:r>
-                </w:p>
-              </w:tc>
-            </w:tr>
-            <w:tr>
-              <w:trPr>
-                <w:trHeight w:val="280"/>
-              </w:trPr>
-              <w:tc>
-                <w:tcPr>
-                  <w:tcW w:w="1896" w:type="dxa"/>
-                  <w:shd w:val="clear" w:color="auto" w:fill="auto"/>
-                  <w:noWrap/>
-                  <w:vAlign w:val="center"/>
-                  <w:hideMark/>
-                </w:tcPr>
-                <w:p>
-                  <w:pPr>
-                    <w:spacing w:after="0" w:line="240" w:lineRule="auto"/>
-                    <w:jc w:val="center"/>
-                    <w:rPr>
-                      <w:rFonts w:ascii="Times New Roman" w:eastAsia="Times New Roman" w:hAnsi="Times New Roman" w:cs="Times New Roman"/>
-                      <w:color w:val="000000"/>
-                    </w:rPr>
-                  </w:pPr>
-                  <w:r>
-                    <w:rPr>
-                      <w:rFonts w:ascii="Times New Roman" w:eastAsia="Times New Roman" w:hAnsi="Times New Roman" w:cs="Times New Roman"/>
-                      <w:color w:val="000000"/>
-                    </w:rPr>
-                    <w:t>CSS3</w:t>
-                  </w:r>
-                </w:p>
-              </w:tc>
-              <w:tc>
-                <w:tcPr>
-                  <w:tcW w:w="717" w:type="dxa"/>
-                  <w:shd w:val="clear" w:color="auto" w:fill="auto"/>
-                  <w:noWrap/>
-                  <w:vAlign w:val="center"/>
-                  <w:hideMark/>
-                </w:tcPr>
-                <w:p>
-                  <w:pPr>
-                    <w:spacing w:after="0" w:line="240" w:lineRule="auto"/>
-                    <w:jc w:val="center"/>
-                    <w:rPr>
-                      <w:rFonts w:ascii="Times New Roman" w:eastAsia="Times New Roman" w:hAnsi="Times New Roman" w:cs="Times New Roman"/>
-                      <w:color w:val="000000"/>
-                    </w:rPr>
-                  </w:pPr>
-                  <w:r>
-                    <w:rPr>
-                      <w:rFonts w:ascii="Times New Roman" w:eastAsia="Times New Roman" w:hAnsi="Times New Roman" w:cs="Times New Roman"/>
-                      <w:color w:val="000000"/>
-                    </w:rPr>
-                    <w:t>4</w:t>
-                  </w:r>
-                </w:p>
-              </w:tc>
-            </w:tr>
-            <w:tr>
-              <w:trPr>
-                <w:trHeight w:val="280"/>
-              </w:trPr>
-              <w:tc>
-                <w:tcPr>
-                  <w:tcW w:w="1896" w:type="dxa"/>
-                  <w:shd w:val="clear" w:color="auto" w:fill="auto"/>
-                  <w:noWrap/>
-                  <w:vAlign w:val="center"/>
-                  <w:hideMark/>
-                </w:tcPr>
-                <w:p>
-                  <w:pPr>
-                    <w:spacing w:after="0" w:line="240" w:lineRule="auto"/>
-                    <w:jc w:val="center"/>
-                    <w:rPr>
-                      <w:rFonts w:ascii="Times New Roman" w:eastAsia="Times New Roman" w:hAnsi="Times New Roman" w:cs="Times New Roman"/>
-                      <w:color w:val="000000"/>
-                    </w:rPr>
-                  </w:pPr>
-                  <w:r>
-                    <w:rPr>
-                      <w:rFonts w:ascii="Times New Roman" w:eastAsia="Times New Roman" w:hAnsi="Times New Roman" w:cs="Times New Roman"/>
-                      <w:color w:val="000000"/>
-                    </w:rPr>
-                    <w:t>GITHUB</w:t>
-                  </w:r>
-                </w:p>
-              </w:tc>
-              <w:tc>
-                <w:tcPr>
-                  <w:tcW w:w="717" w:type="dxa"/>
-                  <w:shd w:val="clear" w:color="auto" w:fill="auto"/>
-                  <w:noWrap/>
-                  <w:vAlign w:val="center"/>
-                  <w:hideMark/>
-                </w:tcPr>
-                <w:p>
-                  <w:pPr>
-                    <w:spacing w:after="0" w:line="240" w:lineRule="auto"/>
-                    <w:jc w:val="center"/>
-                    <w:rPr>
-                      <w:rFonts w:ascii="Times New Roman" w:eastAsia="Times New Roman" w:hAnsi="Times New Roman" w:cs="Times New Roman"/>
-                      <w:color w:val="000000"/>
-                    </w:rPr>
-                  </w:pPr>
-                  <w:r>
-                    <w:rPr>
-                      <w:rFonts w:ascii="Times New Roman" w:eastAsia="Times New Roman" w:hAnsi="Times New Roman" w:cs="Times New Roman"/>
-                      <w:color w:val="000000"/>
-                    </w:rPr>
-                    <w:t>5</w:t>
-                  </w:r>
-                </w:p>
-              </w:tc>
-            </w:tr>
-            <w:tr>
-              <w:trPr>
-                <w:trHeight w:val="280"/>
-              </w:trPr>
-              <w:tc>
-                <w:tcPr>
-                  <w:tcW w:w="1896" w:type="dxa"/>
-                  <w:shd w:val="clear" w:color="auto" w:fill="auto"/>
-                  <w:noWrap/>
-                  <w:vAlign w:val="center"/>
-                  <w:hideMark/>
-                </w:tcPr>
-                <w:p>
-                  <w:pPr>
-                    <w:spacing w:after="0" w:line="240" w:lineRule="auto"/>
-                    <w:jc w:val="center"/>
-                    <w:rPr>
-                      <w:rFonts w:ascii="Times New Roman" w:eastAsia="Times New Roman" w:hAnsi="Times New Roman" w:cs="Times New Roman"/>
-                      <w:color w:val="000000"/>
-                    </w:rPr>
-                  </w:pPr>
-                  <w:r>
-                    <w:rPr>
-                      <w:rFonts w:ascii="Times New Roman" w:eastAsia="Times New Roman" w:hAnsi="Times New Roman" w:cs="Times New Roman"/>
-                      <w:color w:val="000000"/>
-                    </w:rPr>
-                    <w:t>VS CODE</w:t>
-                  </w:r>
-                </w:p>
-              </w:tc>
-              <w:tc>
-                <w:tcPr>
-                  <w:tcW w:w="717" w:type="dxa"/>
-                  <w:shd w:val="clear" w:color="auto" w:fill="auto"/>
-                  <w:noWrap/>
-                  <w:vAlign w:val="center"/>
-                  <w:hideMark/>
-                </w:tcPr>
-                <w:p>
-                  <w:pPr>
-                    <w:spacing w:after="0" w:line="240" w:lineRule="auto"/>
-                    <w:jc w:val="center"/>
-                    <w:rPr>
-                      <w:rFonts w:ascii="Times New Roman" w:eastAsia="Times New Roman" w:hAnsi="Times New Roman" w:cs="Times New Roman"/>
-                      <w:color w:val="000000"/>
-                    </w:rPr>
-                  </w:pPr>
-                  <w:r>
-                    <w:rPr>
-                      <w:rFonts w:ascii="Times New Roman" w:eastAsia="Times New Roman" w:hAnsi="Times New Roman" w:cs="Times New Roman"/>
-                      <w:color w:val="000000"/>
-                    </w:rPr>
-                    <w:t>5</w:t>
-                  </w:r>
-                </w:p>
-              </w:tc>
-            </w:tr>
-            <w:tr>
-              <w:trPr>
-                <w:trHeight w:val="280"/>
-              </w:trPr>
-              <w:tc>
-                <w:tcPr>
-                  <w:tcW w:w="1896" w:type="dxa"/>
-                  <w:shd w:val="clear" w:color="auto" w:fill="auto"/>
-                  <w:noWrap/>
-                  <w:vAlign w:val="center"/>
-                  <w:hideMark/>
-                </w:tcPr>
-                <w:p>
-                  <w:pPr>
-                    <w:spacing w:after="0" w:line="240" w:lineRule="auto"/>
-                    <w:jc w:val="center"/>
-                    <w:rPr>
-                      <w:rFonts w:ascii="Times New Roman" w:eastAsia="Times New Roman" w:hAnsi="Times New Roman" w:cs="Times New Roman"/>
-                      <w:color w:val="000000"/>
-                    </w:rPr>
-                  </w:pPr>
-                  <w:r>
-                    <w:rPr>
-                      <w:rFonts w:ascii="Times New Roman" w:eastAsia="Times New Roman" w:hAnsi="Times New Roman" w:cs="Times New Roman"/>
-                      <w:color w:val="000000"/>
-                    </w:rPr>
-                    <w:t>REACT</w:t>
-                  </w:r>
-                </w:p>
-              </w:tc>
-              <w:tc>
-                <w:tcPr>
-                  <w:tcW w:w="717" w:type="dxa"/>
-                  <w:shd w:val="clear" w:color="auto" w:fill="auto"/>
-                  <w:noWrap/>
-                  <w:vAlign w:val="center"/>
-                  <w:hideMark/>
-                </w:tcPr>
-                <w:p>
-                  <w:pPr>
-                    <w:spacing w:after="0" w:line="240" w:lineRule="auto"/>
-                    <w:jc w:val="center"/>
-                    <w:rPr>
-                      <w:rFonts w:ascii="Times New Roman" w:eastAsia="Times New Roman" w:hAnsi="Times New Roman" w:cs="Times New Roman"/>
-                      <w:color w:val="000000"/>
-                    </w:rPr>
-                  </w:pPr>
-                  <w:r>
-                    <w:rPr>
-                      <w:rFonts w:ascii="Times New Roman" w:eastAsia="Times New Roman" w:hAnsi="Times New Roman" w:cs="Times New Roman"/>
-                      <w:color w:val="000000"/>
-                    </w:rPr>
-                    <w:t>4.5</w:t>
-                  </w:r>
-                </w:p>
-              </w:tc>
-            </w:tr>
-            <w:tr>
-              <w:trPr>
-                <w:trHeight w:val="280"/>
-              </w:trPr>
-              <w:tc>
-                <w:tcPr>
-                  <w:tcW w:w="1896" w:type="dxa"/>
-                  <w:shd w:val="clear" w:color="auto" w:fill="auto"/>
-                  <w:noWrap/>
-                  <w:vAlign w:val="center"/>
-                  <w:hideMark/>
-                </w:tcPr>
-                <w:p>
-                  <w:pPr>
-                    <w:spacing w:after="0" w:line="240" w:lineRule="auto"/>
-                    <w:jc w:val="center"/>
-                    <w:rPr>
-                      <w:rFonts w:ascii="Times New Roman" w:eastAsia="Times New Roman" w:hAnsi="Times New Roman" w:cs="Times New Roman"/>
-                      <w:color w:val="000000"/>
-                    </w:rPr>
-                  </w:pPr>
-                  <w:r>
-                    <w:rPr>
-                      <w:rFonts w:ascii="Times New Roman" w:eastAsia="Times New Roman" w:hAnsi="Times New Roman" w:cs="Times New Roman"/>
-                      <w:color w:val="000000"/>
-                    </w:rPr>
-                    <w:t>NODEJS</w:t>
-                  </w:r>
-                </w:p>
-              </w:tc>
-              <w:tc>
-                <w:tcPr>
-                  <w:tcW w:w="717" w:type="dxa"/>
-                  <w:shd w:val="clear" w:color="auto" w:fill="auto"/>
-                  <w:noWrap/>
-                  <w:vAlign w:val="center"/>
-                  <w:hideMark/>
-                </w:tcPr>
-                <w:p>
-                  <w:pPr>
-                    <w:spacing w:after="0" w:line="240" w:lineRule="auto"/>
-                    <w:jc w:val="center"/>
-                    <w:rPr>
-                      <w:rFonts w:ascii="Times New Roman" w:eastAsia="Times New Roman" w:hAnsi="Times New Roman" w:cs="Times New Roman"/>
-                      <w:color w:val="000000"/>
-                    </w:rPr>
-                  </w:pPr>
-                  <w:r>
-                    <w:rPr>
-                      <w:rFonts w:ascii="Times New Roman" w:eastAsia="Times New Roman" w:hAnsi="Times New Roman" w:cs="Times New Roman"/>
-                      <w:color w:val="000000"/>
-                    </w:rPr>
-                    <w:t>4.5</w:t>
-                  </w:r>
-                </w:p>
-              </w:tc>
-            </w:tr>
-            <w:tr>
-              <w:trPr>
-                <w:trHeight w:val="280"/>
-              </w:trPr>
-              <w:tc>
-                <w:tcPr>
-                  <w:tcW w:w="1896" w:type="dxa"/>
-                  <w:shd w:val="clear" w:color="auto" w:fill="auto"/>
-                  <w:noWrap/>
-                  <w:vAlign w:val="center"/>
-                  <w:hideMark/>
-                </w:tcPr>
-                <w:p>
-                  <w:pPr>
-                    <w:spacing w:after="0" w:line="240" w:lineRule="auto"/>
-                    <w:jc w:val="center"/>
-                    <w:rPr>
-                      <w:rFonts w:ascii="Times New Roman" w:eastAsia="Times New Roman" w:hAnsi="Times New Roman" w:cs="Times New Roman"/>
-                      <w:color w:val="000000"/>
-                    </w:rPr>
-                  </w:pPr>
-                  <w:r>
-                    <w:rPr>
-                      <w:rFonts w:ascii="Times New Roman" w:eastAsia="Times New Roman" w:hAnsi="Times New Roman" w:cs="Times New Roman"/>
-                      <w:color w:val="000000"/>
-                    </w:rPr>
-                    <w:t>NGINX</w:t>
-                  </w:r>
-                </w:p>
-              </w:tc>
-              <w:tc>
-                <w:tcPr>
-                  <w:tcW w:w="717" w:type="dxa"/>
-                  <w:shd w:val="clear" w:color="auto" w:fill="auto"/>
-                  <w:noWrap/>
-                  <w:vAlign w:val="center"/>
-                  <w:hideMark/>
-                </w:tcPr>
-                <w:p>
-                  <w:pPr>
-                    <w:spacing w:after="0" w:line="240" w:lineRule="auto"/>
-                    <w:jc w:val="center"/>
-                    <w:rPr>
-                      <w:rFonts w:ascii="Times New Roman" w:eastAsia="Times New Roman" w:hAnsi="Times New Roman" w:cs="Times New Roman"/>
-                      <w:color w:val="000000"/>
-                    </w:rPr>
-                  </w:pPr>
-                  <w:r>
-                    <w:rPr>
-                      <w:rFonts w:ascii="Times New Roman" w:eastAsia="Times New Roman" w:hAnsi="Times New Roman" w:cs="Times New Roman"/>
-                      <w:color w:val="000000"/>
-                    </w:rPr>
-                    <w:t>4.5</w:t>
-                  </w:r>
-                </w:p>
-              </w:tc>
-            </w:tr>
-            <w:tr>
-              <w:trPr>
-                <w:trHeight w:val="280"/>
-              </w:trPr>
-              <w:tc>
-                <w:tcPr>
-                  <w:tcW w:w="1896" w:type="dxa"/>
-                  <w:shd w:val="clear" w:color="auto" w:fill="auto"/>
-                  <w:noWrap/>
-                  <w:vAlign w:val="center"/>
-                  <w:hideMark/>
-                </w:tcPr>
-                <w:p>
-                  <w:pPr>
-                    <w:spacing w:after="0" w:line="240" w:lineRule="auto"/>
-                    <w:jc w:val="center"/>
-                    <w:rPr>
-                      <w:rFonts w:ascii="Times New Roman" w:eastAsia="Times New Roman" w:hAnsi="Times New Roman" w:cs="Times New Roman"/>
-                      <w:color w:val="000000"/>
-                    </w:rPr>
-                  </w:pPr>
-                  <w:r>
-                    <w:rPr>
-                      <w:rFonts w:ascii="Times New Roman" w:eastAsia="Times New Roman" w:hAnsi="Times New Roman" w:cs="Times New Roman"/>
-                      <w:color w:val="000000"/>
-                    </w:rPr>
-                    <w:t>POSTMARK</w:t>
-                  </w:r>
-                </w:p>
-              </w:tc>
-              <w:tc>
-                <w:tcPr>
-                  <w:tcW w:w="717" w:type="dxa"/>
-                  <w:shd w:val="clear" w:color="auto" w:fill="auto"/>
-                  <w:noWrap/>
-                  <w:vAlign w:val="center"/>
-                  <w:hideMark/>
-                </w:tcPr>
-                <w:p>
-                  <w:pPr>
-                    <w:spacing w:after="0" w:line="240" w:lineRule="auto"/>
-                    <w:jc w:val="center"/>
-                    <w:rPr>
-                      <w:rFonts w:ascii="Times New Roman" w:eastAsia="Times New Roman" w:hAnsi="Times New Roman" w:cs="Times New Roman"/>
-                      <w:color w:val="000000"/>
-                    </w:rPr>
-                  </w:pPr>
-                  <w:r>
-                    <w:rPr>
-                      <w:rFonts w:ascii="Times New Roman" w:eastAsia="Times New Roman" w:hAnsi="Times New Roman" w:cs="Times New Roman"/>
-                      <w:color w:val="000000"/>
-                    </w:rPr>
-                    <w:t>4</w:t>
-                  </w:r>
-                </w:p>
-              </w:tc>
-            </w:tr>
-            <w:tr>
-              <w:trPr>
-                <w:trHeight w:val="280"/>
-              </w:trPr>
-              <w:tc>
-                <w:tcPr>
-                  <w:tcW w:w="1896" w:type="dxa"/>
-                  <w:shd w:val="clear" w:color="auto" w:fill="auto"/>
-                  <w:noWrap/>
-                  <w:vAlign w:val="center"/>
-                  <w:hideMark/>
-                </w:tcPr>
-                <w:p>
-                  <w:pPr>
-                    <w:spacing w:after="0" w:line="240" w:lineRule="auto"/>
-                    <w:jc w:val="center"/>
-                    <w:rPr>
-                      <w:rFonts w:ascii="Times New Roman" w:eastAsia="Times New Roman" w:hAnsi="Times New Roman" w:cs="Times New Roman"/>
-                      <w:color w:val="000000"/>
-                    </w:rPr>
-                  </w:pPr>
-                  <w:r>
-                    <w:rPr>
-                      <w:rFonts w:ascii="Times New Roman" w:eastAsia="Times New Roman" w:hAnsi="Times New Roman" w:cs="Times New Roman"/>
-                      <w:color w:val="000000"/>
-                    </w:rPr>
-                    <w:t>C++</w:t>
-                  </w:r>
-                </w:p>
-              </w:tc>
-              <w:tc>
-                <w:tcPr>
-                  <w:tcW w:w="717" w:type="dxa"/>
-                  <w:shd w:val="clear" w:color="auto" w:fill="auto"/>
-                  <w:noWrap/>
-                  <w:vAlign w:val="center"/>
-                  <w:hideMark/>
-                </w:tcPr>
-                <w:p>
-                  <w:pPr>
-                    <w:spacing w:after="0" w:line="240" w:lineRule="auto"/>
-                    <w:jc w:val="center"/>
-                    <w:rPr>
-                      <w:rFonts w:ascii="Times New Roman" w:eastAsia="Times New Roman" w:hAnsi="Times New Roman" w:cs="Times New Roman"/>
-                      <w:color w:val="000000"/>
-                    </w:rPr>
-                  </w:pPr>
-                  <w:r>
-                    <w:rPr>
-                      <w:rFonts w:ascii="Times New Roman" w:eastAsia="Times New Roman" w:hAnsi="Times New Roman" w:cs="Times New Roman"/>
-                      <w:color w:val="000000"/>
-                    </w:rPr>
-                    <w:t>5</w:t>
-                  </w:r>
-                </w:p>
-              </w:tc>
-            </w:tr>
-            <w:tr>
-              <w:trPr>
-                <w:trHeight w:val="280"/>
-              </w:trPr>
-              <w:tc>
-                <w:tcPr>
-                  <w:tcW w:w="1896" w:type="dxa"/>
-                  <w:shd w:val="clear" w:color="auto" w:fill="auto"/>
-                  <w:noWrap/>
-                  <w:vAlign w:val="center"/>
-                  <w:hideMark/>
-                </w:tcPr>
-                <w:p>
-                  <w:pPr>
-                    <w:spacing w:after="0" w:line="240" w:lineRule="auto"/>
-                    <w:jc w:val="center"/>
-                    <w:rPr>
-                      <w:rFonts w:ascii="Times New Roman" w:eastAsia="Times New Roman" w:hAnsi="Times New Roman" w:cs="Times New Roman"/>
-                      <w:color w:val="000000"/>
-                    </w:rPr>
-                  </w:pPr>
-                  <w:r>
-                    <w:rPr>
-                      <w:rFonts w:ascii="Times New Roman" w:eastAsia="Times New Roman" w:hAnsi="Times New Roman" w:cs="Times New Roman"/>
-                      <w:color w:val="000000"/>
-                    </w:rPr>
-                    <w:t>VBA</w:t>
-                  </w:r>
-                </w:p>
-              </w:tc>
-              <w:tc>
-                <w:tcPr>
-                  <w:tcW w:w="717" w:type="dxa"/>
-                  <w:shd w:val="clear" w:color="auto" w:fill="auto"/>
-                  <w:noWrap/>
-                  <w:vAlign w:val="center"/>
-                  <w:hideMark/>
-                </w:tcPr>
-                <w:p>
-                  <w:pPr>
-                    <w:spacing w:after="0" w:line="240" w:lineRule="auto"/>
-                    <w:jc w:val="center"/>
-                    <w:rPr>
-                      <w:rFonts w:ascii="Times New Roman" w:eastAsia="Times New Roman" w:hAnsi="Times New Roman" w:cs="Times New Roman"/>
-                      <w:color w:val="000000"/>
-                    </w:rPr>
-                  </w:pPr>
-                  <w:r>
-                    <w:rPr>
-                      <w:rFonts w:ascii="Times New Roman" w:eastAsia="Times New Roman" w:hAnsi="Times New Roman" w:cs="Times New Roman"/>
-                      <w:color w:val="000000"/>
-                    </w:rPr>
-                    <w:t>5</w:t>
-                  </w:r>
-                </w:p>
-              </w:tc>
-            </w:tr>
-            <w:tr>
-              <w:trPr>
-                <w:trHeight w:val="280"/>
-              </w:trPr>
-              <w:tc>
-                <w:tcPr>
-                  <w:tcW w:w="1896" w:type="dxa"/>
-                  <w:shd w:val="clear" w:color="auto" w:fill="auto"/>
-                  <w:noWrap/>
-                  <w:vAlign w:val="center"/>
-                  <w:hideMark/>
-                </w:tcPr>
-                <w:p>
-                  <w:pPr>
-                    <w:spacing w:after="0" w:line="240" w:lineRule="auto"/>
-                    <w:jc w:val="center"/>
-                    <w:rPr>
-                      <w:rFonts w:ascii="Times New Roman" w:eastAsia="Times New Roman" w:hAnsi="Times New Roman" w:cs="Times New Roman"/>
-                      <w:color w:val="000000"/>
-                    </w:rPr>
-                  </w:pPr>
-                  <w:r>
-                    <w:rPr>
-                      <w:rFonts w:ascii="Times New Roman" w:eastAsia="Times New Roman" w:hAnsi="Times New Roman" w:cs="Times New Roman"/>
-                      <w:color w:val="000000"/>
-                    </w:rPr>
-                    <w:t>.NET</w:t>
-                  </w:r>
-                </w:p>
-              </w:tc>
-              <w:tc>
-                <w:tcPr>
-                  <w:tcW w:w="717" w:type="dxa"/>
-                  <w:shd w:val="clear" w:color="auto" w:fill="auto"/>
-                  <w:noWrap/>
-                  <w:vAlign w:val="center"/>
-                  <w:hideMark/>
-                </w:tcPr>
-                <w:p>
-                  <w:pPr>
-                    <w:spacing w:after="0" w:line="240" w:lineRule="auto"/>
-                    <w:jc w:val="center"/>
-                    <w:rPr>
-                      <w:rFonts w:ascii="Times New Roman" w:eastAsia="Times New Roman" w:hAnsi="Times New Roman" w:cs="Times New Roman"/>
-                      <w:color w:val="000000"/>
-                    </w:rPr>
-                  </w:pPr>
-                  <w:r>
-                    <w:rPr>
-                      <w:rFonts w:ascii="Times New Roman" w:eastAsia="Times New Roman" w:hAnsi="Times New Roman" w:cs="Times New Roman"/>
-                      <w:color w:val="000000"/>
-                    </w:rPr>
-                    <w:t>3</w:t>
-                  </w:r>
-                </w:p>
-              </w:tc>
-            </w:tr>
-            <w:tr>
-              <w:trPr>
-                <w:trHeight w:val="280"/>
-              </w:trPr>
-              <w:tc>
-                <w:tcPr>
-                  <w:tcW w:w="1896" w:type="dxa"/>
-                  <w:shd w:val="clear" w:color="auto" w:fill="auto"/>
-                  <w:noWrap/>
-                  <w:vAlign w:val="center"/>
-                  <w:hideMark/>
-                </w:tcPr>
-                <w:p>
-                  <w:pPr>
-                    <w:spacing w:after="0" w:line="240" w:lineRule="auto"/>
-                    <w:jc w:val="center"/>
-                    <w:rPr>
-                      <w:rFonts w:ascii="Times New Roman" w:eastAsia="Times New Roman" w:hAnsi="Times New Roman" w:cs="Times New Roman"/>
-                      <w:color w:val="000000"/>
-                    </w:rPr>
-                  </w:pPr>
-                  <w:r>
-                    <w:rPr>
-                      <w:rFonts w:ascii="Times New Roman" w:eastAsia="Times New Roman" w:hAnsi="Times New Roman" w:cs="Times New Roman"/>
-                      <w:color w:val="000000"/>
-                    </w:rPr>
-                    <w:t>HTML5</w:t>
-                  </w:r>
-                </w:p>
-              </w:tc>
-              <w:tc>
-                <w:tcPr>
-                  <w:tcW w:w="717" w:type="dxa"/>
-                  <w:shd w:val="clear" w:color="auto" w:fill="auto"/>
-                  <w:noWrap/>
-                  <w:vAlign w:val="center"/>
-                  <w:hideMark/>
-                </w:tcPr>
-                <w:p>
-                  <w:pPr>
-                    <w:spacing w:after="0" w:line="240" w:lineRule="auto"/>
-                    <w:jc w:val="center"/>
-                    <w:rPr>
-                      <w:rFonts w:ascii="Times New Roman" w:eastAsia="Times New Roman" w:hAnsi="Times New Roman" w:cs="Times New Roman"/>
-                      <w:color w:val="000000"/>
-                    </w:rPr>
-                  </w:pPr>
-                  <w:r>
-                    <w:rPr>
-                      <w:rFonts w:ascii="Times New Roman" w:eastAsia="Times New Roman" w:hAnsi="Times New Roman" w:cs="Times New Roman"/>
-                      <w:color w:val="000000"/>
-                    </w:rPr>
-                    <w:t>5</w:t>
-                  </w:r>
-                </w:p>
-              </w:tc>
-            </w:tr>
-            <w:tr>
-              <w:trPr>
-                <w:trHeight w:val="280"/>
-              </w:trPr>
-              <w:tc>
-                <w:tcPr>
-                  <w:tcW w:w="1896" w:type="dxa"/>
-                  <w:shd w:val="clear" w:color="auto" w:fill="auto"/>
-                  <w:noWrap/>
-                  <w:vAlign w:val="center"/>
-                  <w:hideMark/>
-                </w:tcPr>
-                <w:p>
-                  <w:pPr>
-                    <w:spacing w:after="0" w:line="240" w:lineRule="auto"/>
-                    <w:jc w:val="center"/>
-                    <w:rPr>
-                      <w:rFonts w:ascii="Times New Roman" w:eastAsia="Times New Roman" w:hAnsi="Times New Roman" w:cs="Times New Roman"/>
-                      <w:color w:val="000000"/>
-                    </w:rPr>
-                  </w:pPr>
-                  <w:r>
-                    <w:rPr>
-                      <w:rFonts w:ascii="Times New Roman" w:eastAsia="Times New Roman" w:hAnsi="Times New Roman" w:cs="Times New Roman"/>
-                      <w:color w:val="000000"/>
-                    </w:rPr>
-                    <w:t>SQL</w:t>
-                  </w:r>
-                </w:p>
-              </w:tc>
-              <w:tc>
-                <w:tcPr>
-                  <w:tcW w:w="717" w:type="dxa"/>
-                  <w:shd w:val="clear" w:color="auto" w:fill="auto"/>
-                  <w:noWrap/>
-                  <w:vAlign w:val="center"/>
-                  <w:hideMark/>
-                </w:tcPr>
-                <w:p>
-                  <w:pPr>
-                    <w:spacing w:after="0" w:line="240" w:lineRule="auto"/>
-                    <w:jc w:val="center"/>
-                    <w:rPr>
-                      <w:rFonts w:ascii="Times New Roman" w:eastAsia="Times New Roman" w:hAnsi="Times New Roman" w:cs="Times New Roman"/>
-                      <w:color w:val="000000"/>
-                    </w:rPr>
-                  </w:pPr>
-                  <w:r>
-                    <w:rPr>
-                      <w:rFonts w:ascii="Times New Roman" w:eastAsia="Times New Roman" w:hAnsi="Times New Roman" w:cs="Times New Roman"/>
-                      <w:color w:val="000000"/>
-                    </w:rPr>
-                    <w:t>5</w:t>
-                  </w:r>
-                </w:p>
-              </w:tc>
-            </w:tr>
-            <w:tr>
-              <w:trPr>
-                <w:trHeight w:val="280"/>
-              </w:trPr>
-              <w:tc>
-                <w:tcPr>
-                  <w:tcW w:w="1896" w:type="dxa"/>
-                  <w:shd w:val="clear" w:color="auto" w:fill="auto"/>
-                  <w:noWrap/>
-                  <w:vAlign w:val="center"/>
-                  <w:hideMark/>
-                </w:tcPr>
-                <w:p>
-                  <w:pPr>
-                    <w:spacing w:after="0" w:line="240" w:lineRule="auto"/>
-                    <w:jc w:val="center"/>
-                    <w:rPr>
-                      <w:rFonts w:ascii="Times New Roman" w:eastAsia="Times New Roman" w:hAnsi="Times New Roman" w:cs="Times New Roman"/>
-                      <w:color w:val="000000"/>
-                    </w:rPr>
-                  </w:pPr>
-                  <w:proofErr w:type="spellStart"/>
-                  <w:r>
-                    <w:rPr>
-                      <w:rFonts w:ascii="Times New Roman" w:eastAsia="Times New Roman" w:hAnsi="Times New Roman" w:cs="Times New Roman"/>
-                      <w:color w:val="000000"/>
-                    </w:rPr>
-                    <w:t>Javascript</w:t>
-                  </w:r>
-                  <w:proofErr w:type="spellEnd"/>
-                </w:p>
-              </w:tc>
-              <w:tc>
-                <w:tcPr>
-                  <w:tcW w:w="717" w:type="dxa"/>
-                  <w:shd w:val="clear" w:color="auto" w:fill="auto"/>
-                  <w:noWrap/>
-                  <w:vAlign w:val="center"/>
-                  <w:hideMark/>
-                </w:tcPr>
-                <w:p>
-                  <w:pPr>
-                    <w:spacing w:after="0" w:line="240" w:lineRule="auto"/>
-                    <w:jc w:val="center"/>
-                    <w:rPr>
-                      <w:rFonts w:ascii="Times New Roman" w:eastAsia="Times New Roman" w:hAnsi="Times New Roman" w:cs="Times New Roman"/>
-                      <w:color w:val="000000"/>
-                    </w:rPr>
-                  </w:pPr>
-                  <w:r>
-                    <w:rPr>
-                      <w:rFonts w:ascii="Times New Roman" w:eastAsia="Times New Roman" w:hAnsi="Times New Roman" w:cs="Times New Roman"/>
-                      <w:color w:val="000000"/>
-                    </w:rPr>
-                    <w:t>5</w:t>
-                  </w:r>
-                </w:p>
-              </w:tc>
-            </w:tr>
-            <w:tr>
-              <w:trPr>
-                <w:trHeight w:val="280"/>
-              </w:trPr>
-              <w:tc>
-                <w:tcPr>
-                  <w:tcW w:w="1896" w:type="dxa"/>
-                  <w:shd w:val="clear" w:color="auto" w:fill="auto"/>
-                  <w:noWrap/>
-                  <w:vAlign w:val="center"/>
-                  <w:hideMark/>
-                </w:tcPr>
-                <w:p>
-                  <w:pPr>
-                    <w:spacing w:after="0" w:line="240" w:lineRule="auto"/>
-                    <w:jc w:val="center"/>
-                    <w:rPr>
-                      <w:rFonts w:ascii="Times New Roman" w:eastAsia="Times New Roman" w:hAnsi="Times New Roman" w:cs="Times New Roman"/>
-                      <w:color w:val="000000"/>
-                    </w:rPr>
-                  </w:pPr>
-                  <w:r>
-                    <w:rPr>
-                      <w:rFonts w:ascii="Times New Roman" w:eastAsia="Times New Roman" w:hAnsi="Times New Roman" w:cs="Times New Roman"/>
-                      <w:color w:val="000000"/>
-                    </w:rPr>
-                    <w:t>MATLAB</w:t>
-                  </w:r>
-                </w:p>
-              </w:tc>
-              <w:tc>
-                <w:tcPr>
-                  <w:tcW w:w="717" w:type="dxa"/>
-                  <w:shd w:val="clear" w:color="auto" w:fill="auto"/>
-                  <w:noWrap/>
-                  <w:vAlign w:val="center"/>
-                  <w:hideMark/>
-                </w:tcPr>
-                <w:p>
-                  <w:pPr>
-                    <w:spacing w:after="0" w:line="240" w:lineRule="auto"/>
-                    <w:jc w:val="center"/>
-                    <w:rPr>
-                      <w:rFonts w:ascii="Times New Roman" w:eastAsia="Times New Roman" w:hAnsi="Times New Roman" w:cs="Times New Roman"/>
-                      <w:color w:val="000000"/>
-                    </w:rPr>
-                  </w:pPr>
-                  <w:r>
-                    <w:rPr>
-                      <w:rFonts w:ascii="Times New Roman" w:eastAsia="Times New Roman" w:hAnsi="Times New Roman" w:cs="Times New Roman"/>
-                      <w:color w:val="000000"/>
-                    </w:rPr>
-                    <w:t>5</w:t>
-                  </w:r>
-                </w:p>
-              </w:tc>
-            </w:tr>
-            <w:tr>
-              <w:trPr>
-                <w:trHeight w:val="280"/>
-              </w:trPr>
-              <w:tc>
-                <w:tcPr>
-                  <w:tcW w:w="1896" w:type="dxa"/>
-                  <w:shd w:val="clear" w:color="auto" w:fill="auto"/>
-                  <w:noWrap/>
-                  <w:vAlign w:val="center"/>
-                </w:tcPr>
-                <w:p>
-                  <w:pPr>
-                    <w:spacing w:after="0" w:line="240" w:lineRule="auto"/>
-                    <w:jc w:val="center"/>
-                    <w:rPr>
-                      <w:rFonts w:ascii="Times New Roman" w:eastAsia="Times New Roman" w:hAnsi="Times New Roman" w:cs="Times New Roman"/>
-                      <w:color w:val="000000"/>
-                    </w:rPr>
-                  </w:pPr>
-                  <w:r>
-                    <w:rPr>
-                      <w:rFonts w:ascii="Times New Roman" w:eastAsia="Times New Roman" w:hAnsi="Times New Roman" w:cs="Times New Roman"/>
-                      <w:color w:val="000000"/>
-                    </w:rPr>
-                    <w:t>Apache Spark</w:t>
-                  </w:r>
-                </w:p>
-              </w:tc>
-              <w:tc>
-                <w:tcPr>
-                  <w:tcW w:w="717" w:type="dxa"/>
-                  <w:shd w:val="clear" w:color="auto" w:fill="auto"/>
-                  <w:noWrap/>
-                  <w:vAlign w:val="center"/>
-                </w:tcPr>
-                <w:p>
-                  <w:pPr>
-                    <w:spacing w:after="0" w:line="240" w:lineRule="auto"/>
-                    <w:jc w:val="center"/>
-                    <w:rPr>
-                      <w:rFonts w:ascii="Times New Roman" w:eastAsia="Times New Roman" w:hAnsi="Times New Roman" w:cs="Times New Roman"/>
-                      <w:color w:val="000000"/>
-                    </w:rPr>
-                  </w:pPr>
-                  <w:r>
-                    <w:rPr>
-                      <w:rFonts w:ascii="Times New Roman" w:eastAsia="Times New Roman" w:hAnsi="Times New Roman" w:cs="Times New Roman"/>
-                      <w:color w:val="000000"/>
-                    </w:rPr>
-                    <w:t>4</w:t>
-                  </w:r>
-                </w:p>
-              </w:tc>
-            </w:tr>
-          </w:tbl>
-          <w:p>
-            <w:pPr>
-              <w:spacing w:after="0" w:line="240" w:lineRule="auto"/>
-              <w:rPr>
-                <w:rFonts w:ascii="Times New Roman" w:eastAsia="Times New Roman" w:hAnsi="Times New Roman" w:cs="Times New Roman"/>
-                <w:color w:val="000000"/>
-              </w:rPr>
-            </w:pPr>
-          </w:p>
-        </w:tc>
-        <w:tc>
-          <w:tcPr>
-            <w:tcW w:w="717" w:type="dxa"/>
-            <w:tcBorders>
-              <w:top w:val="nil"/>
-              <w:left w:val="nil"/>
-              <w:bottom w:val="nil"/>
-              <w:right w:val="nil"/>
-            </w:tcBorders>
-            <w:shd w:val="clear" w:color="auto" w:fill="auto"/>
-            <w:noWrap/>
-            <w:vAlign w:val="bottom"/>
-          </w:tcPr>
-          <w:p>
-            <w:pPr>
-              <w:spacing w:after="0" w:line="240" w:lineRule="auto"/>
-              <w:rPr>
-                <w:rFonts w:ascii="Times New Roman" w:eastAsia="Times New Roman" w:hAnsi="Times New Roman" w:cs="Times New Roman"/>
-                <w:sz w:val="20"/>
-                <w:szCs w:val="20"/>
-              </w:rPr>
-            </w:pPr>
-          </w:p>
-        </w:tc>
-      </w:tr>
-      <w:tr>
-        <w:trPr>
-          <w:trHeight w:val="280"/>
-        </w:trPr>
-        <w:tc>
-          <w:tcPr>
-            <w:tcW w:w="1803" w:type="dxa"/>
-            <w:tcBorders>
-              <w:top w:val="nil"/>
-              <w:left w:val="nil"/>
-              <w:bottom w:val="nil"/>
-              <w:right w:val="nil"/>
-            </w:tcBorders>
-            <w:shd w:val="clear" w:color="auto" w:fill="auto"/>
-            <w:noWrap/>
-            <w:vAlign w:val="bottom"/>
-          </w:tcPr>
-          <w:p>
-            <w:pPr>
-              <w:spacing w:after="0" w:line="240" w:lineRule="auto"/>
-              <w:jc w:val="center"/>
-              <w:rPr>
-                <w:rFonts w:ascii="Times New Roman" w:eastAsia="Times New Roman" w:hAnsi="Times New Roman" w:cs="Times New Roman"/>
-                <w:color w:val="000000"/>
-              </w:rPr>
-            </w:pPr>
-          </w:p>
-        </w:tc>
-        <w:tc>
-          <w:tcPr>
-            <w:tcW w:w="717" w:type="dxa"/>
-            <w:tcBorders>
-              <w:top w:val="nil"/>
-              <w:left w:val="nil"/>
-              <w:bottom w:val="nil"/>
-              <w:right w:val="nil"/>
-            </w:tcBorders>
-            <w:shd w:val="clear" w:color="auto" w:fill="auto"/>
-            <w:noWrap/>
-            <w:vAlign w:val="bottom"/>
-          </w:tcPr>
-          <w:p>
-            <w:pPr>
-              <w:spacing w:after="0" w:line="240" w:lineRule="auto"/>
+              <w:jc w:val="center"/>
               <w:rPr>
                 <w:rFonts w:ascii="Times New Roman" w:eastAsia="Times New Roman" w:hAnsi="Times New Roman" w:cs="Times New Roman"/>
                 <w:sz w:val="20"/>
@@ -7916,9 +6866,758 @@
     </w:tbl>
     <w:p>
       <w:pPr>
+        <w:jc w:val="center"/>
+      </w:pPr>
+    </w:p>
+    <w:tbl>
+      <w:tblPr>
+        <w:tblStyle w:val="TableGrid"/>
+        <w:tblW w:w="8856" w:type="dxa"/>
+        <w:tblLook w:val="04A0" w:firstRow="1" w:lastRow="0" w:firstColumn="1" w:lastColumn="0" w:noHBand="0" w:noVBand="1"/>
+      </w:tblPr>
+      <w:tblGrid>
+        <w:gridCol w:w="4428"/>
+        <w:gridCol w:w="4428"/>
+      </w:tblGrid>
+      <w:tr>
+        <w:tc>
+          <w:tcPr>
+            <w:tcW w:w="4428" w:type="dxa"/>
+            <w:shd w:val="clear" w:color="auto" w:fill="FFFF00"/>
+            <w:vAlign w:val="center"/>
+          </w:tcPr>
+          <w:p>
+            <w:pPr>
+              <w:jc w:val="center"/>
+            </w:pPr>
+            <w:r>
+              <w:rPr>
+                <w:rFonts w:ascii="Times New Roman" w:eastAsia="Times New Roman" w:hAnsi="Times New Roman" w:cs="Times New Roman"/>
+                <w:color w:val="000000"/>
+              </w:rPr>
+              <w:t>Language</w:t>
+            </w:r>
+          </w:p>
+        </w:tc>
+        <w:tc>
+          <w:tcPr>
+            <w:tcW w:w="4428" w:type="dxa"/>
+            <w:shd w:val="clear" w:color="auto" w:fill="FFFF00"/>
+            <w:vAlign w:val="center"/>
+          </w:tcPr>
+          <w:p>
+            <w:pPr>
+              <w:jc w:val="center"/>
+            </w:pPr>
+            <w:r>
+              <w:rPr>
+                <w:rFonts w:ascii="Times New Roman" w:eastAsia="Times New Roman" w:hAnsi="Times New Roman" w:cs="Times New Roman"/>
+                <w:color w:val="000000"/>
+              </w:rPr>
+              <w:t>Leve from 5</w:t>
+            </w:r>
+          </w:p>
+        </w:tc>
+      </w:tr>
+      <w:tr>
+        <w:tc>
+          <w:tcPr>
+            <w:tcW w:w="4428" w:type="dxa"/>
+            <w:vAlign w:val="center"/>
+          </w:tcPr>
+          <w:p>
+            <w:pPr>
+              <w:jc w:val="center"/>
+            </w:pPr>
+            <w:r>
+              <w:rPr>
+                <w:rFonts w:ascii="Times New Roman" w:eastAsia="Times New Roman" w:hAnsi="Times New Roman" w:cs="Times New Roman"/>
+                <w:color w:val="000000"/>
+              </w:rPr>
+              <w:t>Python</w:t>
+            </w:r>
+          </w:p>
+        </w:tc>
+        <w:tc>
+          <w:tcPr>
+            <w:tcW w:w="4428" w:type="dxa"/>
+            <w:vAlign w:val="center"/>
+          </w:tcPr>
+          <w:p>
+            <w:pPr>
+              <w:jc w:val="center"/>
+            </w:pPr>
+            <w:r>
+              <w:rPr>
+                <w:rFonts w:ascii="Times New Roman" w:eastAsia="Times New Roman" w:hAnsi="Times New Roman" w:cs="Times New Roman"/>
+                <w:color w:val="000000"/>
+              </w:rPr>
+              <w:t>5</w:t>
+            </w:r>
+          </w:p>
+        </w:tc>
+      </w:tr>
+      <w:tr>
+        <w:tc>
+          <w:tcPr>
+            <w:tcW w:w="4428" w:type="dxa"/>
+            <w:vAlign w:val="center"/>
+          </w:tcPr>
+          <w:p>
+            <w:pPr>
+              <w:jc w:val="center"/>
+            </w:pPr>
+            <w:r>
+              <w:rPr>
+                <w:rFonts w:ascii="Times New Roman" w:eastAsia="Times New Roman" w:hAnsi="Times New Roman" w:cs="Times New Roman"/>
+                <w:color w:val="000000"/>
+              </w:rPr>
+              <w:t>Shell Scripting/CLI</w:t>
+            </w:r>
+          </w:p>
+        </w:tc>
+        <w:tc>
+          <w:tcPr>
+            <w:tcW w:w="4428" w:type="dxa"/>
+            <w:vAlign w:val="center"/>
+          </w:tcPr>
+          <w:p>
+            <w:pPr>
+              <w:jc w:val="center"/>
+            </w:pPr>
+            <w:r>
+              <w:rPr>
+                <w:rFonts w:ascii="Times New Roman" w:eastAsia="Times New Roman" w:hAnsi="Times New Roman" w:cs="Times New Roman"/>
+                <w:color w:val="000000"/>
+              </w:rPr>
+              <w:t>5</w:t>
+            </w:r>
+          </w:p>
+        </w:tc>
+      </w:tr>
+      <w:tr>
+        <w:tc>
+          <w:tcPr>
+            <w:tcW w:w="4428" w:type="dxa"/>
+            <w:vAlign w:val="center"/>
+          </w:tcPr>
+          <w:p>
+            <w:pPr>
+              <w:jc w:val="center"/>
+            </w:pPr>
+            <w:r>
+              <w:rPr>
+                <w:rFonts w:ascii="Times New Roman" w:eastAsia="Times New Roman" w:hAnsi="Times New Roman" w:cs="Times New Roman"/>
+                <w:color w:val="000000"/>
+              </w:rPr>
+              <w:t>Git</w:t>
+            </w:r>
+          </w:p>
+        </w:tc>
+        <w:tc>
+          <w:tcPr>
+            <w:tcW w:w="4428" w:type="dxa"/>
+            <w:vAlign w:val="center"/>
+          </w:tcPr>
+          <w:p>
+            <w:pPr>
+              <w:jc w:val="center"/>
+            </w:pPr>
+            <w:r>
+              <w:rPr>
+                <w:rFonts w:ascii="Times New Roman" w:eastAsia="Times New Roman" w:hAnsi="Times New Roman" w:cs="Times New Roman"/>
+                <w:color w:val="000000"/>
+              </w:rPr>
+              <w:t>5</w:t>
+            </w:r>
+          </w:p>
+        </w:tc>
+      </w:tr>
+      <w:tr>
+        <w:tc>
+          <w:tcPr>
+            <w:tcW w:w="4428" w:type="dxa"/>
+            <w:vAlign w:val="center"/>
+          </w:tcPr>
+          <w:p>
+            <w:pPr>
+              <w:jc w:val="center"/>
+            </w:pPr>
+            <w:r>
+              <w:rPr>
+                <w:rFonts w:ascii="Times New Roman" w:eastAsia="Times New Roman" w:hAnsi="Times New Roman" w:cs="Times New Roman"/>
+                <w:color w:val="000000"/>
+              </w:rPr>
+              <w:t>CSS3</w:t>
+            </w:r>
+          </w:p>
+        </w:tc>
+        <w:tc>
+          <w:tcPr>
+            <w:tcW w:w="4428" w:type="dxa"/>
+            <w:vAlign w:val="center"/>
+          </w:tcPr>
+          <w:p>
+            <w:pPr>
+              <w:jc w:val="center"/>
+            </w:pPr>
+            <w:r>
+              <w:rPr>
+                <w:rFonts w:ascii="Times New Roman" w:eastAsia="Times New Roman" w:hAnsi="Times New Roman" w:cs="Times New Roman"/>
+                <w:color w:val="000000"/>
+              </w:rPr>
+              <w:t>4</w:t>
+            </w:r>
+          </w:p>
+        </w:tc>
+      </w:tr>
+      <w:tr>
+        <w:tc>
+          <w:tcPr>
+            <w:tcW w:w="4428" w:type="dxa"/>
+            <w:vAlign w:val="center"/>
+          </w:tcPr>
+          <w:p>
+            <w:pPr>
+              <w:jc w:val="center"/>
+            </w:pPr>
+            <w:r>
+              <w:rPr>
+                <w:rFonts w:ascii="Times New Roman" w:eastAsia="Times New Roman" w:hAnsi="Times New Roman" w:cs="Times New Roman"/>
+                <w:color w:val="000000"/>
+              </w:rPr>
+              <w:t>GITHUB</w:t>
+            </w:r>
+          </w:p>
+        </w:tc>
+        <w:tc>
+          <w:tcPr>
+            <w:tcW w:w="4428" w:type="dxa"/>
+            <w:vAlign w:val="center"/>
+          </w:tcPr>
+          <w:p>
+            <w:pPr>
+              <w:jc w:val="center"/>
+            </w:pPr>
+            <w:r>
+              <w:rPr>
+                <w:rFonts w:ascii="Times New Roman" w:eastAsia="Times New Roman" w:hAnsi="Times New Roman" w:cs="Times New Roman"/>
+                <w:color w:val="000000"/>
+              </w:rPr>
+              <w:t>5</w:t>
+            </w:r>
+          </w:p>
+        </w:tc>
+      </w:tr>
+      <w:tr>
+        <w:tc>
+          <w:tcPr>
+            <w:tcW w:w="4428" w:type="dxa"/>
+            <w:vAlign w:val="center"/>
+          </w:tcPr>
+          <w:p>
+            <w:pPr>
+              <w:jc w:val="center"/>
+            </w:pPr>
+            <w:r>
+              <w:rPr>
+                <w:rFonts w:ascii="Times New Roman" w:eastAsia="Times New Roman" w:hAnsi="Times New Roman" w:cs="Times New Roman"/>
+                <w:color w:val="000000"/>
+              </w:rPr>
+              <w:t>VS CODE</w:t>
+            </w:r>
+          </w:p>
+        </w:tc>
+        <w:tc>
+          <w:tcPr>
+            <w:tcW w:w="4428" w:type="dxa"/>
+            <w:vAlign w:val="center"/>
+          </w:tcPr>
+          <w:p>
+            <w:pPr>
+              <w:jc w:val="center"/>
+            </w:pPr>
+            <w:r>
+              <w:rPr>
+                <w:rFonts w:ascii="Times New Roman" w:eastAsia="Times New Roman" w:hAnsi="Times New Roman" w:cs="Times New Roman"/>
+                <w:color w:val="000000"/>
+              </w:rPr>
+              <w:t>5</w:t>
+            </w:r>
+          </w:p>
+        </w:tc>
+      </w:tr>
+      <w:tr>
+        <w:tc>
+          <w:tcPr>
+            <w:tcW w:w="4428" w:type="dxa"/>
+            <w:vAlign w:val="center"/>
+          </w:tcPr>
+          <w:p>
+            <w:pPr>
+              <w:jc w:val="center"/>
+            </w:pPr>
+            <w:r>
+              <w:rPr>
+                <w:rFonts w:ascii="Times New Roman" w:eastAsia="Times New Roman" w:hAnsi="Times New Roman" w:cs="Times New Roman"/>
+                <w:color w:val="000000"/>
+              </w:rPr>
+              <w:t>REACT</w:t>
+            </w:r>
+          </w:p>
+        </w:tc>
+        <w:tc>
+          <w:tcPr>
+            <w:tcW w:w="4428" w:type="dxa"/>
+            <w:vAlign w:val="center"/>
+          </w:tcPr>
+          <w:p>
+            <w:pPr>
+              <w:jc w:val="center"/>
+            </w:pPr>
+            <w:r>
+              <w:rPr>
+                <w:rFonts w:ascii="Times New Roman" w:eastAsia="Times New Roman" w:hAnsi="Times New Roman" w:cs="Times New Roman"/>
+                <w:color w:val="000000"/>
+              </w:rPr>
+              <w:t>4.5</w:t>
+            </w:r>
+          </w:p>
+        </w:tc>
+      </w:tr>
+      <w:tr>
+        <w:tc>
+          <w:tcPr>
+            <w:tcW w:w="4428" w:type="dxa"/>
+            <w:vAlign w:val="center"/>
+          </w:tcPr>
+          <w:p>
+            <w:pPr>
+              <w:jc w:val="center"/>
+            </w:pPr>
+            <w:r>
+              <w:rPr>
+                <w:rFonts w:ascii="Times New Roman" w:eastAsia="Times New Roman" w:hAnsi="Times New Roman" w:cs="Times New Roman"/>
+                <w:color w:val="000000"/>
+              </w:rPr>
+              <w:t>NODEJS</w:t>
+            </w:r>
+          </w:p>
+        </w:tc>
+        <w:tc>
+          <w:tcPr>
+            <w:tcW w:w="4428" w:type="dxa"/>
+            <w:vAlign w:val="center"/>
+          </w:tcPr>
+          <w:p>
+            <w:pPr>
+              <w:jc w:val="center"/>
+            </w:pPr>
+            <w:r>
+              <w:rPr>
+                <w:rFonts w:ascii="Times New Roman" w:eastAsia="Times New Roman" w:hAnsi="Times New Roman" w:cs="Times New Roman"/>
+                <w:color w:val="000000"/>
+              </w:rPr>
+              <w:t>4.5</w:t>
+            </w:r>
+          </w:p>
+        </w:tc>
+      </w:tr>
+      <w:tr>
+        <w:tc>
+          <w:tcPr>
+            <w:tcW w:w="4428" w:type="dxa"/>
+            <w:vAlign w:val="center"/>
+          </w:tcPr>
+          <w:p>
+            <w:pPr>
+              <w:jc w:val="center"/>
+            </w:pPr>
+            <w:r>
+              <w:rPr>
+                <w:rFonts w:ascii="Times New Roman" w:eastAsia="Times New Roman" w:hAnsi="Times New Roman" w:cs="Times New Roman"/>
+                <w:color w:val="000000"/>
+              </w:rPr>
+              <w:t>NGINX</w:t>
+            </w:r>
+          </w:p>
+        </w:tc>
+        <w:tc>
+          <w:tcPr>
+            <w:tcW w:w="4428" w:type="dxa"/>
+            <w:vAlign w:val="center"/>
+          </w:tcPr>
+          <w:p>
+            <w:pPr>
+              <w:jc w:val="center"/>
+            </w:pPr>
+            <w:r>
+              <w:rPr>
+                <w:rFonts w:ascii="Times New Roman" w:eastAsia="Times New Roman" w:hAnsi="Times New Roman" w:cs="Times New Roman"/>
+                <w:color w:val="000000"/>
+              </w:rPr>
+              <w:t>4.5</w:t>
+            </w:r>
+          </w:p>
+        </w:tc>
+      </w:tr>
+      <w:tr>
+        <w:tc>
+          <w:tcPr>
+            <w:tcW w:w="4428" w:type="dxa"/>
+            <w:vAlign w:val="center"/>
+          </w:tcPr>
+          <w:p>
+            <w:pPr>
+              <w:jc w:val="center"/>
+            </w:pPr>
+            <w:r>
+              <w:rPr>
+                <w:rFonts w:ascii="Times New Roman" w:eastAsia="Times New Roman" w:hAnsi="Times New Roman" w:cs="Times New Roman"/>
+                <w:color w:val="000000"/>
+              </w:rPr>
+              <w:t>POSTMARK</w:t>
+            </w:r>
+          </w:p>
+        </w:tc>
+        <w:tc>
+          <w:tcPr>
+            <w:tcW w:w="4428" w:type="dxa"/>
+            <w:vAlign w:val="center"/>
+          </w:tcPr>
+          <w:p>
+            <w:pPr>
+              <w:jc w:val="center"/>
+            </w:pPr>
+            <w:r>
+              <w:rPr>
+                <w:rFonts w:ascii="Times New Roman" w:eastAsia="Times New Roman" w:hAnsi="Times New Roman" w:cs="Times New Roman"/>
+                <w:color w:val="000000"/>
+              </w:rPr>
+              <w:t>4</w:t>
+            </w:r>
+          </w:p>
+        </w:tc>
+      </w:tr>
+      <w:tr>
+        <w:tc>
+          <w:tcPr>
+            <w:tcW w:w="4428" w:type="dxa"/>
+            <w:vAlign w:val="center"/>
+          </w:tcPr>
+          <w:p>
+            <w:pPr>
+              <w:jc w:val="center"/>
+            </w:pPr>
+            <w:r>
+              <w:rPr>
+                <w:rFonts w:ascii="Times New Roman" w:eastAsia="Times New Roman" w:hAnsi="Times New Roman" w:cs="Times New Roman"/>
+                <w:color w:val="000000"/>
+              </w:rPr>
+              <w:t>C++</w:t>
+            </w:r>
+          </w:p>
+        </w:tc>
+        <w:tc>
+          <w:tcPr>
+            <w:tcW w:w="4428" w:type="dxa"/>
+            <w:vAlign w:val="center"/>
+          </w:tcPr>
+          <w:p>
+            <w:pPr>
+              <w:jc w:val="center"/>
+            </w:pPr>
+            <w:r>
+              <w:rPr>
+                <w:rFonts w:ascii="Times New Roman" w:eastAsia="Times New Roman" w:hAnsi="Times New Roman" w:cs="Times New Roman"/>
+                <w:color w:val="000000"/>
+              </w:rPr>
+              <w:t>5</w:t>
+            </w:r>
+          </w:p>
+        </w:tc>
+      </w:tr>
+      <w:tr>
+        <w:tc>
+          <w:tcPr>
+            <w:tcW w:w="4428" w:type="dxa"/>
+            <w:vAlign w:val="center"/>
+          </w:tcPr>
+          <w:p>
+            <w:pPr>
+              <w:jc w:val="center"/>
+            </w:pPr>
+            <w:r>
+              <w:rPr>
+                <w:rFonts w:ascii="Times New Roman" w:eastAsia="Times New Roman" w:hAnsi="Times New Roman" w:cs="Times New Roman"/>
+                <w:color w:val="000000"/>
+              </w:rPr>
+              <w:t>VBA</w:t>
+            </w:r>
+          </w:p>
+        </w:tc>
+        <w:tc>
+          <w:tcPr>
+            <w:tcW w:w="4428" w:type="dxa"/>
+            <w:vAlign w:val="center"/>
+          </w:tcPr>
+          <w:p>
+            <w:pPr>
+              <w:jc w:val="center"/>
+            </w:pPr>
+            <w:r>
+              <w:rPr>
+                <w:rFonts w:ascii="Times New Roman" w:eastAsia="Times New Roman" w:hAnsi="Times New Roman" w:cs="Times New Roman"/>
+                <w:color w:val="000000"/>
+              </w:rPr>
+              <w:t>5</w:t>
+            </w:r>
+          </w:p>
+        </w:tc>
+      </w:tr>
+      <w:tr>
+        <w:tc>
+          <w:tcPr>
+            <w:tcW w:w="4428" w:type="dxa"/>
+            <w:vAlign w:val="center"/>
+          </w:tcPr>
+          <w:p>
+            <w:pPr>
+              <w:jc w:val="center"/>
+            </w:pPr>
+            <w:r>
+              <w:rPr>
+                <w:rFonts w:ascii="Times New Roman" w:eastAsia="Times New Roman" w:hAnsi="Times New Roman" w:cs="Times New Roman"/>
+                <w:color w:val="000000"/>
+              </w:rPr>
+              <w:t>.NET</w:t>
+            </w:r>
+          </w:p>
+        </w:tc>
+        <w:tc>
+          <w:tcPr>
+            <w:tcW w:w="4428" w:type="dxa"/>
+            <w:vAlign w:val="center"/>
+          </w:tcPr>
+          <w:p>
+            <w:pPr>
+              <w:jc w:val="center"/>
+            </w:pPr>
+            <w:r>
+              <w:rPr>
+                <w:rFonts w:ascii="Times New Roman" w:eastAsia="Times New Roman" w:hAnsi="Times New Roman" w:cs="Times New Roman"/>
+                <w:color w:val="000000"/>
+              </w:rPr>
+              <w:t>3</w:t>
+            </w:r>
+          </w:p>
+        </w:tc>
+      </w:tr>
+      <w:tr>
+        <w:tc>
+          <w:tcPr>
+            <w:tcW w:w="4428" w:type="dxa"/>
+            <w:vAlign w:val="center"/>
+          </w:tcPr>
+          <w:p>
+            <w:pPr>
+              <w:jc w:val="center"/>
+            </w:pPr>
+            <w:r>
+              <w:rPr>
+                <w:rFonts w:ascii="Times New Roman" w:eastAsia="Times New Roman" w:hAnsi="Times New Roman" w:cs="Times New Roman"/>
+                <w:color w:val="000000"/>
+              </w:rPr>
+              <w:t>HTML5</w:t>
+            </w:r>
+          </w:p>
+        </w:tc>
+        <w:tc>
+          <w:tcPr>
+            <w:tcW w:w="4428" w:type="dxa"/>
+            <w:vAlign w:val="center"/>
+          </w:tcPr>
+          <w:p>
+            <w:pPr>
+              <w:jc w:val="center"/>
+            </w:pPr>
+            <w:r>
+              <w:rPr>
+                <w:rFonts w:ascii="Times New Roman" w:eastAsia="Times New Roman" w:hAnsi="Times New Roman" w:cs="Times New Roman"/>
+                <w:color w:val="000000"/>
+              </w:rPr>
+              <w:t>5</w:t>
+            </w:r>
+          </w:p>
+        </w:tc>
+      </w:tr>
+      <w:tr>
+        <w:tc>
+          <w:tcPr>
+            <w:tcW w:w="4428" w:type="dxa"/>
+            <w:vAlign w:val="center"/>
+          </w:tcPr>
+          <w:p>
+            <w:pPr>
+              <w:jc w:val="center"/>
+            </w:pPr>
+            <w:r>
+              <w:rPr>
+                <w:rFonts w:ascii="Times New Roman" w:eastAsia="Times New Roman" w:hAnsi="Times New Roman" w:cs="Times New Roman"/>
+                <w:color w:val="000000"/>
+              </w:rPr>
+              <w:t>SQL</w:t>
+            </w:r>
+          </w:p>
+        </w:tc>
+        <w:tc>
+          <w:tcPr>
+            <w:tcW w:w="4428" w:type="dxa"/>
+            <w:vAlign w:val="center"/>
+          </w:tcPr>
+          <w:p>
+            <w:pPr>
+              <w:jc w:val="center"/>
+            </w:pPr>
+            <w:r>
+              <w:rPr>
+                <w:rFonts w:ascii="Times New Roman" w:eastAsia="Times New Roman" w:hAnsi="Times New Roman" w:cs="Times New Roman"/>
+                <w:color w:val="000000"/>
+              </w:rPr>
+              <w:t>5</w:t>
+            </w:r>
+          </w:p>
+        </w:tc>
+      </w:tr>
+      <w:tr>
+        <w:tc>
+          <w:tcPr>
+            <w:tcW w:w="4428" w:type="dxa"/>
+            <w:vAlign w:val="center"/>
+          </w:tcPr>
+          <w:p>
+            <w:pPr>
+              <w:jc w:val="center"/>
+            </w:pPr>
+            <w:proofErr w:type="spellStart"/>
+            <w:r>
+              <w:rPr>
+                <w:rFonts w:ascii="Times New Roman" w:eastAsia="Times New Roman" w:hAnsi="Times New Roman" w:cs="Times New Roman"/>
+                <w:color w:val="000000"/>
+              </w:rPr>
+              <w:t>Javascript</w:t>
+            </w:r>
+            <w:proofErr w:type="spellEnd"/>
+          </w:p>
+        </w:tc>
+        <w:tc>
+          <w:tcPr>
+            <w:tcW w:w="4428" w:type="dxa"/>
+            <w:vAlign w:val="center"/>
+          </w:tcPr>
+          <w:p>
+            <w:pPr>
+              <w:jc w:val="center"/>
+            </w:pPr>
+            <w:r>
+              <w:rPr>
+                <w:rFonts w:ascii="Times New Roman" w:eastAsia="Times New Roman" w:hAnsi="Times New Roman" w:cs="Times New Roman"/>
+                <w:color w:val="000000"/>
+              </w:rPr>
+              <w:t>5</w:t>
+            </w:r>
+          </w:p>
+        </w:tc>
+      </w:tr>
+      <w:tr>
+        <w:tc>
+          <w:tcPr>
+            <w:tcW w:w="4428" w:type="dxa"/>
+            <w:vAlign w:val="center"/>
+          </w:tcPr>
+          <w:p>
+            <w:pPr>
+              <w:jc w:val="center"/>
+            </w:pPr>
+            <w:r>
+              <w:rPr>
+                <w:rFonts w:ascii="Times New Roman" w:eastAsia="Times New Roman" w:hAnsi="Times New Roman" w:cs="Times New Roman"/>
+                <w:color w:val="000000"/>
+              </w:rPr>
+              <w:t>MATLAB</w:t>
+            </w:r>
+          </w:p>
+        </w:tc>
+        <w:tc>
+          <w:tcPr>
+            <w:tcW w:w="4428" w:type="dxa"/>
+            <w:vAlign w:val="center"/>
+          </w:tcPr>
+          <w:p>
+            <w:pPr>
+              <w:jc w:val="center"/>
+            </w:pPr>
+            <w:r>
+              <w:rPr>
+                <w:rFonts w:ascii="Times New Roman" w:eastAsia="Times New Roman" w:hAnsi="Times New Roman" w:cs="Times New Roman"/>
+                <w:color w:val="000000"/>
+              </w:rPr>
+              <w:t>5</w:t>
+            </w:r>
+          </w:p>
+        </w:tc>
+      </w:tr>
+      <w:tr>
+        <w:tc>
+          <w:tcPr>
+            <w:tcW w:w="4428" w:type="dxa"/>
+            <w:vAlign w:val="center"/>
+          </w:tcPr>
+          <w:p>
+            <w:pPr>
+              <w:jc w:val="center"/>
+            </w:pPr>
+            <w:r>
+              <w:rPr>
+                <w:rFonts w:ascii="Times New Roman" w:eastAsia="Times New Roman" w:hAnsi="Times New Roman" w:cs="Times New Roman"/>
+                <w:color w:val="000000"/>
+              </w:rPr>
+              <w:t>Apache Spark</w:t>
+            </w:r>
+          </w:p>
+        </w:tc>
+        <w:tc>
+          <w:tcPr>
+            <w:tcW w:w="4428" w:type="dxa"/>
+            <w:vAlign w:val="center"/>
+          </w:tcPr>
+          <w:p>
+            <w:pPr>
+              <w:jc w:val="center"/>
+            </w:pPr>
+            <w:r>
+              <w:rPr>
+                <w:rFonts w:ascii="Times New Roman" w:eastAsia="Times New Roman" w:hAnsi="Times New Roman" w:cs="Times New Roman"/>
+                <w:color w:val="000000"/>
+              </w:rPr>
+              <w:t>4</w:t>
+            </w:r>
+          </w:p>
+        </w:tc>
+      </w:tr>
+    </w:tbl>
+    <w:p>
+      <w:pPr>
+        <w:jc w:val="center"/>
+      </w:pPr>
+    </w:p>
+    <w:p>
+      <w:pPr>
         <w:pStyle w:val="Title"/>
+        <w:jc w:val="center"/>
       </w:pPr>
       <w:r>
+        <w:lastRenderedPageBreak/>
         <w:t>Full list of Projects</w:t>
       </w:r>
     </w:p>
@@ -7941,6 +7640,9 @@
             <w:tcW w:w="2160" w:type="dxa"/>
           </w:tcPr>
           <w:p>
+            <w:pPr>
+              <w:jc w:val="center"/>
+            </w:pPr>
             <w:r>
               <w:rPr>
                 <w:rFonts w:ascii="Times New Roman" w:hAnsi="Times New Roman" w:cs="Times New Roman"/>
@@ -7955,6 +7657,9 @@
             <w:tcW w:w="2160" w:type="dxa"/>
           </w:tcPr>
           <w:p>
+            <w:pPr>
+              <w:jc w:val="center"/>
+            </w:pPr>
             <w:r>
               <w:rPr>
                 <w:rFonts w:ascii="Times New Roman" w:hAnsi="Times New Roman" w:cs="Times New Roman"/>
@@ -7969,6 +7674,9 @@
             <w:tcW w:w="2160" w:type="dxa"/>
           </w:tcPr>
           <w:p>
+            <w:pPr>
+              <w:jc w:val="center"/>
+            </w:pPr>
             <w:r>
               <w:rPr>
                 <w:rFonts w:ascii="Times New Roman" w:hAnsi="Times New Roman" w:cs="Times New Roman"/>
@@ -7983,6 +7691,9 @@
             <w:tcW w:w="2160" w:type="dxa"/>
           </w:tcPr>
           <w:p>
+            <w:pPr>
+              <w:jc w:val="center"/>
+            </w:pPr>
             <w:r>
               <w:rPr>
                 <w:rFonts w:ascii="Times New Roman" w:hAnsi="Times New Roman" w:cs="Times New Roman"/>
@@ -7999,6 +7710,9 @@
             <w:tcW w:w="2160" w:type="dxa"/>
           </w:tcPr>
           <w:p>
+            <w:pPr>
+              <w:jc w:val="center"/>
+            </w:pPr>
             <w:r>
               <w:rPr>
                 <w:rFonts w:ascii="Cambria" w:hAnsi="Cambria" w:cs="Cambria"/>
@@ -8029,12 +7743,15 @@
             <w:tcW w:w="2160" w:type="dxa"/>
           </w:tcPr>
           <w:p>
+            <w:pPr>
+              <w:jc w:val="center"/>
+            </w:pPr>
             <w:r>
               <w:rPr>
                 <w:rFonts w:ascii="Cambria" w:hAnsi="Cambria" w:cs="Cambria"/>
                 <w:color w:val="000000"/>
               </w:rPr>
-              <w:t xml:space="preserve">The drawings are engineered and created (drafted) using AutoCAD LT  </w:t>
+              <w:t>The drawings are engineered and created (drafted) using AutoCAD LT</w:t>
             </w:r>
           </w:p>
         </w:tc>
@@ -8043,6 +7760,9 @@
             <w:tcW w:w="2160" w:type="dxa"/>
           </w:tcPr>
           <w:p>
+            <w:pPr>
+              <w:jc w:val="center"/>
+            </w:pPr>
             <w:r>
               <w:rPr>
                 <w:rFonts w:ascii="Cambria" w:hAnsi="Cambria" w:cs="Cambria"/>
@@ -8057,6 +7777,9 @@
             <w:tcW w:w="2160" w:type="dxa"/>
           </w:tcPr>
           <w:p>
+            <w:pPr>
+              <w:jc w:val="center"/>
+            </w:pPr>
             <w:r>
               <w:rPr>
                 <w:rFonts w:ascii="Cambria" w:hAnsi="Cambria" w:cs="Cambria"/>
@@ -8089,20 +7812,32 @@
             <w:tcW w:w="2160" w:type="dxa"/>
           </w:tcPr>
           <w:p>
+            <w:pPr>
+              <w:jc w:val="center"/>
+            </w:pPr>
             <w:r>
               <w:rPr>
                 <w:rFonts w:ascii="Cambria" w:hAnsi="Cambria" w:cs="Cambria"/>
                 <w:color w:val="000000"/>
               </w:rPr>
-              <w:t xml:space="preserve">Power Flow and </w:t>
-            </w:r>
+              <w:t>Power Flow and Arch Flash Full Report using ETAP</w:t>
+            </w:r>
+          </w:p>
+        </w:tc>
+        <w:tc>
+          <w:tcPr>
+            <w:tcW w:w="2160" w:type="dxa"/>
+          </w:tcPr>
+          <w:p>
+            <w:pPr>
+              <w:jc w:val="center"/>
+            </w:pPr>
             <w:r>
               <w:rPr>
                 <w:rFonts w:ascii="Cambria" w:hAnsi="Cambria" w:cs="Cambria"/>
                 <w:color w:val="000000"/>
               </w:rPr>
-              <w:lastRenderedPageBreak/>
-              <w:t>Arch Flash Full Report using ETAP</w:t>
+              <w:t>Power Flow Report Preparation of a Full Power System of a Utility Client, with automatic Word File creation with all warnings, tables, and figures for 60 Scenarios and Load Categories, Data Visualization of Relay DATA as Appendix</w:t>
             </w:r>
           </w:p>
         </w:tc>
@@ -8111,21 +7846,31 @@
             <w:tcW w:w="2160" w:type="dxa"/>
           </w:tcPr>
           <w:p>
+            <w:pPr>
+              <w:jc w:val="center"/>
+            </w:pPr>
             <w:r>
               <w:rPr>
                 <w:rFonts w:ascii="Cambria" w:hAnsi="Cambria" w:cs="Cambria"/>
                 <w:color w:val="000000"/>
               </w:rPr>
-              <w:lastRenderedPageBreak/>
-              <w:t xml:space="preserve">Power Flow Report </w:t>
-            </w:r>
+              <w:t xml:space="preserve">Python, ETAP, Matplotlib, Git, </w:t>
+            </w:r>
+            <w:proofErr w:type="spellStart"/>
             <w:r>
               <w:rPr>
                 <w:rFonts w:ascii="Cambria" w:hAnsi="Cambria" w:cs="Cambria"/>
                 <w:color w:val="000000"/>
               </w:rPr>
-              <w:lastRenderedPageBreak/>
-              <w:t>Preparation of a Full Power System of a Utility Client, with automatic Word File creation with all warnings, tables, and figures for 60 Scenarios and Load Categories, Data Visualization of Relay DATA as Appendix</w:t>
+              <w:t>Github</w:t>
+            </w:r>
+            <w:proofErr w:type="spellEnd"/>
+            <w:r>
+              <w:rPr>
+                <w:rFonts w:ascii="Cambria" w:hAnsi="Cambria" w:cs="Cambria"/>
+                <w:color w:val="000000"/>
+              </w:rPr>
+              <w:t>, VS Code</w:t>
             </w:r>
           </w:p>
         </w:tc>
@@ -8134,60 +7879,15 @@
             <w:tcW w:w="2160" w:type="dxa"/>
           </w:tcPr>
           <w:p>
+            <w:pPr>
+              <w:jc w:val="center"/>
+            </w:pPr>
             <w:r>
               <w:rPr>
                 <w:rFonts w:ascii="Cambria" w:hAnsi="Cambria" w:cs="Cambria"/>
                 <w:color w:val="000000"/>
               </w:rPr>
-              <w:lastRenderedPageBreak/>
-              <w:t xml:space="preserve">Python, ETAP, </w:t>
-            </w:r>
-            <w:r>
-              <w:rPr>
-                <w:rFonts w:ascii="Cambria" w:hAnsi="Cambria" w:cs="Cambria"/>
-                <w:color w:val="000000"/>
-              </w:rPr>
-              <w:lastRenderedPageBreak/>
-              <w:t xml:space="preserve">Matplotlib, Git, </w:t>
-            </w:r>
-            <w:proofErr w:type="spellStart"/>
-            <w:r>
-              <w:rPr>
-                <w:rFonts w:ascii="Cambria" w:hAnsi="Cambria" w:cs="Cambria"/>
-                <w:color w:val="000000"/>
-              </w:rPr>
-              <w:t>Github</w:t>
-            </w:r>
-            <w:proofErr w:type="spellEnd"/>
-            <w:r>
-              <w:rPr>
-                <w:rFonts w:ascii="Cambria" w:hAnsi="Cambria" w:cs="Cambria"/>
-                <w:color w:val="000000"/>
-              </w:rPr>
-              <w:t>, VS Code</w:t>
-            </w:r>
-          </w:p>
-        </w:tc>
-        <w:tc>
-          <w:tcPr>
-            <w:tcW w:w="2160" w:type="dxa"/>
-          </w:tcPr>
-          <w:p>
-            <w:r>
-              <w:rPr>
-                <w:rFonts w:ascii="Cambria" w:hAnsi="Cambria" w:cs="Cambria"/>
-                <w:color w:val="000000"/>
-              </w:rPr>
-              <w:lastRenderedPageBreak/>
-              <w:t xml:space="preserve">Power Flow and </w:t>
-            </w:r>
-            <w:r>
-              <w:rPr>
-                <w:rFonts w:ascii="Cambria" w:hAnsi="Cambria" w:cs="Cambria"/>
-                <w:color w:val="000000"/>
-              </w:rPr>
-              <w:lastRenderedPageBreak/>
-              <w:t>Arch Flash Full Report using ETAP</w:t>
+              <w:t>Power Flow and Arch Flash Full Report using ETAP</w:t>
             </w:r>
           </w:p>
         </w:tc>
@@ -8198,6 +7898,9 @@
             <w:tcW w:w="2160" w:type="dxa"/>
           </w:tcPr>
           <w:p>
+            <w:pPr>
+              <w:jc w:val="center"/>
+            </w:pPr>
             <w:r>
               <w:rPr>
                 <w:rFonts w:ascii="Cambria" w:hAnsi="Cambria" w:cs="Cambria"/>
@@ -8212,6 +7915,9 @@
             <w:tcW w:w="2160" w:type="dxa"/>
           </w:tcPr>
           <w:p>
+            <w:pPr>
+              <w:jc w:val="center"/>
+            </w:pPr>
             <w:r>
               <w:rPr>
                 <w:rFonts w:ascii="Cambria" w:hAnsi="Cambria" w:cs="Cambria"/>
@@ -8242,6 +7948,9 @@
             <w:tcW w:w="2160" w:type="dxa"/>
           </w:tcPr>
           <w:p>
+            <w:pPr>
+              <w:jc w:val="center"/>
+            </w:pPr>
             <w:r>
               <w:rPr>
                 <w:rFonts w:ascii="Cambria" w:hAnsi="Cambria" w:cs="Cambria"/>
@@ -8272,6 +7981,9 @@
             <w:tcW w:w="2160" w:type="dxa"/>
           </w:tcPr>
           <w:p>
+            <w:pPr>
+              <w:jc w:val="center"/>
+            </w:pPr>
             <w:r>
               <w:rPr>
                 <w:rFonts w:ascii="Cambria" w:hAnsi="Cambria" w:cs="Cambria"/>
@@ -8288,6 +8000,9 @@
             <w:tcW w:w="2160" w:type="dxa"/>
           </w:tcPr>
           <w:p>
+            <w:pPr>
+              <w:jc w:val="center"/>
+            </w:pPr>
             <w:r>
               <w:rPr>
                 <w:rFonts w:ascii="Cambria" w:hAnsi="Cambria" w:cs="Cambria"/>
@@ -8318,6 +8033,9 @@
             <w:tcW w:w="2160" w:type="dxa"/>
           </w:tcPr>
           <w:p>
+            <w:pPr>
+              <w:jc w:val="center"/>
+            </w:pPr>
             <w:r>
               <w:rPr>
                 <w:rFonts w:ascii="Cambria" w:hAnsi="Cambria" w:cs="Cambria"/>
@@ -8339,7 +8057,15 @@
                 <w:rFonts w:ascii="Cambria" w:hAnsi="Cambria" w:cs="Cambria"/>
                 <w:color w:val="000000"/>
               </w:rPr>
-              <w:t xml:space="preserve"> and PVs are integrated as controllable objects into the model. Voltage imbalance (A power Quality measure) is implemented in the optimization as a constraint. Several Scenarios were </w:t>
+              <w:t xml:space="preserve"> and PVs are integrated </w:t>
+            </w:r>
+            <w:r>
+              <w:rPr>
+                <w:rFonts w:ascii="Cambria" w:hAnsi="Cambria" w:cs="Cambria"/>
+                <w:color w:val="000000"/>
+              </w:rPr>
+              <w:lastRenderedPageBreak/>
+              <w:t xml:space="preserve">as controllable objects into the model. Voltage imbalance (A power Quality measure) is implemented in the optimization as a constraint. Several Scenarios were </w:t>
             </w:r>
             <w:proofErr w:type="gramStart"/>
             <w:r>
@@ -8355,15 +8081,7 @@
                 <w:rFonts w:ascii="Cambria" w:hAnsi="Cambria" w:cs="Cambria"/>
                 <w:color w:val="000000"/>
               </w:rPr>
-              <w:t xml:space="preserve"> and Data Visualization about the Optimal Power Flow is created. An </w:t>
-            </w:r>
-            <w:r>
-              <w:rPr>
-                <w:rFonts w:ascii="Cambria" w:hAnsi="Cambria" w:cs="Cambria"/>
-                <w:color w:val="000000"/>
-              </w:rPr>
-              <w:lastRenderedPageBreak/>
-              <w:t>academic Paper is created upon this</w:t>
+              <w:t xml:space="preserve"> and Data Visualization about the Optimal Power Flow is created. An academic Paper is created upon this</w:t>
             </w:r>
           </w:p>
         </w:tc>
@@ -8372,6 +8090,9 @@
             <w:tcW w:w="2160" w:type="dxa"/>
           </w:tcPr>
           <w:p>
+            <w:pPr>
+              <w:jc w:val="center"/>
+            </w:pPr>
             <w:r>
               <w:rPr>
                 <w:rFonts w:ascii="Cambria" w:hAnsi="Cambria" w:cs="Cambria"/>
@@ -8387,6 +8108,9 @@
             <w:tcW w:w="2160" w:type="dxa"/>
           </w:tcPr>
           <w:p>
+            <w:pPr>
+              <w:jc w:val="center"/>
+            </w:pPr>
             <w:r>
               <w:rPr>
                 <w:rFonts w:ascii="Cambria" w:hAnsi="Cambria" w:cs="Cambria"/>
@@ -8418,25 +8142,41 @@
           <w:tcPr>
             <w:tcW w:w="2160" w:type="dxa"/>
           </w:tcPr>
-          <w:p/>
+          <w:p>
+            <w:pPr>
+              <w:jc w:val="center"/>
+            </w:pPr>
+          </w:p>
         </w:tc>
         <w:tc>
           <w:tcPr>
             <w:tcW w:w="2160" w:type="dxa"/>
           </w:tcPr>
-          <w:p/>
+          <w:p>
+            <w:pPr>
+              <w:jc w:val="center"/>
+            </w:pPr>
+          </w:p>
         </w:tc>
         <w:tc>
           <w:tcPr>
             <w:tcW w:w="2160" w:type="dxa"/>
           </w:tcPr>
-          <w:p/>
+          <w:p>
+            <w:pPr>
+              <w:jc w:val="center"/>
+            </w:pPr>
+          </w:p>
         </w:tc>
         <w:tc>
           <w:tcPr>
             <w:tcW w:w="2160" w:type="dxa"/>
           </w:tcPr>
-          <w:p/>
+          <w:p>
+            <w:pPr>
+              <w:jc w:val="center"/>
+            </w:pPr>
+          </w:p>
         </w:tc>
       </w:tr>
       <w:tr>
@@ -8445,6 +8185,9 @@
             <w:tcW w:w="2160" w:type="dxa"/>
           </w:tcPr>
           <w:p>
+            <w:pPr>
+              <w:jc w:val="center"/>
+            </w:pPr>
             <w:r>
               <w:rPr>
                 <w:rFonts w:ascii="Cambria" w:hAnsi="Cambria" w:cs="Cambria"/>
@@ -8475,6 +8218,9 @@
             <w:tcW w:w="2160" w:type="dxa"/>
           </w:tcPr>
           <w:p>
+            <w:pPr>
+              <w:jc w:val="center"/>
+            </w:pPr>
             <w:r>
               <w:rPr>
                 <w:rFonts w:ascii="Cambria" w:hAnsi="Cambria" w:cs="Cambria"/>
@@ -8505,6 +8251,9 @@
             <w:tcW w:w="2160" w:type="dxa"/>
           </w:tcPr>
           <w:p>
+            <w:pPr>
+              <w:jc w:val="center"/>
+            </w:pPr>
             <w:r>
               <w:rPr>
                 <w:rFonts w:ascii="Cambria" w:hAnsi="Cambria" w:cs="Cambria"/>
@@ -8519,6 +8268,9 @@
             <w:tcW w:w="2160" w:type="dxa"/>
           </w:tcPr>
           <w:p>
+            <w:pPr>
+              <w:jc w:val="center"/>
+            </w:pPr>
             <w:r>
               <w:rPr>
                 <w:rFonts w:ascii="Cambria" w:hAnsi="Cambria" w:cs="Cambria"/>
@@ -8550,25 +8302,41 @@
           <w:tcPr>
             <w:tcW w:w="2160" w:type="dxa"/>
           </w:tcPr>
-          <w:p/>
+          <w:p>
+            <w:pPr>
+              <w:jc w:val="center"/>
+            </w:pPr>
+          </w:p>
         </w:tc>
         <w:tc>
           <w:tcPr>
             <w:tcW w:w="2160" w:type="dxa"/>
           </w:tcPr>
-          <w:p/>
+          <w:p>
+            <w:pPr>
+              <w:jc w:val="center"/>
+            </w:pPr>
+          </w:p>
         </w:tc>
         <w:tc>
           <w:tcPr>
             <w:tcW w:w="2160" w:type="dxa"/>
           </w:tcPr>
-          <w:p/>
+          <w:p>
+            <w:pPr>
+              <w:jc w:val="center"/>
+            </w:pPr>
+          </w:p>
         </w:tc>
         <w:tc>
           <w:tcPr>
             <w:tcW w:w="2160" w:type="dxa"/>
           </w:tcPr>
-          <w:p/>
+          <w:p>
+            <w:pPr>
+              <w:jc w:val="center"/>
+            </w:pPr>
+          </w:p>
         </w:tc>
       </w:tr>
       <w:tr>
@@ -8577,6 +8345,9 @@
             <w:tcW w:w="2160" w:type="dxa"/>
           </w:tcPr>
           <w:p>
+            <w:pPr>
+              <w:jc w:val="center"/>
+            </w:pPr>
             <w:r>
               <w:rPr>
                 <w:rFonts w:ascii="Cambria" w:hAnsi="Cambria" w:cs="Cambria"/>
@@ -8591,6 +8362,9 @@
             <w:tcW w:w="2160" w:type="dxa"/>
           </w:tcPr>
           <w:p>
+            <w:pPr>
+              <w:jc w:val="center"/>
+            </w:pPr>
             <w:r>
               <w:rPr>
                 <w:rFonts w:ascii="Cambria" w:hAnsi="Cambria" w:cs="Cambria"/>
@@ -8604,7 +8378,15 @@
                 <w:rFonts w:ascii="Cambria" w:hAnsi="Cambria" w:cs="Cambria"/>
                 <w:color w:val="000000"/>
               </w:rPr>
-              <w:t>compliance,  Technical</w:t>
+              <w:t xml:space="preserve">compliance,  </w:t>
+            </w:r>
+            <w:r>
+              <w:rPr>
+                <w:rFonts w:ascii="Cambria" w:hAnsi="Cambria" w:cs="Cambria"/>
+                <w:color w:val="000000"/>
+              </w:rPr>
+              <w:lastRenderedPageBreak/>
+              <w:t>Technical</w:t>
             </w:r>
             <w:proofErr w:type="gramEnd"/>
             <w:r>
@@ -8621,11 +8403,15 @@
             <w:tcW w:w="2160" w:type="dxa"/>
           </w:tcPr>
           <w:p>
+            <w:pPr>
+              <w:jc w:val="center"/>
+            </w:pPr>
             <w:r>
               <w:rPr>
                 <w:rFonts w:ascii="Cambria" w:hAnsi="Cambria" w:cs="Cambria"/>
                 <w:color w:val="000000"/>
               </w:rPr>
+              <w:lastRenderedPageBreak/>
               <w:t>PLS-CADD, Office Tools+C6</w:t>
             </w:r>
           </w:p>
@@ -8635,6 +8421,9 @@
             <w:tcW w:w="2160" w:type="dxa"/>
           </w:tcPr>
           <w:p>
+            <w:pPr>
+              <w:jc w:val="center"/>
+            </w:pPr>
             <w:r>
               <w:rPr>
                 <w:rFonts w:ascii="Cambria" w:hAnsi="Cambria" w:cs="Cambria"/>
@@ -8650,25 +8439,41 @@
           <w:tcPr>
             <w:tcW w:w="2160" w:type="dxa"/>
           </w:tcPr>
-          <w:p/>
+          <w:p>
+            <w:pPr>
+              <w:jc w:val="center"/>
+            </w:pPr>
+          </w:p>
         </w:tc>
         <w:tc>
           <w:tcPr>
             <w:tcW w:w="2160" w:type="dxa"/>
           </w:tcPr>
-          <w:p/>
+          <w:p>
+            <w:pPr>
+              <w:jc w:val="center"/>
+            </w:pPr>
+          </w:p>
         </w:tc>
         <w:tc>
           <w:tcPr>
             <w:tcW w:w="2160" w:type="dxa"/>
           </w:tcPr>
-          <w:p/>
+          <w:p>
+            <w:pPr>
+              <w:jc w:val="center"/>
+            </w:pPr>
+          </w:p>
         </w:tc>
         <w:tc>
           <w:tcPr>
             <w:tcW w:w="2160" w:type="dxa"/>
           </w:tcPr>
-          <w:p/>
+          <w:p>
+            <w:pPr>
+              <w:jc w:val="center"/>
+            </w:pPr>
+          </w:p>
         </w:tc>
       </w:tr>
       <w:tr>
@@ -8677,6 +8482,9 @@
             <w:tcW w:w="2160" w:type="dxa"/>
           </w:tcPr>
           <w:p>
+            <w:pPr>
+              <w:jc w:val="center"/>
+            </w:pPr>
             <w:r>
               <w:rPr>
                 <w:rFonts w:ascii="Cambria" w:hAnsi="Cambria" w:cs="Cambria"/>
@@ -8691,6 +8499,9 @@
             <w:tcW w:w="2160" w:type="dxa"/>
           </w:tcPr>
           <w:p>
+            <w:pPr>
+              <w:jc w:val="center"/>
+            </w:pPr>
             <w:r>
               <w:rPr>
                 <w:rFonts w:ascii="Cambria" w:hAnsi="Cambria" w:cs="Cambria"/>
@@ -8721,6 +8532,9 @@
             <w:tcW w:w="2160" w:type="dxa"/>
           </w:tcPr>
           <w:p>
+            <w:pPr>
+              <w:jc w:val="center"/>
+            </w:pPr>
             <w:r>
               <w:rPr>
                 <w:rFonts w:ascii="Cambria" w:hAnsi="Cambria" w:cs="Cambria"/>
@@ -8735,6 +8549,9 @@
             <w:tcW w:w="2160" w:type="dxa"/>
           </w:tcPr>
           <w:p>
+            <w:pPr>
+              <w:jc w:val="center"/>
+            </w:pPr>
             <w:r>
               <w:rPr>
                 <w:rFonts w:ascii="Cambria" w:hAnsi="Cambria" w:cs="Cambria"/>
@@ -8750,25 +8567,41 @@
           <w:tcPr>
             <w:tcW w:w="2160" w:type="dxa"/>
           </w:tcPr>
-          <w:p/>
+          <w:p>
+            <w:pPr>
+              <w:jc w:val="center"/>
+            </w:pPr>
+          </w:p>
         </w:tc>
         <w:tc>
           <w:tcPr>
             <w:tcW w:w="2160" w:type="dxa"/>
           </w:tcPr>
-          <w:p/>
+          <w:p>
+            <w:pPr>
+              <w:jc w:val="center"/>
+            </w:pPr>
+          </w:p>
         </w:tc>
         <w:tc>
           <w:tcPr>
             <w:tcW w:w="2160" w:type="dxa"/>
           </w:tcPr>
-          <w:p/>
+          <w:p>
+            <w:pPr>
+              <w:jc w:val="center"/>
+            </w:pPr>
+          </w:p>
         </w:tc>
         <w:tc>
           <w:tcPr>
             <w:tcW w:w="2160" w:type="dxa"/>
           </w:tcPr>
-          <w:p/>
+          <w:p>
+            <w:pPr>
+              <w:jc w:val="center"/>
+            </w:pPr>
+          </w:p>
         </w:tc>
       </w:tr>
       <w:tr>
@@ -8777,12 +8610,14 @@
             <w:tcW w:w="2160" w:type="dxa"/>
           </w:tcPr>
           <w:p>
+            <w:pPr>
+              <w:jc w:val="center"/>
+            </w:pPr>
             <w:r>
               <w:rPr>
                 <w:rFonts w:ascii="Cambria" w:hAnsi="Cambria" w:cs="Cambria"/>
                 <w:color w:val="000000"/>
               </w:rPr>
-              <w:lastRenderedPageBreak/>
               <w:t>Data pipeline: Automatic Migration of Excel formatted power system Data into CYME</w:t>
             </w:r>
           </w:p>
@@ -8792,6 +8627,9 @@
             <w:tcW w:w="2160" w:type="dxa"/>
           </w:tcPr>
           <w:p>
+            <w:pPr>
+              <w:jc w:val="center"/>
+            </w:pPr>
             <w:r>
               <w:rPr>
                 <w:rFonts w:ascii="Cambria" w:hAnsi="Cambria" w:cs="Cambria"/>
@@ -8806,6 +8644,9 @@
             <w:tcW w:w="2160" w:type="dxa"/>
           </w:tcPr>
           <w:p>
+            <w:pPr>
+              <w:jc w:val="center"/>
+            </w:pPr>
             <w:r>
               <w:rPr>
                 <w:rFonts w:ascii="Cambria" w:hAnsi="Cambria" w:cs="Cambria"/>
@@ -8836,6 +8677,9 @@
             <w:tcW w:w="2160" w:type="dxa"/>
           </w:tcPr>
           <w:p>
+            <w:pPr>
+              <w:jc w:val="center"/>
+            </w:pPr>
             <w:r>
               <w:rPr>
                 <w:rFonts w:ascii="Cambria" w:hAnsi="Cambria" w:cs="Cambria"/>
@@ -8852,6 +8696,9 @@
             <w:tcW w:w="2160" w:type="dxa"/>
           </w:tcPr>
           <w:p>
+            <w:pPr>
+              <w:jc w:val="center"/>
+            </w:pPr>
             <w:r>
               <w:rPr>
                 <w:rFonts w:ascii="Cambria" w:hAnsi="Cambria" w:cs="Cambria"/>
@@ -8866,6 +8713,9 @@
             <w:tcW w:w="2160" w:type="dxa"/>
           </w:tcPr>
           <w:p>
+            <w:pPr>
+              <w:jc w:val="center"/>
+            </w:pPr>
             <w:proofErr w:type="spellStart"/>
             <w:r>
               <w:rPr>
@@ -8969,6 +8819,9 @@
             <w:tcW w:w="2160" w:type="dxa"/>
           </w:tcPr>
           <w:p>
+            <w:pPr>
+              <w:jc w:val="center"/>
+            </w:pPr>
             <w:r>
               <w:rPr>
                 <w:rFonts w:ascii="Cambria" w:hAnsi="Cambria" w:cs="Cambria"/>
@@ -8983,6 +8836,9 @@
             <w:tcW w:w="2160" w:type="dxa"/>
           </w:tcPr>
           <w:p>
+            <w:pPr>
+              <w:jc w:val="center"/>
+            </w:pPr>
             <w:r>
               <w:rPr>
                 <w:rFonts w:ascii="Cambria" w:hAnsi="Cambria" w:cs="Cambria"/>
@@ -8998,25 +8854,41 @@
           <w:tcPr>
             <w:tcW w:w="2160" w:type="dxa"/>
           </w:tcPr>
-          <w:p/>
+          <w:p>
+            <w:pPr>
+              <w:jc w:val="center"/>
+            </w:pPr>
+          </w:p>
         </w:tc>
         <w:tc>
           <w:tcPr>
             <w:tcW w:w="2160" w:type="dxa"/>
           </w:tcPr>
-          <w:p/>
+          <w:p>
+            <w:pPr>
+              <w:jc w:val="center"/>
+            </w:pPr>
+          </w:p>
         </w:tc>
         <w:tc>
           <w:tcPr>
             <w:tcW w:w="2160" w:type="dxa"/>
           </w:tcPr>
-          <w:p/>
+          <w:p>
+            <w:pPr>
+              <w:jc w:val="center"/>
+            </w:pPr>
+          </w:p>
         </w:tc>
         <w:tc>
           <w:tcPr>
             <w:tcW w:w="2160" w:type="dxa"/>
           </w:tcPr>
-          <w:p/>
+          <w:p>
+            <w:pPr>
+              <w:jc w:val="center"/>
+            </w:pPr>
+          </w:p>
         </w:tc>
       </w:tr>
       <w:tr>
@@ -9025,6 +8897,9 @@
             <w:tcW w:w="2160" w:type="dxa"/>
           </w:tcPr>
           <w:p>
+            <w:pPr>
+              <w:jc w:val="center"/>
+            </w:pPr>
             <w:r>
               <w:rPr>
                 <w:rFonts w:ascii="Cambria" w:hAnsi="Cambria" w:cs="Cambria"/>
@@ -9039,12 +8914,23 @@
             <w:tcW w:w="2160" w:type="dxa"/>
           </w:tcPr>
           <w:p>
+            <w:pPr>
+              <w:jc w:val="center"/>
+            </w:pPr>
             <w:r>
               <w:rPr>
                 <w:rFonts w:ascii="Cambria" w:hAnsi="Cambria" w:cs="Cambria"/>
                 <w:color w:val="000000"/>
               </w:rPr>
-              <w:t xml:space="preserve">Two Microgrids, One AC and one DC are created. Several severe transient and power quality phenomena </w:t>
+              <w:t xml:space="preserve">Two Microgrids, One AC and one DC are created. Several severe transient and </w:t>
+            </w:r>
+            <w:r>
+              <w:rPr>
+                <w:rFonts w:ascii="Cambria" w:hAnsi="Cambria" w:cs="Cambria"/>
+                <w:color w:val="000000"/>
+              </w:rPr>
+              <w:lastRenderedPageBreak/>
+              <w:t xml:space="preserve">power quality phenomena is implemented as scenarios (Model resiliency test). First Buck and Boost inverters to convert DC to AC with L and LCL filters are designed. Then PID and PR controllers are designed using SISO tool and PID tuner for the inverters. Then these inverters </w:t>
             </w:r>
             <w:proofErr w:type="gramStart"/>
             <w:r>
@@ -9052,7 +8938,7 @@
                 <w:rFonts w:ascii="Cambria" w:hAnsi="Cambria" w:cs="Cambria"/>
                 <w:color w:val="000000"/>
               </w:rPr>
-              <w:t>is</w:t>
+              <w:t>are connected with</w:t>
             </w:r>
             <w:proofErr w:type="gramEnd"/>
             <w:r>
@@ -9060,47 +8946,55 @@
                 <w:rFonts w:ascii="Cambria" w:hAnsi="Cambria" w:cs="Cambria"/>
                 <w:color w:val="000000"/>
               </w:rPr>
-              <w:t xml:space="preserve"> implemented as scenarios (Model resiliency test). First Buck and Boost inverters to convert DC to AC with L and LCL filters are designed. Then PID and PR controllers are designed using SISO tool and PID </w:t>
-            </w:r>
+              <w:t xml:space="preserve"> several loads and phenomena are tested. </w:t>
+            </w:r>
+            <w:proofErr w:type="gramStart"/>
             <w:r>
               <w:rPr>
                 <w:rFonts w:ascii="Cambria" w:hAnsi="Cambria" w:cs="Cambria"/>
                 <w:color w:val="000000"/>
               </w:rPr>
-              <w:lastRenderedPageBreak/>
-              <w:t xml:space="preserve">tuner for the inverters. Then these inverters </w:t>
-            </w:r>
-            <w:proofErr w:type="gramStart"/>
+              <w:t>Finally</w:t>
+            </w:r>
+            <w:proofErr w:type="gramEnd"/>
             <w:r>
               <w:rPr>
                 <w:rFonts w:ascii="Cambria" w:hAnsi="Cambria" w:cs="Cambria"/>
                 <w:color w:val="000000"/>
               </w:rPr>
-              <w:t>are connected with</w:t>
-            </w:r>
-            <w:proofErr w:type="gramEnd"/>
+              <w:t xml:space="preserve"> a </w:t>
+            </w:r>
+            <w:proofErr w:type="spellStart"/>
             <w:r>
               <w:rPr>
                 <w:rFonts w:ascii="Cambria" w:hAnsi="Cambria" w:cs="Cambria"/>
                 <w:color w:val="000000"/>
               </w:rPr>
-              <w:t xml:space="preserve"> several loads and phenomena are tested. </w:t>
-            </w:r>
-            <w:proofErr w:type="gramStart"/>
+              <w:t>tritery</w:t>
+            </w:r>
+            <w:proofErr w:type="spellEnd"/>
             <w:r>
               <w:rPr>
                 <w:rFonts w:ascii="Cambria" w:hAnsi="Cambria" w:cs="Cambria"/>
                 <w:color w:val="000000"/>
               </w:rPr>
-              <w:t>Finally</w:t>
-            </w:r>
-            <w:proofErr w:type="gramEnd"/>
+              <w:t xml:space="preserve"> control (Droop and average power Sharing) is </w:t>
+            </w:r>
+            <w:proofErr w:type="spellStart"/>
             <w:r>
               <w:rPr>
                 <w:rFonts w:ascii="Cambria" w:hAnsi="Cambria" w:cs="Cambria"/>
                 <w:color w:val="000000"/>
               </w:rPr>
-              <w:t xml:space="preserve"> a </w:t>
+              <w:t>desinged</w:t>
+            </w:r>
+            <w:proofErr w:type="spellEnd"/>
+            <w:r>
+              <w:rPr>
+                <w:rFonts w:ascii="Cambria" w:hAnsi="Cambria" w:cs="Cambria"/>
+                <w:color w:val="000000"/>
+              </w:rPr>
+              <w:t xml:space="preserve"> to coordinate and </w:t>
             </w:r>
             <w:proofErr w:type="spellStart"/>
             <w:r>
@@ -9108,7 +9002,7 @@
                 <w:rFonts w:ascii="Cambria" w:hAnsi="Cambria" w:cs="Cambria"/>
                 <w:color w:val="000000"/>
               </w:rPr>
-              <w:t>tritery</w:t>
+              <w:t>stabilze</w:t>
             </w:r>
             <w:proofErr w:type="spellEnd"/>
             <w:r>
@@ -9116,38 +9010,6 @@
                 <w:rFonts w:ascii="Cambria" w:hAnsi="Cambria" w:cs="Cambria"/>
                 <w:color w:val="000000"/>
               </w:rPr>
-              <w:t xml:space="preserve"> control (Droop and average power Sharing) is </w:t>
-            </w:r>
-            <w:proofErr w:type="spellStart"/>
-            <w:r>
-              <w:rPr>
-                <w:rFonts w:ascii="Cambria" w:hAnsi="Cambria" w:cs="Cambria"/>
-                <w:color w:val="000000"/>
-              </w:rPr>
-              <w:t>desinged</w:t>
-            </w:r>
-            <w:proofErr w:type="spellEnd"/>
-            <w:r>
-              <w:rPr>
-                <w:rFonts w:ascii="Cambria" w:hAnsi="Cambria" w:cs="Cambria"/>
-                <w:color w:val="000000"/>
-              </w:rPr>
-              <w:t xml:space="preserve"> to coordinate and </w:t>
-            </w:r>
-            <w:proofErr w:type="spellStart"/>
-            <w:r>
-              <w:rPr>
-                <w:rFonts w:ascii="Cambria" w:hAnsi="Cambria" w:cs="Cambria"/>
-                <w:color w:val="000000"/>
-              </w:rPr>
-              <w:t>stabilze</w:t>
-            </w:r>
-            <w:proofErr w:type="spellEnd"/>
-            <w:r>
-              <w:rPr>
-                <w:rFonts w:ascii="Cambria" w:hAnsi="Cambria" w:cs="Cambria"/>
-                <w:color w:val="000000"/>
-              </w:rPr>
               <w:t xml:space="preserve"> the inverters as a whole in the Islanded Microgrid</w:t>
             </w:r>
           </w:p>
@@ -9157,6 +9019,9 @@
             <w:tcW w:w="2160" w:type="dxa"/>
           </w:tcPr>
           <w:p>
+            <w:pPr>
+              <w:jc w:val="center"/>
+            </w:pPr>
             <w:r>
               <w:rPr>
                 <w:rFonts w:ascii="Cambria" w:hAnsi="Cambria" w:cs="Cambria"/>
@@ -9172,6 +9037,9 @@
             <w:tcW w:w="2160" w:type="dxa"/>
           </w:tcPr>
           <w:p>
+            <w:pPr>
+              <w:jc w:val="center"/>
+            </w:pPr>
             <w:r>
               <w:rPr>
                 <w:rFonts w:ascii="Cambria" w:hAnsi="Cambria" w:cs="Cambria"/>
@@ -9188,12 +9056,15 @@
             <w:tcW w:w="2160" w:type="dxa"/>
           </w:tcPr>
           <w:p>
+            <w:pPr>
+              <w:jc w:val="center"/>
+            </w:pPr>
             <w:r>
               <w:rPr>
                 <w:rFonts w:ascii="Cambria" w:hAnsi="Cambria" w:cs="Cambria"/>
                 <w:color w:val="000000"/>
               </w:rPr>
-              <w:t xml:space="preserve"> An automated personal scheduling assistant:  To Do items integrated into </w:t>
+              <w:t xml:space="preserve">An automated personal scheduling assistant:  To Do items integrated into </w:t>
             </w:r>
             <w:proofErr w:type="spellStart"/>
             <w:r>
@@ -9218,6 +9089,9 @@
             <w:tcW w:w="2160" w:type="dxa"/>
           </w:tcPr>
           <w:p>
+            <w:pPr>
+              <w:jc w:val="center"/>
+            </w:pPr>
             <w:r>
               <w:rPr>
                 <w:rFonts w:ascii="Cambria" w:hAnsi="Cambria" w:cs="Cambria"/>
@@ -9232,6 +9106,9 @@
             <w:tcW w:w="2160" w:type="dxa"/>
           </w:tcPr>
           <w:p>
+            <w:pPr>
+              <w:jc w:val="center"/>
+            </w:pPr>
             <w:r>
               <w:rPr>
                 <w:rFonts w:ascii="Cambria" w:hAnsi="Cambria" w:cs="Cambria"/>
@@ -9271,12 +9148,15 @@
             <w:tcW w:w="2160" w:type="dxa"/>
           </w:tcPr>
           <w:p>
+            <w:pPr>
+              <w:jc w:val="center"/>
+            </w:pPr>
             <w:r>
               <w:rPr>
                 <w:rFonts w:ascii="Cambria" w:hAnsi="Cambria" w:cs="Cambria"/>
                 <w:color w:val="000000"/>
               </w:rPr>
-              <w:t xml:space="preserve"> An automated personal scheduling assistant:  To Do items integrated into </w:t>
+              <w:t xml:space="preserve">An automated personal scheduling assistant:  To Do items integrated into </w:t>
             </w:r>
             <w:proofErr w:type="spellStart"/>
             <w:r>
@@ -9303,6 +9183,9 @@
             <w:tcW w:w="2160" w:type="dxa"/>
           </w:tcPr>
           <w:p>
+            <w:pPr>
+              <w:jc w:val="center"/>
+            </w:pPr>
             <w:r>
               <w:rPr>
                 <w:rFonts w:ascii="Cambria" w:hAnsi="Cambria" w:cs="Cambria"/>
@@ -9333,6 +9216,9 @@
             <w:tcW w:w="2160" w:type="dxa"/>
           </w:tcPr>
           <w:p>
+            <w:pPr>
+              <w:jc w:val="center"/>
+            </w:pPr>
             <w:r>
               <w:rPr>
                 <w:rFonts w:ascii="Cambria" w:hAnsi="Cambria" w:cs="Cambria"/>
@@ -9347,6 +9233,9 @@
             <w:tcW w:w="2160" w:type="dxa"/>
           </w:tcPr>
           <w:p>
+            <w:pPr>
+              <w:jc w:val="center"/>
+            </w:pPr>
             <w:r>
               <w:rPr>
                 <w:rFonts w:ascii="Cambria" w:hAnsi="Cambria" w:cs="Cambria"/>
@@ -9361,6 +9250,9 @@
             <w:tcW w:w="2160" w:type="dxa"/>
           </w:tcPr>
           <w:p>
+            <w:pPr>
+              <w:jc w:val="center"/>
+            </w:pPr>
             <w:r>
               <w:rPr>
                 <w:rFonts w:ascii="Cambria" w:hAnsi="Cambria" w:cs="Cambria"/>
@@ -9393,6 +9285,9 @@
             <w:tcW w:w="2160" w:type="dxa"/>
           </w:tcPr>
           <w:p>
+            <w:pPr>
+              <w:jc w:val="center"/>
+            </w:pPr>
             <w:r>
               <w:rPr>
                 <w:rFonts w:ascii="Cambria" w:hAnsi="Cambria" w:cs="Cambria"/>
@@ -9407,12 +9302,23 @@
             <w:tcW w:w="2160" w:type="dxa"/>
           </w:tcPr>
           <w:p>
+            <w:pPr>
+              <w:jc w:val="center"/>
+            </w:pPr>
             <w:r>
               <w:rPr>
                 <w:rFonts w:ascii="Cambria" w:hAnsi="Cambria" w:cs="Cambria"/>
                 <w:color w:val="000000"/>
               </w:rPr>
-              <w:t xml:space="preserve">A software native script is developed in C++ to perform short circuit study in select buses and export results for each study and </w:t>
+              <w:t xml:space="preserve">A software native script is developed in C++ to perform </w:t>
+            </w:r>
+            <w:r>
+              <w:rPr>
+                <w:rFonts w:ascii="Cambria" w:hAnsi="Cambria" w:cs="Cambria"/>
+                <w:color w:val="000000"/>
+              </w:rPr>
+              <w:lastRenderedPageBreak/>
+              <w:t xml:space="preserve">short circuit study in select buses and export results for each study and </w:t>
             </w:r>
             <w:proofErr w:type="spellStart"/>
             <w:r>
@@ -9437,11 +9343,15 @@
             <w:tcW w:w="2160" w:type="dxa"/>
           </w:tcPr>
           <w:p>
+            <w:pPr>
+              <w:jc w:val="center"/>
+            </w:pPr>
             <w:r>
               <w:rPr>
                 <w:rFonts w:ascii="Cambria" w:hAnsi="Cambria" w:cs="Cambria"/>
                 <w:color w:val="000000"/>
               </w:rPr>
+              <w:lastRenderedPageBreak/>
               <w:t xml:space="preserve">C++, PSS/E, </w:t>
             </w:r>
             <w:proofErr w:type="spellStart"/>
@@ -9467,6 +9377,9 @@
             <w:tcW w:w="2160" w:type="dxa"/>
           </w:tcPr>
           <w:p>
+            <w:pPr>
+              <w:jc w:val="center"/>
+            </w:pPr>
             <w:r>
               <w:rPr>
                 <w:rFonts w:ascii="Cambria" w:hAnsi="Cambria" w:cs="Cambria"/>
@@ -9483,20 +9396,32 @@
             <w:tcW w:w="2160" w:type="dxa"/>
           </w:tcPr>
           <w:p>
+            <w:pPr>
+              <w:jc w:val="center"/>
+            </w:pPr>
             <w:r>
               <w:rPr>
                 <w:rFonts w:ascii="Cambria" w:hAnsi="Cambria" w:cs="Cambria"/>
                 <w:color w:val="000000"/>
               </w:rPr>
-              <w:t xml:space="preserve">Motor Starting Study of cold start </w:t>
-            </w:r>
+              <w:t>Motor Starting Study of cold start Scenario in Tabriz Power Plant</w:t>
+            </w:r>
+          </w:p>
+        </w:tc>
+        <w:tc>
+          <w:tcPr>
+            <w:tcW w:w="2160" w:type="dxa"/>
+          </w:tcPr>
+          <w:p>
+            <w:pPr>
+              <w:jc w:val="center"/>
+            </w:pPr>
             <w:r>
               <w:rPr>
                 <w:rFonts w:ascii="Cambria" w:hAnsi="Cambria" w:cs="Cambria"/>
                 <w:color w:val="000000"/>
               </w:rPr>
-              <w:lastRenderedPageBreak/>
-              <w:t>Scenario in Tabriz Power Plant</w:t>
+              <w:t>Tabriz power Generation Plant with internal Loads is modelled and motor starting studies are performed to determine the resiliency of the system in Black Start</w:t>
             </w:r>
           </w:p>
         </w:tc>
@@ -9505,58 +9430,32 @@
             <w:tcW w:w="2160" w:type="dxa"/>
           </w:tcPr>
           <w:p>
+            <w:pPr>
+              <w:jc w:val="center"/>
+            </w:pPr>
             <w:r>
               <w:rPr>
                 <w:rFonts w:ascii="Cambria" w:hAnsi="Cambria" w:cs="Cambria"/>
                 <w:color w:val="000000"/>
               </w:rPr>
-              <w:lastRenderedPageBreak/>
-              <w:t xml:space="preserve">Tabriz power Generation Plant </w:t>
-            </w:r>
+              <w:t>PSS/E - Cable Sizing -Transient Modeling</w:t>
+            </w:r>
+          </w:p>
+        </w:tc>
+        <w:tc>
+          <w:tcPr>
+            <w:tcW w:w="2160" w:type="dxa"/>
+          </w:tcPr>
+          <w:p>
+            <w:pPr>
+              <w:jc w:val="center"/>
+            </w:pPr>
             <w:r>
               <w:rPr>
                 <w:rFonts w:ascii="Cambria" w:hAnsi="Cambria" w:cs="Cambria"/>
                 <w:color w:val="000000"/>
               </w:rPr>
-              <w:lastRenderedPageBreak/>
-              <w:t>with internal Loads is modelled and motor starting studies are performed to determine the resiliency of the system in Black Start</w:t>
-            </w:r>
-          </w:p>
-        </w:tc>
-        <w:tc>
-          <w:tcPr>
-            <w:tcW w:w="2160" w:type="dxa"/>
-          </w:tcPr>
-          <w:p>
-            <w:r>
-              <w:rPr>
-                <w:rFonts w:ascii="Cambria" w:hAnsi="Cambria" w:cs="Cambria"/>
-                <w:color w:val="000000"/>
-              </w:rPr>
-              <w:lastRenderedPageBreak/>
-              <w:t>PSS/E - Cable Sizing -Transient Modeling</w:t>
-            </w:r>
-          </w:p>
-        </w:tc>
-        <w:tc>
-          <w:tcPr>
-            <w:tcW w:w="2160" w:type="dxa"/>
-          </w:tcPr>
-          <w:p>
-            <w:r>
-              <w:rPr>
-                <w:rFonts w:ascii="Cambria" w:hAnsi="Cambria" w:cs="Cambria"/>
-                <w:color w:val="000000"/>
-              </w:rPr>
-              <w:t xml:space="preserve">Motor Starting Study of cold start </w:t>
-            </w:r>
-            <w:r>
-              <w:rPr>
-                <w:rFonts w:ascii="Cambria" w:hAnsi="Cambria" w:cs="Cambria"/>
-                <w:color w:val="000000"/>
-              </w:rPr>
-              <w:lastRenderedPageBreak/>
-              <w:t>Scenario in Tabriz Power Plant</w:t>
+              <w:t>Motor Starting Study of cold start Scenario in Tabriz Power Plant</w:t>
             </w:r>
           </w:p>
         </w:tc>
@@ -9566,25 +9465,41 @@
           <w:tcPr>
             <w:tcW w:w="2160" w:type="dxa"/>
           </w:tcPr>
-          <w:p/>
+          <w:p>
+            <w:pPr>
+              <w:jc w:val="center"/>
+            </w:pPr>
+          </w:p>
         </w:tc>
         <w:tc>
           <w:tcPr>
             <w:tcW w:w="2160" w:type="dxa"/>
           </w:tcPr>
-          <w:p/>
+          <w:p>
+            <w:pPr>
+              <w:jc w:val="center"/>
+            </w:pPr>
+          </w:p>
         </w:tc>
         <w:tc>
           <w:tcPr>
             <w:tcW w:w="2160" w:type="dxa"/>
           </w:tcPr>
-          <w:p/>
+          <w:p>
+            <w:pPr>
+              <w:jc w:val="center"/>
+            </w:pPr>
+          </w:p>
         </w:tc>
         <w:tc>
           <w:tcPr>
             <w:tcW w:w="2160" w:type="dxa"/>
           </w:tcPr>
-          <w:p/>
+          <w:p>
+            <w:pPr>
+              <w:jc w:val="center"/>
+            </w:pPr>
+          </w:p>
         </w:tc>
       </w:tr>
       <w:tr>
@@ -9593,6 +9508,9 @@
             <w:tcW w:w="2160" w:type="dxa"/>
           </w:tcPr>
           <w:p>
+            <w:pPr>
+              <w:jc w:val="center"/>
+            </w:pPr>
             <w:r>
               <w:rPr>
                 <w:rFonts w:ascii="Cambria" w:hAnsi="Cambria" w:cs="Cambria"/>
@@ -9607,6 +9525,9 @@
             <w:tcW w:w="2160" w:type="dxa"/>
           </w:tcPr>
           <w:p>
+            <w:pPr>
+              <w:jc w:val="center"/>
+            </w:pPr>
             <w:r>
               <w:rPr>
                 <w:rFonts w:ascii="Cambria" w:hAnsi="Cambria" w:cs="Cambria"/>
@@ -9637,6 +9558,9 @@
             <w:tcW w:w="2160" w:type="dxa"/>
           </w:tcPr>
           <w:p>
+            <w:pPr>
+              <w:jc w:val="center"/>
+            </w:pPr>
             <w:r>
               <w:rPr>
                 <w:rFonts w:ascii="Cambria" w:hAnsi="Cambria" w:cs="Cambria"/>
@@ -9667,6 +9591,9 @@
             <w:tcW w:w="2160" w:type="dxa"/>
           </w:tcPr>
           <w:p>
+            <w:pPr>
+              <w:jc w:val="center"/>
+            </w:pPr>
             <w:r>
               <w:rPr>
                 <w:rFonts w:ascii="Cambria" w:hAnsi="Cambria" w:cs="Cambria"/>
@@ -9683,6 +9610,9 @@
             <w:tcW w:w="2160" w:type="dxa"/>
           </w:tcPr>
           <w:p>
+            <w:pPr>
+              <w:jc w:val="center"/>
+            </w:pPr>
             <w:r>
               <w:rPr>
                 <w:rFonts w:ascii="Cambria" w:hAnsi="Cambria" w:cs="Cambria"/>
@@ -9697,6 +9627,9 @@
             <w:tcW w:w="2160" w:type="dxa"/>
           </w:tcPr>
           <w:p>
+            <w:pPr>
+              <w:jc w:val="center"/>
+            </w:pPr>
             <w:r>
               <w:rPr>
                 <w:rFonts w:ascii="Cambria" w:hAnsi="Cambria" w:cs="Cambria"/>
@@ -9727,6 +9660,9 @@
             <w:tcW w:w="2160" w:type="dxa"/>
           </w:tcPr>
           <w:p>
+            <w:pPr>
+              <w:jc w:val="center"/>
+            </w:pPr>
             <w:r>
               <w:rPr>
                 <w:rFonts w:ascii="Cambria" w:hAnsi="Cambria" w:cs="Cambria"/>
@@ -9757,6 +9693,9 @@
             <w:tcW w:w="2160" w:type="dxa"/>
           </w:tcPr>
           <w:p>
+            <w:pPr>
+              <w:jc w:val="center"/>
+            </w:pPr>
             <w:r>
               <w:rPr>
                 <w:rFonts w:ascii="Cambria" w:hAnsi="Cambria" w:cs="Cambria"/>
@@ -9773,6 +9712,9 @@
             <w:tcW w:w="2160" w:type="dxa"/>
           </w:tcPr>
           <w:p>
+            <w:pPr>
+              <w:jc w:val="center"/>
+            </w:pPr>
             <w:r>
               <w:rPr>
                 <w:rFonts w:ascii="Cambria" w:hAnsi="Cambria" w:cs="Cambria"/>
@@ -9803,12 +9745,23 @@
             <w:tcW w:w="2160" w:type="dxa"/>
           </w:tcPr>
           <w:p>
+            <w:pPr>
+              <w:jc w:val="center"/>
+            </w:pPr>
             <w:r>
               <w:rPr>
                 <w:rFonts w:ascii="Cambria" w:hAnsi="Cambria" w:cs="Cambria"/>
                 <w:color w:val="000000"/>
               </w:rPr>
-              <w:t xml:space="preserve">Reviewed and Commented on the ETAP Arch Flash and Power Flow Reports and Conceptual Design proposed for </w:t>
+              <w:t xml:space="preserve">Reviewed and Commented on the ETAP Arch Flash and Power Flow Reports and </w:t>
+            </w:r>
+            <w:r>
+              <w:rPr>
+                <w:rFonts w:ascii="Cambria" w:hAnsi="Cambria" w:cs="Cambria"/>
+                <w:color w:val="000000"/>
+              </w:rPr>
+              <w:lastRenderedPageBreak/>
+              <w:t xml:space="preserve">Conceptual Design proposed for </w:t>
             </w:r>
             <w:proofErr w:type="spellStart"/>
             <w:r>
@@ -9826,11 +9779,15 @@
             <w:tcW w:w="2160" w:type="dxa"/>
           </w:tcPr>
           <w:p>
+            <w:pPr>
+              <w:jc w:val="center"/>
+            </w:pPr>
             <w:r>
               <w:rPr>
                 <w:rFonts w:ascii="Cambria" w:hAnsi="Cambria" w:cs="Cambria"/>
                 <w:color w:val="000000"/>
               </w:rPr>
+              <w:lastRenderedPageBreak/>
               <w:t>ETAP</w:t>
             </w:r>
           </w:p>
@@ -9840,6 +9797,9 @@
             <w:tcW w:w="2160" w:type="dxa"/>
           </w:tcPr>
           <w:p>
+            <w:pPr>
+              <w:jc w:val="center"/>
+            </w:pPr>
             <w:r>
               <w:rPr>
                 <w:rFonts w:ascii="Cambria" w:hAnsi="Cambria" w:cs="Cambria"/>
@@ -9872,6 +9832,9 @@
             <w:tcW w:w="2160" w:type="dxa"/>
           </w:tcPr>
           <w:p>
+            <w:pPr>
+              <w:jc w:val="center"/>
+            </w:pPr>
             <w:r>
               <w:rPr>
                 <w:rFonts w:ascii="Cambria" w:hAnsi="Cambria" w:cs="Cambria"/>
@@ -9886,36 +9849,48 @@
             <w:tcW w:w="2160" w:type="dxa"/>
           </w:tcPr>
           <w:p>
+            <w:pPr>
+              <w:jc w:val="center"/>
+            </w:pPr>
             <w:r>
               <w:rPr>
                 <w:rFonts w:ascii="Cambria" w:hAnsi="Cambria" w:cs="Cambria"/>
                 <w:color w:val="000000"/>
               </w:rPr>
-              <w:t xml:space="preserve">Instrumentation &amp; Distribution System Design Cable Sizing, Load Estimation, Transformer Selection, Relay Selection, and coordination in PSS/E Grid Code Compliance </w:t>
-            </w:r>
+              <w:t xml:space="preserve">Instrumentation &amp; Distribution System Design Cable Sizing, Load Estimation, Transformer Selection, Relay Selection, and coordination in PSS/E Grid Code Compliance assessment, Grounding Design, Maneuver points, radial topology design </w:t>
+            </w:r>
+            <w:proofErr w:type="gramStart"/>
             <w:r>
               <w:rPr>
                 <w:rFonts w:ascii="Cambria" w:hAnsi="Cambria" w:cs="Cambria"/>
                 <w:color w:val="000000"/>
               </w:rPr>
-              <w:lastRenderedPageBreak/>
-              <w:t xml:space="preserve">assessment, Grounding Design, Maneuver points, radial topology design </w:t>
-            </w:r>
-            <w:proofErr w:type="gramStart"/>
+              <w:t>Technical</w:t>
+            </w:r>
+            <w:proofErr w:type="gramEnd"/>
             <w:r>
               <w:rPr>
                 <w:rFonts w:ascii="Cambria" w:hAnsi="Cambria" w:cs="Cambria"/>
                 <w:color w:val="000000"/>
               </w:rPr>
-              <w:t>Technical</w:t>
-            </w:r>
-            <w:proofErr w:type="gramEnd"/>
+              <w:t xml:space="preserve"> reports are presented, including voltage profiles, load statistics, and planning comment</w:t>
+            </w:r>
+          </w:p>
+        </w:tc>
+        <w:tc>
+          <w:tcPr>
+            <w:tcW w:w="2160" w:type="dxa"/>
+          </w:tcPr>
+          <w:p>
+            <w:pPr>
+              <w:jc w:val="center"/>
+            </w:pPr>
             <w:r>
               <w:rPr>
                 <w:rFonts w:ascii="Cambria" w:hAnsi="Cambria" w:cs="Cambria"/>
                 <w:color w:val="000000"/>
               </w:rPr>
-              <w:t xml:space="preserve"> reports are presented, including voltage profiles, load statistics, and planning comment</w:t>
+              <w:t>SKM - CYME</w:t>
             </w:r>
           </w:p>
         </w:tc>
@@ -9924,21 +9899,9 @@
             <w:tcW w:w="2160" w:type="dxa"/>
           </w:tcPr>
           <w:p>
-            <w:r>
-              <w:rPr>
-                <w:rFonts w:ascii="Cambria" w:hAnsi="Cambria" w:cs="Cambria"/>
-                <w:color w:val="000000"/>
-              </w:rPr>
-              <w:lastRenderedPageBreak/>
-              <w:t>SKM - CYME</w:t>
-            </w:r>
-          </w:p>
-        </w:tc>
-        <w:tc>
-          <w:tcPr>
-            <w:tcW w:w="2160" w:type="dxa"/>
-          </w:tcPr>
-          <w:p>
+            <w:pPr>
+              <w:jc w:val="center"/>
+            </w:pPr>
             <w:r>
               <w:rPr>
                 <w:rFonts w:ascii="Cambria" w:hAnsi="Cambria" w:cs="Cambria"/>
@@ -9954,25 +9917,41 @@
           <w:tcPr>
             <w:tcW w:w="2160" w:type="dxa"/>
           </w:tcPr>
-          <w:p/>
+          <w:p>
+            <w:pPr>
+              <w:jc w:val="center"/>
+            </w:pPr>
+          </w:p>
         </w:tc>
         <w:tc>
           <w:tcPr>
             <w:tcW w:w="2160" w:type="dxa"/>
           </w:tcPr>
-          <w:p/>
+          <w:p>
+            <w:pPr>
+              <w:jc w:val="center"/>
+            </w:pPr>
+          </w:p>
         </w:tc>
         <w:tc>
           <w:tcPr>
             <w:tcW w:w="2160" w:type="dxa"/>
           </w:tcPr>
-          <w:p/>
+          <w:p>
+            <w:pPr>
+              <w:jc w:val="center"/>
+            </w:pPr>
+          </w:p>
         </w:tc>
         <w:tc>
           <w:tcPr>
             <w:tcW w:w="2160" w:type="dxa"/>
           </w:tcPr>
-          <w:p/>
+          <w:p>
+            <w:pPr>
+              <w:jc w:val="center"/>
+            </w:pPr>
+          </w:p>
         </w:tc>
       </w:tr>
       <w:tr>
@@ -9981,6 +9960,9 @@
             <w:tcW w:w="2160" w:type="dxa"/>
           </w:tcPr>
           <w:p>
+            <w:pPr>
+              <w:jc w:val="center"/>
+            </w:pPr>
             <w:r>
               <w:rPr>
                 <w:rFonts w:ascii="Cambria" w:hAnsi="Cambria" w:cs="Cambria"/>
@@ -9995,6 +9977,9 @@
             <w:tcW w:w="2160" w:type="dxa"/>
           </w:tcPr>
           <w:p>
+            <w:pPr>
+              <w:jc w:val="center"/>
+            </w:pPr>
             <w:r>
               <w:rPr>
                 <w:rFonts w:ascii="Cambria" w:hAnsi="Cambria" w:cs="Cambria"/>
@@ -10057,6 +10042,9 @@
             <w:tcW w:w="2160" w:type="dxa"/>
           </w:tcPr>
           <w:p>
+            <w:pPr>
+              <w:jc w:val="center"/>
+            </w:pPr>
             <w:r>
               <w:rPr>
                 <w:rFonts w:ascii="Cambria" w:hAnsi="Cambria" w:cs="Cambria"/>
@@ -10071,6 +10059,9 @@
             <w:tcW w:w="2160" w:type="dxa"/>
           </w:tcPr>
           <w:p>
+            <w:pPr>
+              <w:jc w:val="center"/>
+            </w:pPr>
             <w:r>
               <w:rPr>
                 <w:rFonts w:ascii="Cambria" w:hAnsi="Cambria" w:cs="Cambria"/>
@@ -10087,6 +10078,9 @@
             <w:tcW w:w="2160" w:type="dxa"/>
           </w:tcPr>
           <w:p>
+            <w:pPr>
+              <w:jc w:val="center"/>
+            </w:pPr>
             <w:proofErr w:type="spellStart"/>
             <w:r>
               <w:rPr>
@@ -10110,6 +10104,9 @@
             <w:tcW w:w="2160" w:type="dxa"/>
           </w:tcPr>
           <w:p>
+            <w:pPr>
+              <w:jc w:val="center"/>
+            </w:pPr>
             <w:r>
               <w:rPr>
                 <w:rFonts w:ascii="Cambria" w:hAnsi="Cambria" w:cs="Cambria"/>
@@ -10140,6 +10137,9 @@
             <w:tcW w:w="2160" w:type="dxa"/>
           </w:tcPr>
           <w:p>
+            <w:pPr>
+              <w:jc w:val="center"/>
+            </w:pPr>
             <w:r>
               <w:rPr>
                 <w:rFonts w:ascii="Cambria" w:hAnsi="Cambria" w:cs="Cambria"/>
@@ -10154,6 +10154,9 @@
             <w:tcW w:w="2160" w:type="dxa"/>
           </w:tcPr>
           <w:p>
+            <w:pPr>
+              <w:jc w:val="center"/>
+            </w:pPr>
             <w:proofErr w:type="spellStart"/>
             <w:r>
               <w:rPr>
@@ -10179,11 +10182,15 @@
             <w:tcW w:w="2160" w:type="dxa"/>
           </w:tcPr>
           <w:p>
+            <w:pPr>
+              <w:jc w:val="center"/>
+            </w:pPr>
             <w:r>
               <w:rPr>
                 <w:rFonts w:ascii="Cambria" w:hAnsi="Cambria" w:cs="Cambria"/>
                 <w:color w:val="000000"/>
               </w:rPr>
+              <w:lastRenderedPageBreak/>
               <w:t>DC to DC Inverter and Controller Desing</w:t>
             </w:r>
           </w:p>
@@ -10193,6 +10200,9 @@
             <w:tcW w:w="2160" w:type="dxa"/>
           </w:tcPr>
           <w:p>
+            <w:pPr>
+              <w:jc w:val="center"/>
+            </w:pPr>
             <w:r>
               <w:rPr>
                 <w:rFonts w:ascii="Cambria" w:hAnsi="Cambria" w:cs="Cambria"/>
@@ -10216,6 +10226,9 @@
             <w:tcW w:w="2160" w:type="dxa"/>
           </w:tcPr>
           <w:p>
+            <w:pPr>
+              <w:jc w:val="center"/>
+            </w:pPr>
             <w:r>
               <w:rPr>
                 <w:rFonts w:ascii="Cambria" w:hAnsi="Cambria" w:cs="Cambria"/>
@@ -10230,6 +10243,9 @@
             <w:tcW w:w="2160" w:type="dxa"/>
           </w:tcPr>
           <w:p>
+            <w:pPr>
+              <w:jc w:val="center"/>
+            </w:pPr>
             <w:r>
               <w:rPr>
                 <w:rFonts w:ascii="Cambria" w:hAnsi="Cambria" w:cs="Cambria"/>
@@ -10245,25 +10261,41 @@
           <w:tcPr>
             <w:tcW w:w="2160" w:type="dxa"/>
           </w:tcPr>
-          <w:p/>
+          <w:p>
+            <w:pPr>
+              <w:jc w:val="center"/>
+            </w:pPr>
+          </w:p>
         </w:tc>
         <w:tc>
           <w:tcPr>
             <w:tcW w:w="2160" w:type="dxa"/>
           </w:tcPr>
-          <w:p/>
+          <w:p>
+            <w:pPr>
+              <w:jc w:val="center"/>
+            </w:pPr>
+          </w:p>
         </w:tc>
         <w:tc>
           <w:tcPr>
             <w:tcW w:w="2160" w:type="dxa"/>
           </w:tcPr>
-          <w:p/>
+          <w:p>
+            <w:pPr>
+              <w:jc w:val="center"/>
+            </w:pPr>
+          </w:p>
         </w:tc>
         <w:tc>
           <w:tcPr>
             <w:tcW w:w="2160" w:type="dxa"/>
           </w:tcPr>
-          <w:p/>
+          <w:p>
+            <w:pPr>
+              <w:jc w:val="center"/>
+            </w:pPr>
+          </w:p>
         </w:tc>
       </w:tr>
       <w:tr>
@@ -10271,25 +10303,41 @@
           <w:tcPr>
             <w:tcW w:w="2160" w:type="dxa"/>
           </w:tcPr>
-          <w:p/>
+          <w:p>
+            <w:pPr>
+              <w:jc w:val="center"/>
+            </w:pPr>
+          </w:p>
         </w:tc>
         <w:tc>
           <w:tcPr>
             <w:tcW w:w="2160" w:type="dxa"/>
           </w:tcPr>
-          <w:p/>
+          <w:p>
+            <w:pPr>
+              <w:jc w:val="center"/>
+            </w:pPr>
+          </w:p>
         </w:tc>
         <w:tc>
           <w:tcPr>
             <w:tcW w:w="2160" w:type="dxa"/>
           </w:tcPr>
-          <w:p/>
+          <w:p>
+            <w:pPr>
+              <w:jc w:val="center"/>
+            </w:pPr>
+          </w:p>
         </w:tc>
         <w:tc>
           <w:tcPr>
             <w:tcW w:w="2160" w:type="dxa"/>
           </w:tcPr>
-          <w:p/>
+          <w:p>
+            <w:pPr>
+              <w:jc w:val="center"/>
+            </w:pPr>
+          </w:p>
         </w:tc>
       </w:tr>
       <w:tr>
@@ -10298,6 +10346,9 @@
             <w:tcW w:w="2160" w:type="dxa"/>
           </w:tcPr>
           <w:p>
+            <w:pPr>
+              <w:jc w:val="center"/>
+            </w:pPr>
             <w:r>
               <w:rPr>
                 <w:rFonts w:ascii="Cambria" w:hAnsi="Cambria" w:cs="Cambria"/>
@@ -10312,6 +10363,9 @@
             <w:tcW w:w="2160" w:type="dxa"/>
           </w:tcPr>
           <w:p>
+            <w:pPr>
+              <w:jc w:val="center"/>
+            </w:pPr>
             <w:r>
               <w:rPr>
                 <w:rFonts w:ascii="Cambria" w:hAnsi="Cambria" w:cs="Cambria"/>
@@ -10333,23 +10387,41 @@
                 <w:rFonts w:ascii="Cambria" w:hAnsi="Cambria" w:cs="Cambria"/>
                 <w:color w:val="000000"/>
               </w:rPr>
-              <w:t xml:space="preserve">, </w:t>
-            </w:r>
+              <w:t xml:space="preserve">, AC load, cable sizing, and power factor correction calculations. </w:t>
+            </w:r>
+            <w:proofErr w:type="spellStart"/>
             <w:r>
               <w:rPr>
                 <w:rFonts w:ascii="Cambria" w:hAnsi="Cambria" w:cs="Cambria"/>
                 <w:color w:val="000000"/>
               </w:rPr>
-              <w:lastRenderedPageBreak/>
-              <w:t xml:space="preserve">AC load, cable sizing, and power factor correction calculations. </w:t>
-            </w:r>
+              <w:t>Recepticles</w:t>
+            </w:r>
+            <w:proofErr w:type="spellEnd"/>
+            <w:r>
+              <w:rPr>
+                <w:rFonts w:ascii="Cambria" w:hAnsi="Cambria" w:cs="Cambria"/>
+                <w:color w:val="000000"/>
+              </w:rPr>
+              <w:t xml:space="preserve"> and Lighting Circuits and drawings are created</w:t>
+            </w:r>
+          </w:p>
+        </w:tc>
+        <w:tc>
+          <w:tcPr>
+            <w:tcW w:w="2160" w:type="dxa"/>
+          </w:tcPr>
+          <w:p>
+            <w:pPr>
+              <w:jc w:val="center"/>
+            </w:pPr>
             <w:proofErr w:type="spellStart"/>
             <w:r>
               <w:rPr>
                 <w:rFonts w:ascii="Cambria" w:hAnsi="Cambria" w:cs="Cambria"/>
                 <w:color w:val="000000"/>
               </w:rPr>
-              <w:t>Recepticles</w:t>
+              <w:t>Autocad</w:t>
             </w:r>
             <w:proofErr w:type="spellEnd"/>
             <w:r>
@@ -10357,8 +10429,17 @@
                 <w:rFonts w:ascii="Cambria" w:hAnsi="Cambria" w:cs="Cambria"/>
                 <w:color w:val="000000"/>
               </w:rPr>
-              <w:t xml:space="preserve"> and Lighting Circuits and drawings are created</w:t>
-            </w:r>
+              <w:t xml:space="preserve">, Revit, </w:t>
+            </w:r>
+            <w:proofErr w:type="spellStart"/>
+            <w:r>
+              <w:rPr>
+                <w:rFonts w:ascii="Cambria" w:hAnsi="Cambria" w:cs="Cambria"/>
+                <w:color w:val="000000"/>
+              </w:rPr>
+              <w:t>Dialux</w:t>
+            </w:r>
+            <w:proofErr w:type="spellEnd"/>
           </w:p>
         </w:tc>
         <w:tc>
@@ -10366,39 +10447,9 @@
             <w:tcW w:w="2160" w:type="dxa"/>
           </w:tcPr>
           <w:p>
-            <w:proofErr w:type="spellStart"/>
-            <w:r>
-              <w:rPr>
-                <w:rFonts w:ascii="Cambria" w:hAnsi="Cambria" w:cs="Cambria"/>
-                <w:color w:val="000000"/>
-              </w:rPr>
-              <w:lastRenderedPageBreak/>
-              <w:t>Autocad</w:t>
-            </w:r>
-            <w:proofErr w:type="spellEnd"/>
-            <w:r>
-              <w:rPr>
-                <w:rFonts w:ascii="Cambria" w:hAnsi="Cambria" w:cs="Cambria"/>
-                <w:color w:val="000000"/>
-              </w:rPr>
-              <w:t xml:space="preserve">, Revit, </w:t>
-            </w:r>
-            <w:proofErr w:type="spellStart"/>
-            <w:r>
-              <w:rPr>
-                <w:rFonts w:ascii="Cambria" w:hAnsi="Cambria" w:cs="Cambria"/>
-                <w:color w:val="000000"/>
-              </w:rPr>
-              <w:t>Dialux</w:t>
-            </w:r>
-            <w:proofErr w:type="spellEnd"/>
-          </w:p>
-        </w:tc>
-        <w:tc>
-          <w:tcPr>
-            <w:tcW w:w="2160" w:type="dxa"/>
-          </w:tcPr>
-          <w:p>
+            <w:pPr>
+              <w:jc w:val="center"/>
+            </w:pPr>
             <w:r>
               <w:rPr>
                 <w:rFonts w:ascii="Cambria" w:hAnsi="Cambria" w:cs="Cambria"/>
@@ -10414,25 +10465,41 @@
           <w:tcPr>
             <w:tcW w:w="2160" w:type="dxa"/>
           </w:tcPr>
-          <w:p/>
+          <w:p>
+            <w:pPr>
+              <w:jc w:val="center"/>
+            </w:pPr>
+          </w:p>
         </w:tc>
         <w:tc>
           <w:tcPr>
             <w:tcW w:w="2160" w:type="dxa"/>
           </w:tcPr>
-          <w:p/>
+          <w:p>
+            <w:pPr>
+              <w:jc w:val="center"/>
+            </w:pPr>
+          </w:p>
         </w:tc>
         <w:tc>
           <w:tcPr>
             <w:tcW w:w="2160" w:type="dxa"/>
           </w:tcPr>
-          <w:p/>
+          <w:p>
+            <w:pPr>
+              <w:jc w:val="center"/>
+            </w:pPr>
+          </w:p>
         </w:tc>
         <w:tc>
           <w:tcPr>
             <w:tcW w:w="2160" w:type="dxa"/>
           </w:tcPr>
-          <w:p/>
+          <w:p>
+            <w:pPr>
+              <w:jc w:val="center"/>
+            </w:pPr>
+          </w:p>
         </w:tc>
       </w:tr>
       <w:tr>
@@ -10441,6 +10508,9 @@
             <w:tcW w:w="2160" w:type="dxa"/>
           </w:tcPr>
           <w:p>
+            <w:pPr>
+              <w:jc w:val="center"/>
+            </w:pPr>
             <w:r>
               <w:rPr>
                 <w:rFonts w:ascii="Cambria" w:hAnsi="Cambria" w:cs="Cambria"/>
@@ -10455,6 +10525,9 @@
             <w:tcW w:w="2160" w:type="dxa"/>
           </w:tcPr>
           <w:p>
+            <w:pPr>
+              <w:jc w:val="center"/>
+            </w:pPr>
             <w:r>
               <w:rPr>
                 <w:rFonts w:ascii="Cambria" w:hAnsi="Cambria" w:cs="Cambria"/>
@@ -10501,6 +10574,9 @@
             <w:tcW w:w="2160" w:type="dxa"/>
           </w:tcPr>
           <w:p>
+            <w:pPr>
+              <w:jc w:val="center"/>
+            </w:pPr>
             <w:r>
               <w:rPr>
                 <w:rFonts w:ascii="Cambria" w:hAnsi="Cambria" w:cs="Cambria"/>
@@ -10524,6 +10600,9 @@
             <w:tcW w:w="2160" w:type="dxa"/>
           </w:tcPr>
           <w:p>
+            <w:pPr>
+              <w:jc w:val="center"/>
+            </w:pPr>
             <w:r>
               <w:rPr>
                 <w:rFonts w:ascii="Cambria" w:hAnsi="Cambria" w:cs="Cambria"/>
@@ -10539,25 +10618,41 @@
           <w:tcPr>
             <w:tcW w:w="2160" w:type="dxa"/>
           </w:tcPr>
-          <w:p/>
+          <w:p>
+            <w:pPr>
+              <w:jc w:val="center"/>
+            </w:pPr>
+          </w:p>
         </w:tc>
         <w:tc>
           <w:tcPr>
             <w:tcW w:w="2160" w:type="dxa"/>
           </w:tcPr>
-          <w:p/>
+          <w:p>
+            <w:pPr>
+              <w:jc w:val="center"/>
+            </w:pPr>
+          </w:p>
         </w:tc>
         <w:tc>
           <w:tcPr>
             <w:tcW w:w="2160" w:type="dxa"/>
           </w:tcPr>
-          <w:p/>
+          <w:p>
+            <w:pPr>
+              <w:jc w:val="center"/>
+            </w:pPr>
+          </w:p>
         </w:tc>
         <w:tc>
           <w:tcPr>
             <w:tcW w:w="2160" w:type="dxa"/>
           </w:tcPr>
-          <w:p/>
+          <w:p>
+            <w:pPr>
+              <w:jc w:val="center"/>
+            </w:pPr>
+          </w:p>
         </w:tc>
       </w:tr>
       <w:tr>
@@ -10566,6 +10661,9 @@
             <w:tcW w:w="2160" w:type="dxa"/>
           </w:tcPr>
           <w:p>
+            <w:pPr>
+              <w:jc w:val="center"/>
+            </w:pPr>
             <w:r>
               <w:rPr>
                 <w:rFonts w:ascii="Cambria" w:hAnsi="Cambria" w:cs="Cambria"/>
@@ -10580,6 +10678,9 @@
             <w:tcW w:w="2160" w:type="dxa"/>
           </w:tcPr>
           <w:p>
+            <w:pPr>
+              <w:jc w:val="center"/>
+            </w:pPr>
             <w:r>
               <w:rPr>
                 <w:rFonts w:ascii="Cambria" w:hAnsi="Cambria" w:cs="Cambria"/>
@@ -10594,6 +10695,9 @@
             <w:tcW w:w="2160" w:type="dxa"/>
           </w:tcPr>
           <w:p>
+            <w:pPr>
+              <w:jc w:val="center"/>
+            </w:pPr>
             <w:r>
               <w:rPr>
                 <w:rFonts w:ascii="Cambria" w:hAnsi="Cambria" w:cs="Cambria"/>
@@ -10608,6 +10712,9 @@
             <w:tcW w:w="2160" w:type="dxa"/>
           </w:tcPr>
           <w:p>
+            <w:pPr>
+              <w:jc w:val="center"/>
+            </w:pPr>
             <w:r>
               <w:rPr>
                 <w:rFonts w:ascii="Cambria" w:hAnsi="Cambria" w:cs="Cambria"/>
@@ -10619,7 +10726,11 @@
         </w:tc>
       </w:tr>
     </w:tbl>
-    <w:p/>
+    <w:p>
+      <w:pPr>
+        <w:jc w:val="center"/>
+      </w:pPr>
+    </w:p>
     <w:sectPr>
       <w:headerReference w:type="even" r:id="rId8"/>
       <w:headerReference w:type="default" r:id="rId9"/>
@@ -10681,7 +10792,6 @@
     <w:r>
       <w:rPr>
         <w:rFonts w:ascii="Times New Roman" w:hAnsi="Times New Roman"/>
-        <w:sz w:val="22"/>
       </w:rPr>
       <w:t>Last updated March 12, 2024</w:t>
     </w:r>
@@ -11355,7 +11465,7 @@
     <w:link w:val="Heading1Char"/>
     <w:uiPriority w:val="9"/>
     <w:qFormat/>
-    <w:rsid w:val="00FC693F"/>
+    <w:rsid w:val="0038534A"/>
     <w:pPr>
       <w:keepNext/>
       <w:keepLines/>
@@ -11642,7 +11752,7 @@
     <w:basedOn w:val="DefaultParagraphFont"/>
     <w:link w:val="Heading1"/>
     <w:uiPriority w:val="9"/>
-    <w:rsid w:val="00FC693F"/>
+    <w:rsid w:val="0038534A"/>
     <w:rPr>
       <w:rFonts w:asciiTheme="majorHAnsi" w:eastAsiaTheme="majorEastAsia" w:hAnsiTheme="majorHAnsi" w:cstheme="majorBidi"/>
       <w:b/>
@@ -11687,8 +11797,9 @@
     <w:link w:val="TitleChar"/>
     <w:uiPriority w:val="10"/>
     <w:qFormat/>
-    <w:rsid w:val="00FC693F"/>
+    <w:rsid w:val="00B36B6C"/>
     <w:pPr>
+      <w:pageBreakBefore/>
       <w:pBdr>
         <w:bottom w:val="single" w:sz="8" w:space="4" w:color="4F81BD" w:themeColor="accent1"/>
       </w:pBdr>
@@ -11709,7 +11820,7 @@
     <w:basedOn w:val="DefaultParagraphFont"/>
     <w:link w:val="Title"/>
     <w:uiPriority w:val="10"/>
-    <w:rsid w:val="00FC693F"/>
+    <w:rsid w:val="00B36B6C"/>
     <w:rPr>
       <w:rFonts w:asciiTheme="majorHAnsi" w:eastAsiaTheme="majorEastAsia" w:hAnsiTheme="majorHAnsi" w:cstheme="majorBidi"/>
       <w:color w:val="17365D" w:themeColor="text2" w:themeShade="BF"/>

--- a/Araz B Karimi Portfolio.docx
+++ b/Araz B Karimi Portfolio.docx
@@ -10794,7 +10794,7 @@
         <w:rFonts w:ascii="Times New Roman" w:hAnsi="Times New Roman"/>
         <w:sz w:val="22"/>
       </w:rPr>
-      <w:t>Last updated March 14, 2024</w:t>
+      <w:t>Last updated March 16, 2024</w:t>
     </w:r>
   </w:p>
 </w:ftr>

--- a/Araz B Karimi Portfolio.docx
+++ b/Araz B Karimi Portfolio.docx
@@ -10794,7 +10794,7 @@
         <w:rFonts w:ascii="Times New Roman" w:hAnsi="Times New Roman"/>
         <w:sz w:val="22"/>
       </w:rPr>
-      <w:t>Last updated March 16, 2024</w:t>
+      <w:t>Last updated April 02, 2024</w:t>
     </w:r>
   </w:p>
 </w:ftr>
